--- a/Semester 2/Stage_1_Lab_Student_Handout.docx
+++ b/Semester 2/Stage_1_Lab_Student_Handout.docx
@@ -1,6 +1,6 @@
 
 <file path=word/document.xml><?xml version="1.0" encoding="utf-8"?>
-<w:document xmlns:wpc="http://schemas.microsoft.com/office/word/2010/wordprocessingCanvas" xmlns:cx="http://schemas.microsoft.com/office/drawing/2014/chartex" xmlns:cx1="http://schemas.microsoft.com/office/drawing/2015/9/8/chartex" xmlns:cx2="http://schemas.microsoft.com/office/drawing/2015/10/21/chartex" xmlns:cx3="http://schemas.microsoft.com/office/drawing/2016/5/9/chartex" xmlns:cx4="http://schemas.microsoft.com/office/drawing/2016/5/10/chartex" xmlns:cx5="http://schemas.microsoft.com/office/drawing/2016/5/11/chartex" xmlns:cx6="http://schemas.microsoft.com/office/drawing/2016/5/12/chartex" xmlns:cx7="http://schemas.microsoft.com/office/drawing/2016/5/13/chartex" xmlns:cx8="http://schemas.microsoft.com/office/drawing/2016/5/14/chartex" xmlns:mc="http://schemas.openxmlformats.org/markup-compatibility/2006" xmlns:aink="http://schemas.microsoft.com/office/drawing/2016/ink" xmlns:am3d="http://schemas.microsoft.com/office/drawing/2017/model3d" xmlns:o="urn:schemas-microsoft-com:office:office" xmlns:oel="http://schemas.microsoft.com/office/2019/extlst" xmlns:r="http://schemas.openxmlformats.org/officeDocument/2006/relationships" xmlns:m="http://schemas.openxmlformats.org/officeDocument/2006/math" xmlns:v="urn:schemas-microsoft-com:vml" xmlns:wp14="http://schemas.microsoft.com/office/word/2010/wordprocessingDrawing" xmlns:wp="http://schemas.openxmlformats.org/drawingml/2006/wordprocessingDrawing" xmlns:w10="urn:schemas-microsoft-com:office:word" xmlns:w="http://schemas.openxmlformats.org/wordprocessingml/2006/main" xmlns:w14="http://schemas.microsoft.com/office/word/2010/wordml" xmlns:w15="http://schemas.microsoft.com/office/word/2012/wordml" xmlns:w16cei="http://schemas.microsoft.com/office/word/2026/wordml/cei" xmlns:w16cex="http://schemas.microsoft.com/office/word/2018/wordml/cex" xmlns:w16cid="http://schemas.microsoft.com/office/word/2016/wordml/cid" xmlns:w16="http://schemas.microsoft.com/office/word/2018/wordml" xmlns:w16du="http://schemas.microsoft.com/office/word/2023/wordml/word16du" xmlns:w16sdtdh="http://schemas.microsoft.com/office/word/2020/wordml/sdtdatahash" xmlns:w16sdtfl="http://schemas.microsoft.com/office/word/2024/wordml/sdtformatlock" xmlns:w16se="http://schemas.microsoft.com/office/word/2015/wordml/symex" xmlns:wpg="http://schemas.microsoft.com/office/word/2010/wordprocessingGroup" xmlns:wpi="http://schemas.microsoft.com/office/word/2010/wordprocessingInk" xmlns:wne="http://schemas.microsoft.com/office/word/2006/wordml" xmlns:wps="http://schemas.microsoft.com/office/word/2010/wordprocessingShape" mc:Ignorable="w14 w15 w16se w16cid w16 w16cex w16sdtdh w16sdtfl w16du wp14">
+<w:document xmlns:wpc="http://schemas.microsoft.com/office/word/2010/wordprocessingCanvas" xmlns:cx="http://schemas.microsoft.com/office/drawing/2014/chartex" xmlns:cx1="http://schemas.microsoft.com/office/drawing/2015/9/8/chartex" xmlns:cx2="http://schemas.microsoft.com/office/drawing/2015/10/21/chartex" xmlns:cx3="http://schemas.microsoft.com/office/drawing/2016/5/9/chartex" xmlns:cx4="http://schemas.microsoft.com/office/drawing/2016/5/10/chartex" xmlns:cx5="http://schemas.microsoft.com/office/drawing/2016/5/11/chartex" xmlns:cx6="http://schemas.microsoft.com/office/drawing/2016/5/12/chartex" xmlns:cx7="http://schemas.microsoft.com/office/drawing/2016/5/13/chartex" xmlns:cx8="http://schemas.microsoft.com/office/drawing/2016/5/14/chartex" xmlns:mc="http://schemas.openxmlformats.org/markup-compatibility/2006" xmlns:aink="http://schemas.microsoft.com/office/drawing/2016/ink" xmlns:am3d="http://schemas.microsoft.com/office/drawing/2017/model3d" xmlns:o="urn:schemas-microsoft-com:office:office" xmlns:oel="http://schemas.microsoft.com/office/2019/extlst" xmlns:r="http://schemas.openxmlformats.org/officeDocument/2006/relationships" xmlns:m="http://schemas.openxmlformats.org/officeDocument/2006/math" xmlns:v="urn:schemas-microsoft-com:vml" xmlns:wp14="http://schemas.microsoft.com/office/word/2010/wordprocessingDrawing" xmlns:wp="http://schemas.openxmlformats.org/drawingml/2006/wordprocessingDrawing" xmlns:w10="urn:schemas-microsoft-com:office:word" xmlns:w="http://schemas.openxmlformats.org/wordprocessingml/2006/main" xmlns:w14="http://schemas.microsoft.com/office/word/2010/wordml" xmlns:w15="http://schemas.microsoft.com/office/word/2012/wordml" xmlns:w16cex="http://schemas.microsoft.com/office/word/2018/wordml/cex" xmlns:w16cid="http://schemas.microsoft.com/office/word/2016/wordml/cid" xmlns:w16="http://schemas.microsoft.com/office/word/2018/wordml" xmlns:w16du="http://schemas.microsoft.com/office/word/2023/wordml/word16du" xmlns:w16sdtdh="http://schemas.microsoft.com/office/word/2020/wordml/sdtdatahash" xmlns:w16sdtfl="http://schemas.microsoft.com/office/word/2024/wordml/sdtformatlock" xmlns:w16se="http://schemas.microsoft.com/office/word/2015/wordml/symex" xmlns:wpg="http://schemas.microsoft.com/office/word/2010/wordprocessingGroup" xmlns:wpi="http://schemas.microsoft.com/office/word/2010/wordprocessingInk" xmlns:wne="http://schemas.microsoft.com/office/word/2006/wordml" xmlns:wps="http://schemas.microsoft.com/office/word/2010/wordprocessingShape" mc:Ignorable="w14 w15 w16se w16cid w16 w16cex w16sdtdh w16sdtfl w16du wp14">
   <w:body>
     <w:p>
       <w:pPr>
@@ -8,16 +8,7 @@
         <w:jc w:val="center"/>
       </w:pPr>
       <w:r>
-        <w:t xml:space="preserve">Stage </w:t>
-      </w:r>
-      <w:r>
-        <w:t>1</w:t>
-      </w:r>
-      <w:r>
-        <w:t xml:space="preserve"> Lab</w:t>
-      </w:r>
-      <w:r>
-        <w:t xml:space="preserve"> - Human vs AI: Building Your First SmartCare Prototype</w:t>
+        <w:t>Stage 1 Lab - Human vs AI: Building Your First SmartCare Prototype</w:t>
       </w:r>
     </w:p>
     <w:p>
@@ -36,7 +27,13 @@
         <w:t>Create and run a simple Python file</w:t>
       </w:r>
       <w:r>
-        <w:t xml:space="preserve"> with basic input,output and processing statements</w:t>
+        <w:t xml:space="preserve"> with basic input,</w:t>
+      </w:r>
+      <w:r>
+        <w:t xml:space="preserve"> </w:t>
+      </w:r>
+      <w:r>
+        <w:t>output and processing statements</w:t>
       </w:r>
     </w:p>
     <w:p>
@@ -103,10 +100,7 @@
     </w:p>
     <w:p>
       <w:r>
-        <w:t>stage</w:t>
-      </w:r>
-      <w:r>
-        <w:t>01/</w:t>
+        <w:t>stage01/</w:t>
       </w:r>
       <w:r>
         <w:br/>
@@ -139,23 +133,133 @@
       </w:r>
     </w:p>
     <w:p>
-      <w:r>
+      <w:pPr>
+        <w:rPr>
+          <w:color w:val="EE0000"/>
+        </w:rPr>
+      </w:pPr>
+      <w:r>
+        <w:rPr>
+          <w:color w:val="EE0000"/>
+        </w:rPr>
         <w:t>What data must be stored?</w:t>
       </w:r>
     </w:p>
     <w:p>
       <w:r>
+        <w:t>Patient name, practitioner name and appointment time</w:t>
+      </w:r>
+    </w:p>
+    <w:p>
+      <w:pPr>
+        <w:rPr>
+          <w:color w:val="EE0000"/>
+        </w:rPr>
+      </w:pPr>
+      <w:r>
+        <w:rPr>
+          <w:color w:val="EE0000"/>
+        </w:rPr>
         <w:t>What functions might be useful?</w:t>
       </w:r>
     </w:p>
     <w:p>
-      <w:r>
+      <w:proofErr w:type="gramStart"/>
+      <w:r>
+        <w:t>Adding  a</w:t>
+      </w:r>
+      <w:r>
+        <w:t>n</w:t>
+      </w:r>
+      <w:proofErr w:type="gramEnd"/>
+      <w:r>
+        <w:t xml:space="preserve"> </w:t>
+      </w:r>
+      <w:r>
+        <w:t>appointment</w:t>
+      </w:r>
+      <w:r>
+        <w:t>, deleting a</w:t>
+      </w:r>
+      <w:r>
+        <w:t>n</w:t>
+      </w:r>
+      <w:r>
+        <w:t xml:space="preserve"> </w:t>
+      </w:r>
+      <w:r>
+        <w:t>appointment</w:t>
+      </w:r>
+      <w:r>
+        <w:t xml:space="preserve">, checking </w:t>
+      </w:r>
+      <w:r>
+        <w:t>if an</w:t>
+      </w:r>
+      <w:r>
+        <w:t xml:space="preserve"> </w:t>
+      </w:r>
+      <w:r>
+        <w:t>appointment</w:t>
+      </w:r>
+      <w:r>
+        <w:t xml:space="preserve"> exists</w:t>
+      </w:r>
+      <w:r>
+        <w:t xml:space="preserve">, sorting </w:t>
+      </w:r>
+      <w:r>
+        <w:t>appointment</w:t>
+      </w:r>
+      <w:r>
+        <w:t>s</w:t>
+      </w:r>
+    </w:p>
+    <w:p>
+      <w:pPr>
+        <w:rPr>
+          <w:color w:val="EE0000"/>
+        </w:rPr>
+      </w:pPr>
+      <w:r>
+        <w:rPr>
+          <w:color w:val="EE0000"/>
+        </w:rPr>
         <w:t>What could go wrong?</w:t>
       </w:r>
     </w:p>
     <w:p>
       <w:r>
+        <w:t xml:space="preserve">Booking </w:t>
+      </w:r>
+      <w:r>
+        <w:t xml:space="preserve">time </w:t>
+      </w:r>
+      <w:proofErr w:type="gramStart"/>
+      <w:r>
+        <w:t>overlap</w:t>
+      </w:r>
+      <w:proofErr w:type="gramEnd"/>
+      <w:r>
+        <w:t>, duplicate bookings, wrong bookings</w:t>
+      </w:r>
+    </w:p>
+    <w:p>
+      <w:pPr>
+        <w:rPr>
+          <w:color w:val="EE0000"/>
+        </w:rPr>
+      </w:pPr>
+      <w:r>
+        <w:rPr>
+          <w:color w:val="EE0000"/>
+        </w:rPr>
         <w:t>What requirements are unclear?</w:t>
+      </w:r>
+    </w:p>
+    <w:p>
+      <w:r>
+        <w:t>An appointment time is specified, but nothing about how long the bookings should last. How does one know when a booking could overlap? Do the bookings last forever?</w:t>
       </w:r>
     </w:p>
     <w:p>
@@ -196,79 +300,81 @@
           <w:b/>
           <w:bCs/>
         </w:rPr>
-        <w:t># Create and run a simple Python file with basic input,output statements</w:t>
-      </w:r>
-    </w:p>
-    <w:p>
-      <w:pPr>
-        <w:spacing w:after="0"/>
+        <w:t xml:space="preserve"># Create and run a simple Python file with basic </w:t>
+      </w:r>
+      <w:proofErr w:type="spellStart"/>
+      <w:proofErr w:type="gramStart"/>
+      <w:r>
         <w:rPr>
           <w:rFonts w:ascii="Courier New" w:hAnsi="Courier New" w:cs="Courier New"/>
           <w:b/>
           <w:bCs/>
         </w:rPr>
-      </w:pPr>
-    </w:p>
-    <w:p>
-      <w:pPr>
-        <w:spacing w:after="0"/>
+        <w:t>input,output</w:t>
+      </w:r>
+      <w:proofErr w:type="spellEnd"/>
+      <w:proofErr w:type="gramEnd"/>
+      <w:r>
         <w:rPr>
           <w:rFonts w:ascii="Courier New" w:hAnsi="Courier New" w:cs="Courier New"/>
           <w:b/>
           <w:bCs/>
         </w:rPr>
-      </w:pPr>
-      <w:r>
+        <w:t xml:space="preserve"> statements</w:t>
+      </w:r>
+    </w:p>
+    <w:p>
+      <w:pPr>
+        <w:spacing w:after="0"/>
         <w:rPr>
           <w:rFonts w:ascii="Courier New" w:hAnsi="Courier New" w:cs="Courier New"/>
           <w:b/>
           <w:bCs/>
         </w:rPr>
-        <w:t xml:space="preserve">print("Welcome to SmartCare: Community Clinic </w:t>
-      </w:r>
-      <w:r>
+      </w:pPr>
+    </w:p>
+    <w:p>
+      <w:pPr>
+        <w:spacing w:after="0"/>
         <w:rPr>
           <w:rFonts w:ascii="Courier New" w:hAnsi="Courier New" w:cs="Courier New"/>
           <w:b/>
           <w:bCs/>
         </w:rPr>
-        <w:t>Appointment Booking</w:t>
-      </w:r>
+      </w:pPr>
+      <w:proofErr w:type="gramStart"/>
       <w:r>
         <w:rPr>
           <w:rFonts w:ascii="Courier New" w:hAnsi="Courier New" w:cs="Courier New"/>
           <w:b/>
           <w:bCs/>
         </w:rPr>
-        <w:t xml:space="preserve"> System!")</w:t>
-      </w:r>
-    </w:p>
-    <w:p>
-      <w:pPr>
-        <w:spacing w:after="0"/>
+        <w:t>print(</w:t>
+      </w:r>
+      <w:proofErr w:type="gramEnd"/>
+      <w:r>
         <w:rPr>
           <w:rFonts w:ascii="Courier New" w:hAnsi="Courier New" w:cs="Courier New"/>
           <w:b/>
           <w:bCs/>
         </w:rPr>
-      </w:pPr>
-    </w:p>
-    <w:p>
-      <w:pPr>
-        <w:spacing w:after="0"/>
+        <w:t xml:space="preserve">"Welcome to SmartCare: Community Clinic </w:t>
+      </w:r>
+      <w:r>
         <w:rPr>
           <w:rFonts w:ascii="Courier New" w:hAnsi="Courier New" w:cs="Courier New"/>
           <w:b/>
           <w:bCs/>
         </w:rPr>
-      </w:pPr>
+        <w:t>Appointment Booking</w:t>
+      </w:r>
       <w:r>
         <w:rPr>
           <w:rFonts w:ascii="Courier New" w:hAnsi="Courier New" w:cs="Courier New"/>
           <w:b/>
           <w:bCs/>
         </w:rPr>
-        <w:t># First Appointment</w:t>
+        <w:t xml:space="preserve"> System!")</w:t>
       </w:r>
     </w:p>
     <w:p>
@@ -280,79 +386,78 @@
           <w:bCs/>
         </w:rPr>
       </w:pPr>
-      <w:r>
+    </w:p>
+    <w:p>
+      <w:pPr>
+        <w:spacing w:after="0"/>
         <w:rPr>
           <w:rFonts w:ascii="Courier New" w:hAnsi="Courier New" w:cs="Courier New"/>
           <w:b/>
           <w:bCs/>
         </w:rPr>
-        <w:t>patient1_name = 'Alice Smith'</w:t>
-      </w:r>
-    </w:p>
-    <w:p>
-      <w:pPr>
-        <w:spacing w:after="0"/>
+      </w:pPr>
+      <w:r>
         <w:rPr>
           <w:rFonts w:ascii="Courier New" w:hAnsi="Courier New" w:cs="Courier New"/>
           <w:b/>
           <w:bCs/>
         </w:rPr>
-      </w:pPr>
-      <w:r>
+        <w:t># First Appointment</w:t>
+      </w:r>
+    </w:p>
+    <w:p>
+      <w:pPr>
+        <w:spacing w:after="0"/>
         <w:rPr>
           <w:rFonts w:ascii="Courier New" w:hAnsi="Courier New" w:cs="Courier New"/>
           <w:b/>
           <w:bCs/>
         </w:rPr>
-        <w:t>practitioner1_name = 'Dr. John Doe'</w:t>
-      </w:r>
-    </w:p>
-    <w:p>
-      <w:pPr>
-        <w:spacing w:after="0"/>
+      </w:pPr>
+      <w:r>
         <w:rPr>
           <w:rFonts w:ascii="Courier New" w:hAnsi="Courier New" w:cs="Courier New"/>
           <w:b/>
           <w:bCs/>
         </w:rPr>
-      </w:pPr>
-      <w:r>
+        <w:t>patient1_name = 'Alice Smith'</w:t>
+      </w:r>
+    </w:p>
+    <w:p>
+      <w:pPr>
+        <w:spacing w:after="0"/>
         <w:rPr>
           <w:rFonts w:ascii="Courier New" w:hAnsi="Courier New" w:cs="Courier New"/>
           <w:b/>
           <w:bCs/>
         </w:rPr>
-        <w:t>appointment1_time = '2024-07-20 10:00 AM'</w:t>
-      </w:r>
-    </w:p>
-    <w:p>
-      <w:pPr>
-        <w:spacing w:after="0"/>
+      </w:pPr>
+      <w:r>
         <w:rPr>
           <w:rFonts w:ascii="Courier New" w:hAnsi="Courier New" w:cs="Courier New"/>
           <w:b/>
           <w:bCs/>
         </w:rPr>
-      </w:pPr>
-      <w:r>
+        <w:t>practitioner1_name = 'Dr. John Doe'</w:t>
+      </w:r>
+    </w:p>
+    <w:p>
+      <w:pPr>
+        <w:spacing w:after="0"/>
         <w:rPr>
           <w:rFonts w:ascii="Courier New" w:hAnsi="Courier New" w:cs="Courier New"/>
           <w:b/>
           <w:bCs/>
         </w:rPr>
-        <w:lastRenderedPageBreak/>
-        <w:t>print(f"Patient: {patient1_name} | Practitioner: {practitioner1_name} | Time: {appointment1_time}")</w:t>
-      </w:r>
-    </w:p>
-    <w:p>
-      <w:pPr>
-        <w:spacing w:after="0"/>
+      </w:pPr>
+      <w:r>
         <w:rPr>
           <w:rFonts w:ascii="Courier New" w:hAnsi="Courier New" w:cs="Courier New"/>
           <w:b/>
           <w:bCs/>
         </w:rPr>
-      </w:pPr>
+        <w:t>appointment1_time = '2024-07-20 10:00 AM'</w:t>
+      </w:r>
     </w:p>
     <w:p>
       <w:pPr>
@@ -363,67 +468,69 @@
           <w:bCs/>
         </w:rPr>
       </w:pPr>
+      <w:proofErr w:type="gramStart"/>
       <w:r>
         <w:rPr>
           <w:rFonts w:ascii="Courier New" w:hAnsi="Courier New" w:cs="Courier New"/>
           <w:b/>
           <w:bCs/>
         </w:rPr>
-        <w:t># Second Appointment</w:t>
-      </w:r>
-    </w:p>
-    <w:p>
-      <w:pPr>
-        <w:spacing w:after="0"/>
+        <w:t>print(</w:t>
+      </w:r>
+      <w:proofErr w:type="spellStart"/>
+      <w:proofErr w:type="gramEnd"/>
+      <w:r>
         <w:rPr>
           <w:rFonts w:ascii="Courier New" w:hAnsi="Courier New" w:cs="Courier New"/>
           <w:b/>
           <w:bCs/>
         </w:rPr>
-      </w:pPr>
+        <w:t>f"</w:t>
+      </w:r>
+      <w:proofErr w:type="gramStart"/>
       <w:r>
         <w:rPr>
           <w:rFonts w:ascii="Courier New" w:hAnsi="Courier New" w:cs="Courier New"/>
           <w:b/>
           <w:bCs/>
         </w:rPr>
-        <w:t>patient2_name = 'Bob Johnson'</w:t>
-      </w:r>
-    </w:p>
-    <w:p>
-      <w:pPr>
-        <w:spacing w:after="0"/>
+        <w:t>Patient</w:t>
+      </w:r>
+      <w:proofErr w:type="spellEnd"/>
+      <w:r>
         <w:rPr>
           <w:rFonts w:ascii="Courier New" w:hAnsi="Courier New" w:cs="Courier New"/>
           <w:b/>
           <w:bCs/>
         </w:rPr>
-      </w:pPr>
+        <w:t>: {</w:t>
+      </w:r>
+      <w:proofErr w:type="gramEnd"/>
       <w:r>
         <w:rPr>
           <w:rFonts w:ascii="Courier New" w:hAnsi="Courier New" w:cs="Courier New"/>
           <w:b/>
           <w:bCs/>
         </w:rPr>
-        <w:t>practitioner2_name = 'Dr. Jane Roe'</w:t>
-      </w:r>
-    </w:p>
-    <w:p>
-      <w:pPr>
-        <w:spacing w:after="0"/>
+        <w:t>patient1_name} | Practitioner: {practitioner1_name} | Time: {appointment1_</w:t>
+      </w:r>
+      <w:proofErr w:type="gramStart"/>
+      <w:r>
         <w:rPr>
           <w:rFonts w:ascii="Courier New" w:hAnsi="Courier New" w:cs="Courier New"/>
           <w:b/>
           <w:bCs/>
         </w:rPr>
-      </w:pPr>
+        <w:t>time}"</w:t>
+      </w:r>
+      <w:proofErr w:type="gramEnd"/>
       <w:r>
         <w:rPr>
           <w:rFonts w:ascii="Courier New" w:hAnsi="Courier New" w:cs="Courier New"/>
           <w:b/>
           <w:bCs/>
         </w:rPr>
-        <w:t>appointment2_time = '2024-07-20 11:30 AM'</w:t>
+        <w:t>)</w:t>
       </w:r>
     </w:p>
     <w:p>
@@ -435,13 +542,151 @@
           <w:bCs/>
         </w:rPr>
       </w:pPr>
-      <w:r>
+    </w:p>
+    <w:p>
+      <w:pPr>
+        <w:spacing w:after="0"/>
         <w:rPr>
           <w:rFonts w:ascii="Courier New" w:hAnsi="Courier New" w:cs="Courier New"/>
           <w:b/>
           <w:bCs/>
         </w:rPr>
-        <w:t>print(f"Patient: {patient2_name} | Practitioner: {practitioner2_name} | Time: {appointment2_time}")</w:t>
+      </w:pPr>
+      <w:r>
+        <w:rPr>
+          <w:rFonts w:ascii="Courier New" w:hAnsi="Courier New" w:cs="Courier New"/>
+          <w:b/>
+          <w:bCs/>
+        </w:rPr>
+        <w:t># Second Appointment</w:t>
+      </w:r>
+    </w:p>
+    <w:p>
+      <w:pPr>
+        <w:spacing w:after="0"/>
+        <w:rPr>
+          <w:rFonts w:ascii="Courier New" w:hAnsi="Courier New" w:cs="Courier New"/>
+          <w:b/>
+          <w:bCs/>
+        </w:rPr>
+      </w:pPr>
+      <w:r>
+        <w:rPr>
+          <w:rFonts w:ascii="Courier New" w:hAnsi="Courier New" w:cs="Courier New"/>
+          <w:b/>
+          <w:bCs/>
+        </w:rPr>
+        <w:t>patient2_name = 'Bob Johnson'</w:t>
+      </w:r>
+    </w:p>
+    <w:p>
+      <w:pPr>
+        <w:spacing w:after="0"/>
+        <w:rPr>
+          <w:rFonts w:ascii="Courier New" w:hAnsi="Courier New" w:cs="Courier New"/>
+          <w:b/>
+          <w:bCs/>
+        </w:rPr>
+      </w:pPr>
+      <w:r>
+        <w:rPr>
+          <w:rFonts w:ascii="Courier New" w:hAnsi="Courier New" w:cs="Courier New"/>
+          <w:b/>
+          <w:bCs/>
+        </w:rPr>
+        <w:t>practitioner2_name = 'Dr. Jane Roe'</w:t>
+      </w:r>
+    </w:p>
+    <w:p>
+      <w:pPr>
+        <w:spacing w:after="0"/>
+        <w:rPr>
+          <w:rFonts w:ascii="Courier New" w:hAnsi="Courier New" w:cs="Courier New"/>
+          <w:b/>
+          <w:bCs/>
+        </w:rPr>
+      </w:pPr>
+      <w:r>
+        <w:rPr>
+          <w:rFonts w:ascii="Courier New" w:hAnsi="Courier New" w:cs="Courier New"/>
+          <w:b/>
+          <w:bCs/>
+        </w:rPr>
+        <w:t>appointment2_time = '2024-07-20 11:30 AM'</w:t>
+      </w:r>
+    </w:p>
+    <w:p>
+      <w:pPr>
+        <w:spacing w:after="0"/>
+        <w:rPr>
+          <w:rFonts w:ascii="Courier New" w:hAnsi="Courier New" w:cs="Courier New"/>
+          <w:b/>
+          <w:bCs/>
+        </w:rPr>
+      </w:pPr>
+      <w:proofErr w:type="gramStart"/>
+      <w:r>
+        <w:rPr>
+          <w:rFonts w:ascii="Courier New" w:hAnsi="Courier New" w:cs="Courier New"/>
+          <w:b/>
+          <w:bCs/>
+        </w:rPr>
+        <w:t>print(</w:t>
+      </w:r>
+      <w:proofErr w:type="spellStart"/>
+      <w:proofErr w:type="gramEnd"/>
+      <w:r>
+        <w:rPr>
+          <w:rFonts w:ascii="Courier New" w:hAnsi="Courier New" w:cs="Courier New"/>
+          <w:b/>
+          <w:bCs/>
+        </w:rPr>
+        <w:t>f"</w:t>
+      </w:r>
+      <w:proofErr w:type="gramStart"/>
+      <w:r>
+        <w:rPr>
+          <w:rFonts w:ascii="Courier New" w:hAnsi="Courier New" w:cs="Courier New"/>
+          <w:b/>
+          <w:bCs/>
+        </w:rPr>
+        <w:t>Patient</w:t>
+      </w:r>
+      <w:proofErr w:type="spellEnd"/>
+      <w:r>
+        <w:rPr>
+          <w:rFonts w:ascii="Courier New" w:hAnsi="Courier New" w:cs="Courier New"/>
+          <w:b/>
+          <w:bCs/>
+        </w:rPr>
+        <w:t>: {</w:t>
+      </w:r>
+      <w:proofErr w:type="gramEnd"/>
+      <w:r>
+        <w:rPr>
+          <w:rFonts w:ascii="Courier New" w:hAnsi="Courier New" w:cs="Courier New"/>
+          <w:b/>
+          <w:bCs/>
+        </w:rPr>
+        <w:t>patient2_name} | Practitioner: {practitioner2_name} | Time: {appointment2_</w:t>
+      </w:r>
+      <w:proofErr w:type="gramStart"/>
+      <w:r>
+        <w:rPr>
+          <w:rFonts w:ascii="Courier New" w:hAnsi="Courier New" w:cs="Courier New"/>
+          <w:b/>
+          <w:bCs/>
+        </w:rPr>
+        <w:t>time}"</w:t>
+      </w:r>
+      <w:proofErr w:type="gramEnd"/>
+      <w:r>
+        <w:rPr>
+          <w:rFonts w:ascii="Courier New" w:hAnsi="Courier New" w:cs="Courier New"/>
+          <w:b/>
+          <w:bCs/>
+        </w:rPr>
+        <w:t>)</w:t>
       </w:r>
     </w:p>
     <w:p>
@@ -551,19 +796,19 @@
           <w:bCs/>
           <w:lang w:val="en-AU"/>
         </w:rPr>
-        <w:t>def book_appointment(patient_name, practitioner_name, appointment_time):</w:t>
-      </w:r>
-    </w:p>
-    <w:p>
-      <w:pPr>
-        <w:spacing w:after="0"/>
+        <w:t xml:space="preserve">def </w:t>
+      </w:r>
+      <w:proofErr w:type="spellStart"/>
+      <w:r>
         <w:rPr>
           <w:rFonts w:ascii="Courier New" w:hAnsi="Courier New" w:cs="Courier New"/>
           <w:b/>
           <w:bCs/>
           <w:lang w:val="en-AU"/>
         </w:rPr>
-      </w:pPr>
+        <w:t>book_</w:t>
+      </w:r>
+      <w:proofErr w:type="gramStart"/>
       <w:r>
         <w:rPr>
           <w:rFonts w:ascii="Courier New" w:hAnsi="Courier New" w:cs="Courier New"/>
@@ -571,19 +816,20 @@
           <w:bCs/>
           <w:lang w:val="en-AU"/>
         </w:rPr>
-        <w:t>    if not patient_name:</w:t>
-      </w:r>
-    </w:p>
-    <w:p>
-      <w:pPr>
-        <w:spacing w:after="0"/>
+        <w:t>appointment</w:t>
+      </w:r>
+      <w:proofErr w:type="spellEnd"/>
+      <w:r>
         <w:rPr>
           <w:rFonts w:ascii="Courier New" w:hAnsi="Courier New" w:cs="Courier New"/>
           <w:b/>
           <w:bCs/>
           <w:lang w:val="en-AU"/>
         </w:rPr>
-      </w:pPr>
+        <w:t>(</w:t>
+      </w:r>
+      <w:proofErr w:type="spellStart"/>
+      <w:proofErr w:type="gramEnd"/>
       <w:r>
         <w:rPr>
           <w:rFonts w:ascii="Courier New" w:hAnsi="Courier New" w:cs="Courier New"/>
@@ -591,19 +837,19 @@
           <w:bCs/>
           <w:lang w:val="en-AU"/>
         </w:rPr>
-        <w:t>        raise ValueError("Patient name cannot be empty")</w:t>
-      </w:r>
-    </w:p>
-    <w:p>
-      <w:pPr>
-        <w:spacing w:after="0"/>
+        <w:t>patient_name</w:t>
+      </w:r>
+      <w:proofErr w:type="spellEnd"/>
+      <w:r>
         <w:rPr>
           <w:rFonts w:ascii="Courier New" w:hAnsi="Courier New" w:cs="Courier New"/>
           <w:b/>
           <w:bCs/>
           <w:lang w:val="en-AU"/>
         </w:rPr>
-      </w:pPr>
+        <w:t xml:space="preserve">, </w:t>
+      </w:r>
+      <w:proofErr w:type="spellStart"/>
       <w:r>
         <w:rPr>
           <w:rFonts w:ascii="Courier New" w:hAnsi="Courier New" w:cs="Courier New"/>
@@ -611,19 +857,19 @@
           <w:bCs/>
           <w:lang w:val="en-AU"/>
         </w:rPr>
-        <w:t>    appointment = {</w:t>
-      </w:r>
-    </w:p>
-    <w:p>
-      <w:pPr>
-        <w:spacing w:after="0"/>
+        <w:t>practitioner_name</w:t>
+      </w:r>
+      <w:proofErr w:type="spellEnd"/>
+      <w:r>
         <w:rPr>
           <w:rFonts w:ascii="Courier New" w:hAnsi="Courier New" w:cs="Courier New"/>
           <w:b/>
           <w:bCs/>
           <w:lang w:val="en-AU"/>
         </w:rPr>
-      </w:pPr>
+        <w:t xml:space="preserve">, </w:t>
+      </w:r>
+      <w:proofErr w:type="spellStart"/>
       <w:r>
         <w:rPr>
           <w:rFonts w:ascii="Courier New" w:hAnsi="Courier New" w:cs="Courier New"/>
@@ -631,39 +877,39 @@
           <w:bCs/>
           <w:lang w:val="en-AU"/>
         </w:rPr>
-        <w:t>        "patient": patient_name,</w:t>
-      </w:r>
-    </w:p>
-    <w:p>
-      <w:pPr>
-        <w:spacing w:after="0"/>
+        <w:t>appointment_time</w:t>
+      </w:r>
+      <w:proofErr w:type="spellEnd"/>
+      <w:r>
         <w:rPr>
           <w:rFonts w:ascii="Courier New" w:hAnsi="Courier New" w:cs="Courier New"/>
           <w:b/>
           <w:bCs/>
           <w:lang w:val="en-AU"/>
         </w:rPr>
-      </w:pPr>
-      <w:r>
+        <w:t>):</w:t>
+      </w:r>
+    </w:p>
+    <w:p>
+      <w:pPr>
+        <w:spacing w:after="0"/>
         <w:rPr>
           <w:rFonts w:ascii="Courier New" w:hAnsi="Courier New" w:cs="Courier New"/>
           <w:b/>
           <w:bCs/>
           <w:lang w:val="en-AU"/>
         </w:rPr>
-        <w:t>        "practitioner": practitioner_name,</w:t>
-      </w:r>
-    </w:p>
-    <w:p>
-      <w:pPr>
-        <w:spacing w:after="0"/>
+      </w:pPr>
+      <w:r>
         <w:rPr>
           <w:rFonts w:ascii="Courier New" w:hAnsi="Courier New" w:cs="Courier New"/>
           <w:b/>
           <w:bCs/>
           <w:lang w:val="en-AU"/>
         </w:rPr>
-      </w:pPr>
+        <w:t xml:space="preserve">    if not </w:t>
+      </w:r>
+      <w:proofErr w:type="spellStart"/>
       <w:r>
         <w:rPr>
           <w:rFonts w:ascii="Courier New" w:hAnsi="Courier New" w:cs="Courier New"/>
@@ -671,39 +917,40 @@
           <w:bCs/>
           <w:lang w:val="en-AU"/>
         </w:rPr>
-        <w:t>        "time": appointment_time</w:t>
-      </w:r>
-    </w:p>
-    <w:p>
-      <w:pPr>
-        <w:spacing w:after="0"/>
+        <w:t>patient_name</w:t>
+      </w:r>
+      <w:proofErr w:type="spellEnd"/>
+      <w:r>
         <w:rPr>
           <w:rFonts w:ascii="Courier New" w:hAnsi="Courier New" w:cs="Courier New"/>
           <w:b/>
           <w:bCs/>
           <w:lang w:val="en-AU"/>
         </w:rPr>
-      </w:pPr>
-      <w:r>
+        <w:t>:</w:t>
+      </w:r>
+    </w:p>
+    <w:p>
+      <w:pPr>
+        <w:spacing w:after="0"/>
         <w:rPr>
           <w:rFonts w:ascii="Courier New" w:hAnsi="Courier New" w:cs="Courier New"/>
           <w:b/>
           <w:bCs/>
           <w:lang w:val="en-AU"/>
         </w:rPr>
-        <w:t>    }</w:t>
-      </w:r>
-    </w:p>
-    <w:p>
-      <w:pPr>
-        <w:spacing w:after="0"/>
+      </w:pPr>
+      <w:r>
         <w:rPr>
           <w:rFonts w:ascii="Courier New" w:hAnsi="Courier New" w:cs="Courier New"/>
           <w:b/>
           <w:bCs/>
           <w:lang w:val="en-AU"/>
         </w:rPr>
-      </w:pPr>
+        <w:t xml:space="preserve">        raise </w:t>
+      </w:r>
+      <w:proofErr w:type="spellStart"/>
+      <w:proofErr w:type="gramStart"/>
       <w:r>
         <w:rPr>
           <w:rFonts w:ascii="Courier New" w:hAnsi="Courier New" w:cs="Courier New"/>
@@ -711,70 +958,69 @@
           <w:bCs/>
           <w:lang w:val="en-AU"/>
         </w:rPr>
-        <w:t>    appointments.append(appointment)</w:t>
-      </w:r>
-    </w:p>
-    <w:p>
-      <w:pPr>
-        <w:spacing w:after="0"/>
+        <w:t>ValueError</w:t>
+      </w:r>
+      <w:proofErr w:type="spellEnd"/>
+      <w:r>
         <w:rPr>
           <w:rFonts w:ascii="Courier New" w:hAnsi="Courier New" w:cs="Courier New"/>
           <w:b/>
           <w:bCs/>
           <w:lang w:val="en-AU"/>
         </w:rPr>
-      </w:pPr>
-    </w:p>
-    <w:p>
-      <w:pPr>
-        <w:spacing w:after="0"/>
+        <w:t>(</w:t>
+      </w:r>
+      <w:proofErr w:type="gramEnd"/>
+      <w:r>
         <w:rPr>
           <w:rFonts w:ascii="Courier New" w:hAnsi="Courier New" w:cs="Courier New"/>
           <w:b/>
           <w:bCs/>
           <w:lang w:val="en-AU"/>
         </w:rPr>
-      </w:pPr>
-      <w:r>
+        <w:t>"Patient name cannot be empty")</w:t>
+      </w:r>
+    </w:p>
+    <w:p>
+      <w:pPr>
+        <w:spacing w:after="0"/>
         <w:rPr>
           <w:rFonts w:ascii="Courier New" w:hAnsi="Courier New" w:cs="Courier New"/>
           <w:b/>
           <w:bCs/>
           <w:lang w:val="en-AU"/>
         </w:rPr>
-        <w:t>def display_appointments():</w:t>
-      </w:r>
-    </w:p>
-    <w:p>
-      <w:pPr>
-        <w:spacing w:after="0"/>
+      </w:pPr>
+      <w:r>
         <w:rPr>
           <w:rFonts w:ascii="Courier New" w:hAnsi="Courier New" w:cs="Courier New"/>
           <w:b/>
           <w:bCs/>
           <w:lang w:val="en-AU"/>
         </w:rPr>
-      </w:pPr>
-      <w:r>
+        <w:t>    appointment = {</w:t>
+      </w:r>
+    </w:p>
+    <w:p>
+      <w:pPr>
+        <w:spacing w:after="0"/>
         <w:rPr>
           <w:rFonts w:ascii="Courier New" w:hAnsi="Courier New" w:cs="Courier New"/>
           <w:b/>
           <w:bCs/>
           <w:lang w:val="en-AU"/>
         </w:rPr>
-        <w:t>    if not appointments:</w:t>
-      </w:r>
-    </w:p>
-    <w:p>
-      <w:pPr>
-        <w:spacing w:after="0"/>
+      </w:pPr>
+      <w:r>
         <w:rPr>
           <w:rFonts w:ascii="Courier New" w:hAnsi="Courier New" w:cs="Courier New"/>
           <w:b/>
           <w:bCs/>
           <w:lang w:val="en-AU"/>
         </w:rPr>
-      </w:pPr>
+        <w:t xml:space="preserve">        "patient": </w:t>
+      </w:r>
+      <w:proofErr w:type="spellStart"/>
       <w:r>
         <w:rPr>
           <w:rFonts w:ascii="Courier New" w:hAnsi="Courier New" w:cs="Courier New"/>
@@ -782,39 +1028,39 @@
           <w:bCs/>
           <w:lang w:val="en-AU"/>
         </w:rPr>
-        <w:t>        print("No appointments recorded.")</w:t>
-      </w:r>
-    </w:p>
-    <w:p>
-      <w:pPr>
-        <w:spacing w:after="0"/>
+        <w:t>patient_name</w:t>
+      </w:r>
+      <w:proofErr w:type="spellEnd"/>
+      <w:r>
         <w:rPr>
           <w:rFonts w:ascii="Courier New" w:hAnsi="Courier New" w:cs="Courier New"/>
           <w:b/>
           <w:bCs/>
           <w:lang w:val="en-AU"/>
         </w:rPr>
-      </w:pPr>
-      <w:r>
+        <w:t>,</w:t>
+      </w:r>
+    </w:p>
+    <w:p>
+      <w:pPr>
+        <w:spacing w:after="0"/>
         <w:rPr>
           <w:rFonts w:ascii="Courier New" w:hAnsi="Courier New" w:cs="Courier New"/>
           <w:b/>
           <w:bCs/>
           <w:lang w:val="en-AU"/>
         </w:rPr>
-        <w:t>        return</w:t>
-      </w:r>
-    </w:p>
-    <w:p>
-      <w:pPr>
-        <w:spacing w:after="0"/>
+      </w:pPr>
+      <w:r>
         <w:rPr>
           <w:rFonts w:ascii="Courier New" w:hAnsi="Courier New" w:cs="Courier New"/>
           <w:b/>
           <w:bCs/>
           <w:lang w:val="en-AU"/>
         </w:rPr>
-      </w:pPr>
+        <w:t xml:space="preserve">        "practitioner": </w:t>
+      </w:r>
+      <w:proofErr w:type="spellStart"/>
       <w:r>
         <w:rPr>
           <w:rFonts w:ascii="Courier New" w:hAnsi="Courier New" w:cs="Courier New"/>
@@ -822,90 +1068,91 @@
           <w:bCs/>
           <w:lang w:val="en-AU"/>
         </w:rPr>
-        <w:t>    for appointment in appointments:</w:t>
-      </w:r>
-    </w:p>
-    <w:p>
-      <w:pPr>
-        <w:spacing w:after="0"/>
+        <w:t>practitioner_name</w:t>
+      </w:r>
+      <w:proofErr w:type="spellEnd"/>
+      <w:r>
         <w:rPr>
           <w:rFonts w:ascii="Courier New" w:hAnsi="Courier New" w:cs="Courier New"/>
           <w:b/>
           <w:bCs/>
           <w:lang w:val="en-AU"/>
         </w:rPr>
-      </w:pPr>
-      <w:r>
+        <w:t>,</w:t>
+      </w:r>
+    </w:p>
+    <w:p>
+      <w:pPr>
+        <w:spacing w:after="0"/>
         <w:rPr>
           <w:rFonts w:ascii="Courier New" w:hAnsi="Courier New" w:cs="Courier New"/>
           <w:b/>
           <w:bCs/>
           <w:lang w:val="en-AU"/>
         </w:rPr>
-        <w:t>        print(f"Patient: {appointment['patient']} | Practitioner: {appointment['practitioner']} | Time: {appointment['time']}")</w:t>
-      </w:r>
-    </w:p>
-    <w:p>
-      <w:pPr>
-        <w:spacing w:after="0"/>
+      </w:pPr>
+      <w:r>
         <w:rPr>
           <w:rFonts w:ascii="Courier New" w:hAnsi="Courier New" w:cs="Courier New"/>
           <w:b/>
           <w:bCs/>
           <w:lang w:val="en-AU"/>
         </w:rPr>
-      </w:pPr>
-    </w:p>
-    <w:p>
-      <w:pPr>
-        <w:spacing w:after="0"/>
+        <w:t xml:space="preserve">        "time": </w:t>
+      </w:r>
+      <w:proofErr w:type="spellStart"/>
+      <w:r>
         <w:rPr>
           <w:rFonts w:ascii="Courier New" w:hAnsi="Courier New" w:cs="Courier New"/>
           <w:b/>
           <w:bCs/>
           <w:lang w:val="en-AU"/>
         </w:rPr>
-      </w:pPr>
-      <w:r>
+        <w:t>appointment_time</w:t>
+      </w:r>
+      <w:proofErr w:type="spellEnd"/>
+    </w:p>
+    <w:p>
+      <w:pPr>
+        <w:spacing w:after="0"/>
         <w:rPr>
           <w:rFonts w:ascii="Courier New" w:hAnsi="Courier New" w:cs="Courier New"/>
           <w:b/>
           <w:bCs/>
           <w:lang w:val="en-AU"/>
         </w:rPr>
-        <w:t>print("Welcome to SmartCare: The Clinical Appointment Booking System!")</w:t>
-      </w:r>
-    </w:p>
-    <w:p>
-      <w:pPr>
-        <w:spacing w:after="0"/>
+      </w:pPr>
+      <w:r>
         <w:rPr>
           <w:rFonts w:ascii="Courier New" w:hAnsi="Courier New" w:cs="Courier New"/>
           <w:b/>
           <w:bCs/>
           <w:lang w:val="en-AU"/>
         </w:rPr>
-      </w:pPr>
-      <w:r>
+        <w:t>    }</w:t>
+      </w:r>
+    </w:p>
+    <w:p>
+      <w:pPr>
+        <w:spacing w:after="0"/>
         <w:rPr>
           <w:rFonts w:ascii="Courier New" w:hAnsi="Courier New" w:cs="Courier New"/>
           <w:b/>
           <w:bCs/>
           <w:lang w:val="en-AU"/>
         </w:rPr>
-        <w:t>book_appointment('Alice Smith', 'Dr. John Doe', '2024-07-20 10:00 AM')</w:t>
-      </w:r>
-    </w:p>
-    <w:p>
-      <w:pPr>
-        <w:spacing w:after="0"/>
+      </w:pPr>
+      <w:r>
         <w:rPr>
           <w:rFonts w:ascii="Courier New" w:hAnsi="Courier New" w:cs="Courier New"/>
           <w:b/>
           <w:bCs/>
           <w:lang w:val="en-AU"/>
         </w:rPr>
-      </w:pPr>
+        <w:t xml:space="preserve">    </w:t>
+      </w:r>
+      <w:proofErr w:type="spellStart"/>
+      <w:proofErr w:type="gramStart"/>
       <w:r>
         <w:rPr>
           <w:rFonts w:ascii="Courier New" w:hAnsi="Courier New" w:cs="Courier New"/>
@@ -913,27 +1160,435 @@
           <w:bCs/>
           <w:lang w:val="en-AU"/>
         </w:rPr>
-        <w:t>book_appointment('Bob Johnson', 'Dr. Jane Roe', '2024-07-20 11:30 AM')</w:t>
-      </w:r>
-    </w:p>
-    <w:p>
-      <w:pPr>
-        <w:spacing w:after="0"/>
+        <w:t>appointments.append</w:t>
+      </w:r>
+      <w:proofErr w:type="spellEnd"/>
+      <w:proofErr w:type="gramEnd"/>
+      <w:r>
         <w:rPr>
           <w:rFonts w:ascii="Courier New" w:hAnsi="Courier New" w:cs="Courier New"/>
           <w:b/>
           <w:bCs/>
           <w:lang w:val="en-AU"/>
         </w:rPr>
-      </w:pPr>
-      <w:r>
+        <w:t>(appointment)</w:t>
+      </w:r>
+    </w:p>
+    <w:p>
+      <w:pPr>
+        <w:spacing w:after="0"/>
         <w:rPr>
           <w:rFonts w:ascii="Courier New" w:hAnsi="Courier New" w:cs="Courier New"/>
           <w:b/>
           <w:bCs/>
           <w:lang w:val="en-AU"/>
         </w:rPr>
-        <w:t>display_appointments()</w:t>
+      </w:pPr>
+    </w:p>
+    <w:p>
+      <w:pPr>
+        <w:spacing w:after="0"/>
+        <w:rPr>
+          <w:rFonts w:ascii="Courier New" w:hAnsi="Courier New" w:cs="Courier New"/>
+          <w:b/>
+          <w:bCs/>
+          <w:lang w:val="en-AU"/>
+        </w:rPr>
+      </w:pPr>
+      <w:r>
+        <w:rPr>
+          <w:rFonts w:ascii="Courier New" w:hAnsi="Courier New" w:cs="Courier New"/>
+          <w:b/>
+          <w:bCs/>
+          <w:lang w:val="en-AU"/>
+        </w:rPr>
+        <w:t xml:space="preserve">def </w:t>
+      </w:r>
+      <w:proofErr w:type="spellStart"/>
+      <w:r>
+        <w:rPr>
+          <w:rFonts w:ascii="Courier New" w:hAnsi="Courier New" w:cs="Courier New"/>
+          <w:b/>
+          <w:bCs/>
+          <w:lang w:val="en-AU"/>
+        </w:rPr>
+        <w:t>display_</w:t>
+      </w:r>
+      <w:proofErr w:type="gramStart"/>
+      <w:r>
+        <w:rPr>
+          <w:rFonts w:ascii="Courier New" w:hAnsi="Courier New" w:cs="Courier New"/>
+          <w:b/>
+          <w:bCs/>
+          <w:lang w:val="en-AU"/>
+        </w:rPr>
+        <w:t>appointments</w:t>
+      </w:r>
+      <w:proofErr w:type="spellEnd"/>
+      <w:r>
+        <w:rPr>
+          <w:rFonts w:ascii="Courier New" w:hAnsi="Courier New" w:cs="Courier New"/>
+          <w:b/>
+          <w:bCs/>
+          <w:lang w:val="en-AU"/>
+        </w:rPr>
+        <w:t>(</w:t>
+      </w:r>
+      <w:proofErr w:type="gramEnd"/>
+      <w:r>
+        <w:rPr>
+          <w:rFonts w:ascii="Courier New" w:hAnsi="Courier New" w:cs="Courier New"/>
+          <w:b/>
+          <w:bCs/>
+          <w:lang w:val="en-AU"/>
+        </w:rPr>
+        <w:t>):</w:t>
+      </w:r>
+    </w:p>
+    <w:p>
+      <w:pPr>
+        <w:spacing w:after="0"/>
+        <w:rPr>
+          <w:rFonts w:ascii="Courier New" w:hAnsi="Courier New" w:cs="Courier New"/>
+          <w:b/>
+          <w:bCs/>
+          <w:lang w:val="en-AU"/>
+        </w:rPr>
+      </w:pPr>
+      <w:r>
+        <w:rPr>
+          <w:rFonts w:ascii="Courier New" w:hAnsi="Courier New" w:cs="Courier New"/>
+          <w:b/>
+          <w:bCs/>
+          <w:lang w:val="en-AU"/>
+        </w:rPr>
+        <w:t>    if not appointments:</w:t>
+      </w:r>
+    </w:p>
+    <w:p>
+      <w:pPr>
+        <w:spacing w:after="0"/>
+        <w:rPr>
+          <w:rFonts w:ascii="Courier New" w:hAnsi="Courier New" w:cs="Courier New"/>
+          <w:b/>
+          <w:bCs/>
+          <w:lang w:val="en-AU"/>
+        </w:rPr>
+      </w:pPr>
+      <w:r>
+        <w:rPr>
+          <w:rFonts w:ascii="Courier New" w:hAnsi="Courier New" w:cs="Courier New"/>
+          <w:b/>
+          <w:bCs/>
+          <w:lang w:val="en-AU"/>
+        </w:rPr>
+        <w:t xml:space="preserve">        </w:t>
+      </w:r>
+      <w:proofErr w:type="gramStart"/>
+      <w:r>
+        <w:rPr>
+          <w:rFonts w:ascii="Courier New" w:hAnsi="Courier New" w:cs="Courier New"/>
+          <w:b/>
+          <w:bCs/>
+          <w:lang w:val="en-AU"/>
+        </w:rPr>
+        <w:t>print(</w:t>
+      </w:r>
+      <w:proofErr w:type="gramEnd"/>
+      <w:r>
+        <w:rPr>
+          <w:rFonts w:ascii="Courier New" w:hAnsi="Courier New" w:cs="Courier New"/>
+          <w:b/>
+          <w:bCs/>
+          <w:lang w:val="en-AU"/>
+        </w:rPr>
+        <w:t>"No appointments recorded.")</w:t>
+      </w:r>
+    </w:p>
+    <w:p>
+      <w:pPr>
+        <w:spacing w:after="0"/>
+        <w:rPr>
+          <w:rFonts w:ascii="Courier New" w:hAnsi="Courier New" w:cs="Courier New"/>
+          <w:b/>
+          <w:bCs/>
+          <w:lang w:val="en-AU"/>
+        </w:rPr>
+      </w:pPr>
+      <w:r>
+        <w:rPr>
+          <w:rFonts w:ascii="Courier New" w:hAnsi="Courier New" w:cs="Courier New"/>
+          <w:b/>
+          <w:bCs/>
+          <w:lang w:val="en-AU"/>
+        </w:rPr>
+        <w:t>        return</w:t>
+      </w:r>
+    </w:p>
+    <w:p>
+      <w:pPr>
+        <w:spacing w:after="0"/>
+        <w:rPr>
+          <w:rFonts w:ascii="Courier New" w:hAnsi="Courier New" w:cs="Courier New"/>
+          <w:b/>
+          <w:bCs/>
+          <w:lang w:val="en-AU"/>
+        </w:rPr>
+      </w:pPr>
+      <w:r>
+        <w:rPr>
+          <w:rFonts w:ascii="Courier New" w:hAnsi="Courier New" w:cs="Courier New"/>
+          <w:b/>
+          <w:bCs/>
+          <w:lang w:val="en-AU"/>
+        </w:rPr>
+        <w:t>    for appointment in appointments:</w:t>
+      </w:r>
+    </w:p>
+    <w:p>
+      <w:pPr>
+        <w:spacing w:after="0"/>
+        <w:rPr>
+          <w:rFonts w:ascii="Courier New" w:hAnsi="Courier New" w:cs="Courier New"/>
+          <w:b/>
+          <w:bCs/>
+          <w:lang w:val="en-AU"/>
+        </w:rPr>
+      </w:pPr>
+      <w:r>
+        <w:rPr>
+          <w:rFonts w:ascii="Courier New" w:hAnsi="Courier New" w:cs="Courier New"/>
+          <w:b/>
+          <w:bCs/>
+          <w:lang w:val="en-AU"/>
+        </w:rPr>
+        <w:t xml:space="preserve">        </w:t>
+      </w:r>
+      <w:proofErr w:type="gramStart"/>
+      <w:r>
+        <w:rPr>
+          <w:rFonts w:ascii="Courier New" w:hAnsi="Courier New" w:cs="Courier New"/>
+          <w:b/>
+          <w:bCs/>
+          <w:lang w:val="en-AU"/>
+        </w:rPr>
+        <w:t>print(</w:t>
+      </w:r>
+      <w:proofErr w:type="spellStart"/>
+      <w:proofErr w:type="gramEnd"/>
+      <w:r>
+        <w:rPr>
+          <w:rFonts w:ascii="Courier New" w:hAnsi="Courier New" w:cs="Courier New"/>
+          <w:b/>
+          <w:bCs/>
+          <w:lang w:val="en-AU"/>
+        </w:rPr>
+        <w:t>f"Patient</w:t>
+      </w:r>
+      <w:proofErr w:type="spellEnd"/>
+      <w:r>
+        <w:rPr>
+          <w:rFonts w:ascii="Courier New" w:hAnsi="Courier New" w:cs="Courier New"/>
+          <w:b/>
+          <w:bCs/>
+          <w:lang w:val="en-AU"/>
+        </w:rPr>
+        <w:t>: {appointment['patient']} | Practitioner: {appointment['practitioner']} | Time: {appointment['time']}")</w:t>
+      </w:r>
+    </w:p>
+    <w:p>
+      <w:pPr>
+        <w:spacing w:after="0"/>
+        <w:rPr>
+          <w:rFonts w:ascii="Courier New" w:hAnsi="Courier New" w:cs="Courier New"/>
+          <w:b/>
+          <w:bCs/>
+          <w:lang w:val="en-AU"/>
+        </w:rPr>
+      </w:pPr>
+    </w:p>
+    <w:p>
+      <w:pPr>
+        <w:spacing w:after="0"/>
+        <w:rPr>
+          <w:rFonts w:ascii="Courier New" w:hAnsi="Courier New" w:cs="Courier New"/>
+          <w:b/>
+          <w:bCs/>
+          <w:lang w:val="en-AU"/>
+        </w:rPr>
+      </w:pPr>
+      <w:proofErr w:type="gramStart"/>
+      <w:r>
+        <w:rPr>
+          <w:rFonts w:ascii="Courier New" w:hAnsi="Courier New" w:cs="Courier New"/>
+          <w:b/>
+          <w:bCs/>
+          <w:lang w:val="en-AU"/>
+        </w:rPr>
+        <w:t>print(</w:t>
+      </w:r>
+      <w:proofErr w:type="gramEnd"/>
+      <w:r>
+        <w:rPr>
+          <w:rFonts w:ascii="Courier New" w:hAnsi="Courier New" w:cs="Courier New"/>
+          <w:b/>
+          <w:bCs/>
+          <w:lang w:val="en-AU"/>
+        </w:rPr>
+        <w:t>"Welcome to SmartCare: The Clinical Appointment Booking System!")</w:t>
+      </w:r>
+    </w:p>
+    <w:p>
+      <w:pPr>
+        <w:spacing w:after="0"/>
+        <w:rPr>
+          <w:rFonts w:ascii="Courier New" w:hAnsi="Courier New" w:cs="Courier New"/>
+          <w:b/>
+          <w:bCs/>
+          <w:lang w:val="en-AU"/>
+        </w:rPr>
+      </w:pPr>
+      <w:proofErr w:type="spellStart"/>
+      <w:r>
+        <w:rPr>
+          <w:rFonts w:ascii="Courier New" w:hAnsi="Courier New" w:cs="Courier New"/>
+          <w:b/>
+          <w:bCs/>
+          <w:lang w:val="en-AU"/>
+        </w:rPr>
+        <w:t>book_</w:t>
+      </w:r>
+      <w:proofErr w:type="gramStart"/>
+      <w:r>
+        <w:rPr>
+          <w:rFonts w:ascii="Courier New" w:hAnsi="Courier New" w:cs="Courier New"/>
+          <w:b/>
+          <w:bCs/>
+          <w:lang w:val="en-AU"/>
+        </w:rPr>
+        <w:t>appointment</w:t>
+      </w:r>
+      <w:proofErr w:type="spellEnd"/>
+      <w:r>
+        <w:rPr>
+          <w:rFonts w:ascii="Courier New" w:hAnsi="Courier New" w:cs="Courier New"/>
+          <w:b/>
+          <w:bCs/>
+          <w:lang w:val="en-AU"/>
+        </w:rPr>
+        <w:t>(</w:t>
+      </w:r>
+      <w:proofErr w:type="gramEnd"/>
+      <w:r>
+        <w:rPr>
+          <w:rFonts w:ascii="Courier New" w:hAnsi="Courier New" w:cs="Courier New"/>
+          <w:b/>
+          <w:bCs/>
+          <w:lang w:val="en-AU"/>
+        </w:rPr>
+        <w:t>'Alice Smith', 'Dr. John Doe', '2024-07-20 10:00 AM')</w:t>
+      </w:r>
+    </w:p>
+    <w:p>
+      <w:pPr>
+        <w:spacing w:after="0"/>
+        <w:rPr>
+          <w:rFonts w:ascii="Courier New" w:hAnsi="Courier New" w:cs="Courier New"/>
+          <w:b/>
+          <w:bCs/>
+          <w:lang w:val="en-AU"/>
+        </w:rPr>
+      </w:pPr>
+      <w:proofErr w:type="spellStart"/>
+      <w:r>
+        <w:rPr>
+          <w:rFonts w:ascii="Courier New" w:hAnsi="Courier New" w:cs="Courier New"/>
+          <w:b/>
+          <w:bCs/>
+          <w:lang w:val="en-AU"/>
+        </w:rPr>
+        <w:t>book_</w:t>
+      </w:r>
+      <w:proofErr w:type="gramStart"/>
+      <w:r>
+        <w:rPr>
+          <w:rFonts w:ascii="Courier New" w:hAnsi="Courier New" w:cs="Courier New"/>
+          <w:b/>
+          <w:bCs/>
+          <w:lang w:val="en-AU"/>
+        </w:rPr>
+        <w:t>appointment</w:t>
+      </w:r>
+      <w:proofErr w:type="spellEnd"/>
+      <w:r>
+        <w:rPr>
+          <w:rFonts w:ascii="Courier New" w:hAnsi="Courier New" w:cs="Courier New"/>
+          <w:b/>
+          <w:bCs/>
+          <w:lang w:val="en-AU"/>
+        </w:rPr>
+        <w:t>(</w:t>
+      </w:r>
+      <w:proofErr w:type="gramEnd"/>
+      <w:r>
+        <w:rPr>
+          <w:rFonts w:ascii="Courier New" w:hAnsi="Courier New" w:cs="Courier New"/>
+          <w:b/>
+          <w:bCs/>
+          <w:lang w:val="en-AU"/>
+        </w:rPr>
+        <w:t>'Bob Johnson', 'Dr. Jane Roe', '2024-07-20 11:30 AM')</w:t>
+      </w:r>
+    </w:p>
+    <w:p>
+      <w:pPr>
+        <w:spacing w:after="0"/>
+        <w:rPr>
+          <w:rFonts w:ascii="Courier New" w:hAnsi="Courier New" w:cs="Courier New"/>
+          <w:b/>
+          <w:bCs/>
+          <w:lang w:val="en-AU"/>
+        </w:rPr>
+      </w:pPr>
+      <w:proofErr w:type="spellStart"/>
+      <w:r>
+        <w:rPr>
+          <w:rFonts w:ascii="Courier New" w:hAnsi="Courier New" w:cs="Courier New"/>
+          <w:b/>
+          <w:bCs/>
+          <w:lang w:val="en-AU"/>
+        </w:rPr>
+        <w:t>display_</w:t>
+      </w:r>
+      <w:proofErr w:type="gramStart"/>
+      <w:r>
+        <w:rPr>
+          <w:rFonts w:ascii="Courier New" w:hAnsi="Courier New" w:cs="Courier New"/>
+          <w:b/>
+          <w:bCs/>
+          <w:lang w:val="en-AU"/>
+        </w:rPr>
+        <w:t>appointments</w:t>
+      </w:r>
+      <w:proofErr w:type="spellEnd"/>
+      <w:r>
+        <w:rPr>
+          <w:rFonts w:ascii="Courier New" w:hAnsi="Courier New" w:cs="Courier New"/>
+          <w:b/>
+          <w:bCs/>
+          <w:lang w:val="en-AU"/>
+        </w:rPr>
+        <w:t>(</w:t>
+      </w:r>
+      <w:proofErr w:type="gramEnd"/>
+      <w:r>
+        <w:rPr>
+          <w:rFonts w:ascii="Courier New" w:hAnsi="Courier New" w:cs="Courier New"/>
+          <w:b/>
+          <w:bCs/>
+          <w:lang w:val="en-AU"/>
+        </w:rPr>
+        <w:t>)</w:t>
       </w:r>
     </w:p>
     <w:p/>
@@ -947,14 +1602,82 @@
         <w:rPr>
           <w:color w:val="C00000"/>
         </w:rPr>
-        <w:t>^ Now, run  both programs , and identify at least five limitations.</w:t>
-      </w:r>
-    </w:p>
-    <w:p>
-      <w:pPr>
+        <w:t xml:space="preserve">^ Now, </w:t>
+      </w:r>
+      <w:proofErr w:type="gramStart"/>
+      <w:r>
         <w:rPr>
           <w:color w:val="C00000"/>
         </w:rPr>
+        <w:t>run  both</w:t>
+      </w:r>
+      <w:proofErr w:type="gramEnd"/>
+      <w:r>
+        <w:rPr>
+          <w:color w:val="C00000"/>
+        </w:rPr>
+        <w:t xml:space="preserve"> </w:t>
+      </w:r>
+      <w:proofErr w:type="gramStart"/>
+      <w:r>
+        <w:rPr>
+          <w:color w:val="C00000"/>
+        </w:rPr>
+        <w:t>programs ,</w:t>
+      </w:r>
+      <w:proofErr w:type="gramEnd"/>
+      <w:r>
+        <w:rPr>
+          <w:color w:val="C00000"/>
+        </w:rPr>
+        <w:t xml:space="preserve"> and identify at least five limitations.</w:t>
+      </w:r>
+    </w:p>
+    <w:p>
+      <w:pPr>
+        <w:pStyle w:val="ListBullet"/>
+      </w:pPr>
+      <w:r>
+        <w:t>Cannot modify bookings</w:t>
+      </w:r>
+    </w:p>
+    <w:p>
+      <w:pPr>
+        <w:pStyle w:val="ListBullet"/>
+      </w:pPr>
+      <w:r>
+        <w:t>Cannot delete bookings</w:t>
+      </w:r>
+    </w:p>
+    <w:p>
+      <w:pPr>
+        <w:pStyle w:val="ListBullet"/>
+      </w:pPr>
+      <w:r>
+        <w:t>Cannot sort bookings</w:t>
+      </w:r>
+    </w:p>
+    <w:p>
+      <w:pPr>
+        <w:pStyle w:val="ListBullet"/>
+      </w:pPr>
+      <w:r>
+        <w:t>Has limited type-checking for inputs</w:t>
+      </w:r>
+    </w:p>
+    <w:p>
+      <w:pPr>
+        <w:pStyle w:val="ListBullet"/>
+      </w:pPr>
+      <w:r>
+        <w:t>Certain inputs have no bounds, allowing any type of input to be supplied when it shouldn’t be allowed</w:t>
+      </w:r>
+    </w:p>
+    <w:p>
+      <w:pPr>
+        <w:rPr>
+          <w:color w:val="C00000"/>
+        </w:rPr>
       </w:pPr>
     </w:p>
     <w:p>
@@ -962,7 +1685,6 @@
         <w:pStyle w:val="Heading1"/>
       </w:pPr>
       <w:r>
-        <w:lastRenderedPageBreak/>
         <w:t>Part C - Use AI as Tutor: AI ON</w:t>
       </w:r>
       <w:r>
@@ -976,6 +1698,11 @@
       </w:r>
     </w:p>
     <w:p>
+      <w:pPr>
+        <w:rPr>
+          <w:color w:val="EE0000"/>
+        </w:rPr>
+      </w:pPr>
       <w:r>
         <w:rPr>
           <w:u w:val="single"/>
@@ -996,45 +1723,4856 @@
       </w:r>
       <w:r>
         <w:br/>
+      </w:r>
+      <w:r>
+        <w:rPr>
+          <w:color w:val="EE0000"/>
+        </w:rPr>
         <w:t>Act as a Python tutor.</w:t>
       </w:r>
       <w:r>
+        <w:rPr>
+          <w:color w:val="EE0000"/>
+        </w:rPr>
         <w:br/>
         <w:t xml:space="preserve">I am learning introductory software </w:t>
       </w:r>
       <w:r>
+        <w:rPr>
+          <w:color w:val="EE0000"/>
+        </w:rPr>
         <w:t>technology</w:t>
       </w:r>
       <w:r>
+        <w:rPr>
+          <w:color w:val="EE0000"/>
+        </w:rPr>
         <w:t>.</w:t>
       </w:r>
       <w:r>
+        <w:rPr>
+          <w:color w:val="EE0000"/>
+        </w:rPr>
         <w:br/>
         <w:t>Here is a small appointment-booking function.</w:t>
       </w:r>
       <w:r>
+        <w:rPr>
+          <w:color w:val="EE0000"/>
+        </w:rPr>
         <w:br/>
         <w:t>1. Explain what the code does.</w:t>
       </w:r>
       <w:r>
+        <w:rPr>
+          <w:color w:val="EE0000"/>
+        </w:rPr>
         <w:br/>
         <w:t>2. Identify three limitations.</w:t>
       </w:r>
       <w:r>
+        <w:rPr>
+          <w:color w:val="EE0000"/>
+        </w:rPr>
         <w:br/>
         <w:t>3. Suggest improvements.</w:t>
       </w:r>
       <w:r>
+        <w:rPr>
+          <w:color w:val="EE0000"/>
+        </w:rPr>
         <w:br/>
         <w:t>4. Do not rewrite the whole application.</w:t>
       </w:r>
       <w:r>
+        <w:rPr>
+          <w:color w:val="EE0000"/>
+        </w:rPr>
         <w:br/>
         <w:t>5. Ask me two questions to test my understanding.</w:t>
       </w:r>
     </w:p>
     <w:p>
       <w:pPr>
+        <w:rPr>
+          <w:color w:val="000000" w:themeColor="text1"/>
+        </w:rPr>
+      </w:pPr>
+      <w:r>
+        <w:rPr>
+          <w:color w:val="000000" w:themeColor="text1"/>
+        </w:rPr>
+        <w:t>Prompt used:</w:t>
+      </w:r>
+    </w:p>
+    <w:p>
+      <w:pPr>
+        <w:rPr>
+          <w:color w:val="000000" w:themeColor="text1"/>
+        </w:rPr>
+      </w:pPr>
+      <w:r>
+        <w:rPr>
+          <w:color w:val="000000" w:themeColor="text1"/>
+        </w:rPr>
+        <w:t>Act as a Python tutor.</w:t>
+      </w:r>
+    </w:p>
+    <w:p>
+      <w:pPr>
+        <w:rPr>
+          <w:color w:val="000000" w:themeColor="text1"/>
+        </w:rPr>
+      </w:pPr>
+      <w:r>
+        <w:rPr>
+          <w:color w:val="000000" w:themeColor="text1"/>
+        </w:rPr>
+        <w:t>I am learning introductory software technology.</w:t>
+      </w:r>
+    </w:p>
+    <w:p>
+      <w:pPr>
+        <w:rPr>
+          <w:color w:val="000000" w:themeColor="text1"/>
+        </w:rPr>
+      </w:pPr>
+      <w:r>
+        <w:rPr>
+          <w:color w:val="000000" w:themeColor="text1"/>
+        </w:rPr>
+        <w:t>Here is a small appointment-booking function</w:t>
+      </w:r>
+      <w:r>
+        <w:rPr>
+          <w:color w:val="000000" w:themeColor="text1"/>
+        </w:rPr>
+        <w:t>:</w:t>
+      </w:r>
+    </w:p>
+    <w:p>
+      <w:pPr>
+        <w:rPr>
+          <w:color w:val="000000" w:themeColor="text1"/>
+        </w:rPr>
+      </w:pPr>
+      <w:r>
+        <w:rPr>
+          <w:color w:val="000000" w:themeColor="text1"/>
+        </w:rPr>
+        <w:t>“</w:t>
+      </w:r>
+      <w:r>
+        <w:rPr>
+          <w:color w:val="000000" w:themeColor="text1"/>
+        </w:rPr>
+        <w:br/>
+      </w:r>
+      <w:r>
+        <w:rPr>
+          <w:color w:val="000000" w:themeColor="text1"/>
+        </w:rPr>
+        <w:t># Use lists, dictionaries and functions to enhance the Python file</w:t>
+      </w:r>
+    </w:p>
+    <w:p>
+      <w:pPr>
+        <w:rPr>
+          <w:color w:val="000000" w:themeColor="text1"/>
+        </w:rPr>
+      </w:pPr>
+    </w:p>
+    <w:p>
+      <w:pPr>
+        <w:rPr>
+          <w:color w:val="000000" w:themeColor="text1"/>
+        </w:rPr>
+      </w:pPr>
+      <w:r>
+        <w:rPr>
+          <w:color w:val="000000" w:themeColor="text1"/>
+        </w:rPr>
+        <w:t>appointments = []</w:t>
+      </w:r>
+    </w:p>
+    <w:p>
+      <w:pPr>
+        <w:rPr>
+          <w:color w:val="000000" w:themeColor="text1"/>
+        </w:rPr>
+      </w:pPr>
+    </w:p>
+    <w:p>
+      <w:pPr>
+        <w:rPr>
+          <w:color w:val="000000" w:themeColor="text1"/>
+        </w:rPr>
+      </w:pPr>
+      <w:r>
+        <w:rPr>
+          <w:color w:val="000000" w:themeColor="text1"/>
+        </w:rPr>
+        <w:t xml:space="preserve">def </w:t>
+      </w:r>
+      <w:proofErr w:type="spellStart"/>
+      <w:r>
+        <w:rPr>
+          <w:color w:val="000000" w:themeColor="text1"/>
+        </w:rPr>
+        <w:t>book_</w:t>
+      </w:r>
+      <w:proofErr w:type="gramStart"/>
+      <w:r>
+        <w:rPr>
+          <w:color w:val="000000" w:themeColor="text1"/>
+        </w:rPr>
+        <w:t>appointment</w:t>
+      </w:r>
+      <w:proofErr w:type="spellEnd"/>
+      <w:r>
+        <w:rPr>
+          <w:color w:val="000000" w:themeColor="text1"/>
+        </w:rPr>
+        <w:t>(</w:t>
+      </w:r>
+      <w:proofErr w:type="spellStart"/>
+      <w:proofErr w:type="gramEnd"/>
+      <w:r>
+        <w:rPr>
+          <w:color w:val="000000" w:themeColor="text1"/>
+        </w:rPr>
+        <w:t>patient_name</w:t>
+      </w:r>
+      <w:proofErr w:type="spellEnd"/>
+      <w:r>
+        <w:rPr>
+          <w:color w:val="000000" w:themeColor="text1"/>
+        </w:rPr>
+        <w:t xml:space="preserve">, </w:t>
+      </w:r>
+      <w:proofErr w:type="spellStart"/>
+      <w:r>
+        <w:rPr>
+          <w:color w:val="000000" w:themeColor="text1"/>
+        </w:rPr>
+        <w:t>practitioner_name</w:t>
+      </w:r>
+      <w:proofErr w:type="spellEnd"/>
+      <w:r>
+        <w:rPr>
+          <w:color w:val="000000" w:themeColor="text1"/>
+        </w:rPr>
+        <w:t xml:space="preserve">, </w:t>
+      </w:r>
+      <w:proofErr w:type="spellStart"/>
+      <w:r>
+        <w:rPr>
+          <w:color w:val="000000" w:themeColor="text1"/>
+        </w:rPr>
+        <w:t>appointment_time</w:t>
+      </w:r>
+      <w:proofErr w:type="spellEnd"/>
+      <w:r>
+        <w:rPr>
+          <w:color w:val="000000" w:themeColor="text1"/>
+        </w:rPr>
+        <w:t>):</w:t>
+      </w:r>
+    </w:p>
+    <w:p>
+      <w:pPr>
+        <w:rPr>
+          <w:color w:val="000000" w:themeColor="text1"/>
+        </w:rPr>
+      </w:pPr>
+      <w:r>
+        <w:rPr>
+          <w:color w:val="000000" w:themeColor="text1"/>
+        </w:rPr>
+        <w:t xml:space="preserve">    if not </w:t>
+      </w:r>
+      <w:proofErr w:type="spellStart"/>
+      <w:r>
+        <w:rPr>
+          <w:color w:val="000000" w:themeColor="text1"/>
+        </w:rPr>
+        <w:t>patient_name</w:t>
+      </w:r>
+      <w:proofErr w:type="spellEnd"/>
+      <w:r>
+        <w:rPr>
+          <w:color w:val="000000" w:themeColor="text1"/>
+        </w:rPr>
+        <w:t>:</w:t>
+      </w:r>
+    </w:p>
+    <w:p>
+      <w:pPr>
+        <w:rPr>
+          <w:color w:val="000000" w:themeColor="text1"/>
+        </w:rPr>
+      </w:pPr>
+      <w:r>
+        <w:rPr>
+          <w:color w:val="000000" w:themeColor="text1"/>
+        </w:rPr>
+        <w:t xml:space="preserve">        raise </w:t>
+      </w:r>
+      <w:proofErr w:type="spellStart"/>
+      <w:proofErr w:type="gramStart"/>
+      <w:r>
+        <w:rPr>
+          <w:color w:val="000000" w:themeColor="text1"/>
+        </w:rPr>
+        <w:t>ValueError</w:t>
+      </w:r>
+      <w:proofErr w:type="spellEnd"/>
+      <w:r>
+        <w:rPr>
+          <w:color w:val="000000" w:themeColor="text1"/>
+        </w:rPr>
+        <w:t>(</w:t>
+      </w:r>
+      <w:proofErr w:type="gramEnd"/>
+      <w:r>
+        <w:rPr>
+          <w:color w:val="000000" w:themeColor="text1"/>
+        </w:rPr>
+        <w:t>"Patient name cannot be empty")</w:t>
+      </w:r>
+    </w:p>
+    <w:p>
+      <w:pPr>
+        <w:rPr>
+          <w:color w:val="000000" w:themeColor="text1"/>
+        </w:rPr>
+      </w:pPr>
+      <w:r>
+        <w:rPr>
+          <w:color w:val="000000" w:themeColor="text1"/>
+        </w:rPr>
+        <w:t xml:space="preserve">    appointment = {</w:t>
+      </w:r>
+    </w:p>
+    <w:p>
+      <w:pPr>
+        <w:rPr>
+          <w:color w:val="000000" w:themeColor="text1"/>
+        </w:rPr>
+      </w:pPr>
+      <w:r>
+        <w:rPr>
+          <w:color w:val="000000" w:themeColor="text1"/>
+        </w:rPr>
+        <w:t xml:space="preserve">        "patient": </w:t>
+      </w:r>
+      <w:proofErr w:type="spellStart"/>
+      <w:r>
+        <w:rPr>
+          <w:color w:val="000000" w:themeColor="text1"/>
+        </w:rPr>
+        <w:t>patient_name</w:t>
+      </w:r>
+      <w:proofErr w:type="spellEnd"/>
+      <w:r>
+        <w:rPr>
+          <w:color w:val="000000" w:themeColor="text1"/>
+        </w:rPr>
+        <w:t>,</w:t>
+      </w:r>
+    </w:p>
+    <w:p>
+      <w:pPr>
+        <w:rPr>
+          <w:color w:val="000000" w:themeColor="text1"/>
+        </w:rPr>
+      </w:pPr>
+      <w:r>
+        <w:rPr>
+          <w:color w:val="000000" w:themeColor="text1"/>
+        </w:rPr>
+        <w:t xml:space="preserve">        "practitioner": </w:t>
+      </w:r>
+      <w:proofErr w:type="spellStart"/>
+      <w:r>
+        <w:rPr>
+          <w:color w:val="000000" w:themeColor="text1"/>
+        </w:rPr>
+        <w:t>practitioner_name</w:t>
+      </w:r>
+      <w:proofErr w:type="spellEnd"/>
+      <w:r>
+        <w:rPr>
+          <w:color w:val="000000" w:themeColor="text1"/>
+        </w:rPr>
+        <w:t>,</w:t>
+      </w:r>
+    </w:p>
+    <w:p>
+      <w:pPr>
+        <w:rPr>
+          <w:color w:val="000000" w:themeColor="text1"/>
+        </w:rPr>
+      </w:pPr>
+      <w:r>
+        <w:rPr>
+          <w:color w:val="000000" w:themeColor="text1"/>
+        </w:rPr>
+        <w:t xml:space="preserve">        "time": </w:t>
+      </w:r>
+      <w:proofErr w:type="spellStart"/>
+      <w:r>
+        <w:rPr>
+          <w:color w:val="000000" w:themeColor="text1"/>
+        </w:rPr>
+        <w:t>appointment_time</w:t>
+      </w:r>
+      <w:proofErr w:type="spellEnd"/>
+    </w:p>
+    <w:p>
+      <w:pPr>
+        <w:rPr>
+          <w:color w:val="000000" w:themeColor="text1"/>
+        </w:rPr>
+      </w:pPr>
+      <w:r>
+        <w:rPr>
+          <w:color w:val="000000" w:themeColor="text1"/>
+        </w:rPr>
+        <w:t xml:space="preserve">    }</w:t>
+      </w:r>
+    </w:p>
+    <w:p>
+      <w:pPr>
+        <w:rPr>
+          <w:color w:val="000000" w:themeColor="text1"/>
+        </w:rPr>
+      </w:pPr>
+      <w:r>
+        <w:rPr>
+          <w:color w:val="000000" w:themeColor="text1"/>
+        </w:rPr>
+        <w:t xml:space="preserve">    </w:t>
+      </w:r>
+      <w:proofErr w:type="spellStart"/>
+      <w:proofErr w:type="gramStart"/>
+      <w:r>
+        <w:rPr>
+          <w:color w:val="000000" w:themeColor="text1"/>
+        </w:rPr>
+        <w:t>appointments.append</w:t>
+      </w:r>
+      <w:proofErr w:type="spellEnd"/>
+      <w:proofErr w:type="gramEnd"/>
+      <w:r>
+        <w:rPr>
+          <w:color w:val="000000" w:themeColor="text1"/>
+        </w:rPr>
+        <w:t>(appointment)</w:t>
+      </w:r>
+    </w:p>
+    <w:p>
+      <w:pPr>
+        <w:rPr>
+          <w:color w:val="000000" w:themeColor="text1"/>
+        </w:rPr>
+      </w:pPr>
+    </w:p>
+    <w:p>
+      <w:pPr>
+        <w:rPr>
+          <w:color w:val="000000" w:themeColor="text1"/>
+        </w:rPr>
+      </w:pPr>
+      <w:r>
+        <w:rPr>
+          <w:color w:val="000000" w:themeColor="text1"/>
+        </w:rPr>
+        <w:t xml:space="preserve">def </w:t>
+      </w:r>
+      <w:proofErr w:type="spellStart"/>
+      <w:r>
+        <w:rPr>
+          <w:color w:val="000000" w:themeColor="text1"/>
+        </w:rPr>
+        <w:t>display_</w:t>
+      </w:r>
+      <w:proofErr w:type="gramStart"/>
+      <w:r>
+        <w:rPr>
+          <w:color w:val="000000" w:themeColor="text1"/>
+        </w:rPr>
+        <w:t>appointments</w:t>
+      </w:r>
+      <w:proofErr w:type="spellEnd"/>
+      <w:r>
+        <w:rPr>
+          <w:color w:val="000000" w:themeColor="text1"/>
+        </w:rPr>
+        <w:t>(</w:t>
+      </w:r>
+      <w:proofErr w:type="gramEnd"/>
+      <w:r>
+        <w:rPr>
+          <w:color w:val="000000" w:themeColor="text1"/>
+        </w:rPr>
+        <w:t>):</w:t>
+      </w:r>
+    </w:p>
+    <w:p>
+      <w:pPr>
+        <w:rPr>
+          <w:color w:val="000000" w:themeColor="text1"/>
+        </w:rPr>
+      </w:pPr>
+      <w:r>
+        <w:rPr>
+          <w:color w:val="000000" w:themeColor="text1"/>
+        </w:rPr>
+        <w:t xml:space="preserve">    if not appointments:</w:t>
+      </w:r>
+    </w:p>
+    <w:p>
+      <w:pPr>
+        <w:rPr>
+          <w:color w:val="000000" w:themeColor="text1"/>
+        </w:rPr>
+      </w:pPr>
+      <w:r>
+        <w:rPr>
+          <w:color w:val="000000" w:themeColor="text1"/>
+        </w:rPr>
+        <w:t xml:space="preserve">        </w:t>
+      </w:r>
+      <w:proofErr w:type="gramStart"/>
+      <w:r>
+        <w:rPr>
+          <w:color w:val="000000" w:themeColor="text1"/>
+        </w:rPr>
+        <w:t>print(</w:t>
+      </w:r>
+      <w:proofErr w:type="gramEnd"/>
+      <w:r>
+        <w:rPr>
+          <w:color w:val="000000" w:themeColor="text1"/>
+        </w:rPr>
+        <w:t>"No appointments recorded.")</w:t>
+      </w:r>
+    </w:p>
+    <w:p>
+      <w:pPr>
+        <w:rPr>
+          <w:color w:val="000000" w:themeColor="text1"/>
+        </w:rPr>
+      </w:pPr>
+      <w:r>
+        <w:rPr>
+          <w:color w:val="000000" w:themeColor="text1"/>
+        </w:rPr>
+        <w:t xml:space="preserve">        return</w:t>
+      </w:r>
+    </w:p>
+    <w:p>
+      <w:pPr>
+        <w:rPr>
+          <w:color w:val="000000" w:themeColor="text1"/>
+        </w:rPr>
+      </w:pPr>
+      <w:r>
+        <w:rPr>
+          <w:color w:val="000000" w:themeColor="text1"/>
+        </w:rPr>
+        <w:t xml:space="preserve">    for </w:t>
+      </w:r>
+      <w:proofErr w:type="gramStart"/>
+      <w:r>
+        <w:rPr>
+          <w:color w:val="000000" w:themeColor="text1"/>
+        </w:rPr>
+        <w:t>appointment</w:t>
+      </w:r>
+      <w:proofErr w:type="gramEnd"/>
+      <w:r>
+        <w:rPr>
+          <w:color w:val="000000" w:themeColor="text1"/>
+        </w:rPr>
+        <w:t xml:space="preserve"> in appointments:</w:t>
+      </w:r>
+    </w:p>
+    <w:p>
+      <w:pPr>
+        <w:rPr>
+          <w:color w:val="000000" w:themeColor="text1"/>
+        </w:rPr>
+      </w:pPr>
+      <w:r>
+        <w:rPr>
+          <w:color w:val="000000" w:themeColor="text1"/>
+        </w:rPr>
+        <w:t xml:space="preserve">        </w:t>
+      </w:r>
+      <w:proofErr w:type="gramStart"/>
+      <w:r>
+        <w:rPr>
+          <w:color w:val="000000" w:themeColor="text1"/>
+        </w:rPr>
+        <w:t>print(</w:t>
+      </w:r>
+      <w:proofErr w:type="spellStart"/>
+      <w:proofErr w:type="gramEnd"/>
+      <w:r>
+        <w:rPr>
+          <w:color w:val="000000" w:themeColor="text1"/>
+        </w:rPr>
+        <w:t>f"</w:t>
+      </w:r>
+      <w:proofErr w:type="gramStart"/>
+      <w:r>
+        <w:rPr>
+          <w:color w:val="000000" w:themeColor="text1"/>
+        </w:rPr>
+        <w:t>Patient</w:t>
+      </w:r>
+      <w:proofErr w:type="spellEnd"/>
+      <w:r>
+        <w:rPr>
+          <w:color w:val="000000" w:themeColor="text1"/>
+        </w:rPr>
+        <w:t>: {</w:t>
+      </w:r>
+      <w:proofErr w:type="gramEnd"/>
+      <w:r>
+        <w:rPr>
+          <w:color w:val="000000" w:themeColor="text1"/>
+        </w:rPr>
+        <w:t>appointment['patient']} | Practitioner: {appointment['practitioner']} | Time: {appointment['time</w:t>
+      </w:r>
+      <w:proofErr w:type="gramStart"/>
+      <w:r>
+        <w:rPr>
+          <w:color w:val="000000" w:themeColor="text1"/>
+        </w:rPr>
+        <w:t>']}</w:t>
+      </w:r>
+      <w:proofErr w:type="gramEnd"/>
+      <w:r>
+        <w:rPr>
+          <w:color w:val="000000" w:themeColor="text1"/>
+        </w:rPr>
+        <w:t>")</w:t>
+      </w:r>
+    </w:p>
+    <w:p>
+      <w:pPr>
+        <w:rPr>
+          <w:color w:val="000000" w:themeColor="text1"/>
+        </w:rPr>
+      </w:pPr>
+    </w:p>
+    <w:p>
+      <w:pPr>
+        <w:rPr>
+          <w:color w:val="000000" w:themeColor="text1"/>
+        </w:rPr>
+      </w:pPr>
+      <w:proofErr w:type="gramStart"/>
+      <w:r>
+        <w:rPr>
+          <w:color w:val="000000" w:themeColor="text1"/>
+        </w:rPr>
+        <w:t>print(</w:t>
+      </w:r>
+      <w:proofErr w:type="gramEnd"/>
+      <w:r>
+        <w:rPr>
+          <w:color w:val="000000" w:themeColor="text1"/>
+        </w:rPr>
+        <w:t>"Welcome to SmartCare: The Clinical Appointment Booking System!")</w:t>
+      </w:r>
+    </w:p>
+    <w:p>
+      <w:pPr>
+        <w:rPr>
+          <w:color w:val="000000" w:themeColor="text1"/>
+        </w:rPr>
+      </w:pPr>
+      <w:proofErr w:type="spellStart"/>
+      <w:r>
+        <w:rPr>
+          <w:color w:val="000000" w:themeColor="text1"/>
+        </w:rPr>
+        <w:t>book_</w:t>
+      </w:r>
+      <w:proofErr w:type="gramStart"/>
+      <w:r>
+        <w:rPr>
+          <w:color w:val="000000" w:themeColor="text1"/>
+        </w:rPr>
+        <w:t>appointment</w:t>
+      </w:r>
+      <w:proofErr w:type="spellEnd"/>
+      <w:r>
+        <w:rPr>
+          <w:color w:val="000000" w:themeColor="text1"/>
+        </w:rPr>
+        <w:t>(</w:t>
+      </w:r>
+      <w:proofErr w:type="gramEnd"/>
+      <w:r>
+        <w:rPr>
+          <w:color w:val="000000" w:themeColor="text1"/>
+        </w:rPr>
+        <w:t>'Alice Smith', 'Dr. John Doe', '2024-07-20 10:00 AM')</w:t>
+      </w:r>
+    </w:p>
+    <w:p>
+      <w:pPr>
+        <w:rPr>
+          <w:color w:val="000000" w:themeColor="text1"/>
+        </w:rPr>
+      </w:pPr>
+      <w:proofErr w:type="spellStart"/>
+      <w:r>
+        <w:rPr>
+          <w:color w:val="000000" w:themeColor="text1"/>
+        </w:rPr>
+        <w:t>book_</w:t>
+      </w:r>
+      <w:proofErr w:type="gramStart"/>
+      <w:r>
+        <w:rPr>
+          <w:color w:val="000000" w:themeColor="text1"/>
+        </w:rPr>
+        <w:t>appointment</w:t>
+      </w:r>
+      <w:proofErr w:type="spellEnd"/>
+      <w:r>
+        <w:rPr>
+          <w:color w:val="000000" w:themeColor="text1"/>
+        </w:rPr>
+        <w:t>(</w:t>
+      </w:r>
+      <w:proofErr w:type="gramEnd"/>
+      <w:r>
+        <w:rPr>
+          <w:color w:val="000000" w:themeColor="text1"/>
+        </w:rPr>
+        <w:t>'Bob Johnson', 'Dr. Jane Roe', '2024-07-20 11:30 AM')</w:t>
+      </w:r>
+    </w:p>
+    <w:p>
+      <w:pPr>
+        <w:rPr>
+          <w:color w:val="000000" w:themeColor="text1"/>
+        </w:rPr>
+      </w:pPr>
+      <w:proofErr w:type="spellStart"/>
+      <w:r>
+        <w:rPr>
+          <w:color w:val="000000" w:themeColor="text1"/>
+        </w:rPr>
+        <w:t>display_</w:t>
+      </w:r>
+      <w:proofErr w:type="gramStart"/>
+      <w:r>
+        <w:rPr>
+          <w:color w:val="000000" w:themeColor="text1"/>
+        </w:rPr>
+        <w:t>appointments</w:t>
+      </w:r>
+      <w:proofErr w:type="spellEnd"/>
+      <w:r>
+        <w:rPr>
+          <w:color w:val="000000" w:themeColor="text1"/>
+        </w:rPr>
+        <w:t>(</w:t>
+      </w:r>
+      <w:proofErr w:type="gramEnd"/>
+      <w:r>
+        <w:rPr>
+          <w:color w:val="000000" w:themeColor="text1"/>
+        </w:rPr>
+        <w:t>)</w:t>
+      </w:r>
+    </w:p>
+    <w:p>
+      <w:pPr>
+        <w:rPr>
+          <w:color w:val="000000" w:themeColor="text1"/>
+        </w:rPr>
+      </w:pPr>
+      <w:r>
+        <w:rPr>
+          <w:color w:val="000000" w:themeColor="text1"/>
+        </w:rPr>
+        <w:t>“</w:t>
+      </w:r>
+    </w:p>
+    <w:p>
+      <w:pPr>
+        <w:rPr>
+          <w:color w:val="000000" w:themeColor="text1"/>
+        </w:rPr>
+      </w:pPr>
+      <w:r>
+        <w:rPr>
+          <w:color w:val="000000" w:themeColor="text1"/>
+        </w:rPr>
+        <w:t>1. Explain what the code does.</w:t>
+      </w:r>
+    </w:p>
+    <w:p>
+      <w:pPr>
+        <w:rPr>
+          <w:color w:val="000000" w:themeColor="text1"/>
+        </w:rPr>
+      </w:pPr>
+      <w:r>
+        <w:rPr>
+          <w:color w:val="000000" w:themeColor="text1"/>
+        </w:rPr>
+        <w:t>2. Identify three limitations.</w:t>
+      </w:r>
+    </w:p>
+    <w:p>
+      <w:pPr>
+        <w:rPr>
+          <w:color w:val="000000" w:themeColor="text1"/>
+        </w:rPr>
+      </w:pPr>
+      <w:r>
+        <w:rPr>
+          <w:color w:val="000000" w:themeColor="text1"/>
+        </w:rPr>
+        <w:t>3. Suggest improvements.</w:t>
+      </w:r>
+    </w:p>
+    <w:p>
+      <w:pPr>
+        <w:rPr>
+          <w:color w:val="000000" w:themeColor="text1"/>
+        </w:rPr>
+      </w:pPr>
+      <w:r>
+        <w:rPr>
+          <w:color w:val="000000" w:themeColor="text1"/>
+        </w:rPr>
+        <w:t>4. Do not rewrite the whole application.</w:t>
+      </w:r>
+    </w:p>
+    <w:p>
+      <w:pPr>
+        <w:rPr>
+          <w:color w:val="000000" w:themeColor="text1"/>
+        </w:rPr>
+      </w:pPr>
+      <w:r>
+        <w:rPr>
+          <w:color w:val="000000" w:themeColor="text1"/>
+        </w:rPr>
+        <w:t>5. Ask me two questions to test my understanding.</w:t>
+      </w:r>
+    </w:p>
+    <w:p>
+      <w:pPr>
+        <w:rPr>
+          <w:color w:val="000000" w:themeColor="text1"/>
+        </w:rPr>
+      </w:pPr>
+    </w:p>
+    <w:p>
+      <w:pPr>
+        <w:rPr>
+          <w:color w:val="000000" w:themeColor="text1"/>
+        </w:rPr>
+      </w:pPr>
+      <w:r>
+        <w:rPr>
+          <w:color w:val="000000" w:themeColor="text1"/>
+        </w:rPr>
+        <w:t>The AI’s response:</w:t>
+      </w:r>
+    </w:p>
+    <w:p>
+      <w:pPr>
+        <w:rPr>
+          <w:b/>
+          <w:bCs/>
+          <w:color w:val="000000" w:themeColor="text1"/>
+          <w:lang w:val="en-AU"/>
+        </w:rPr>
+      </w:pPr>
+      <w:r>
+        <w:rPr>
+          <w:color w:val="000000" w:themeColor="text1"/>
+        </w:rPr>
+        <w:t>“</w:t>
+      </w:r>
+      <w:r>
+        <w:rPr>
+          <w:color w:val="000000" w:themeColor="text1"/>
+        </w:rPr>
+        <w:br/>
+      </w:r>
+      <w:r>
+        <w:rPr>
+          <w:b/>
+          <w:bCs/>
+          <w:color w:val="000000" w:themeColor="text1"/>
+          <w:lang w:val="en-AU"/>
+        </w:rPr>
+        <w:t xml:space="preserve">Copilot said: </w:t>
+      </w:r>
+    </w:p>
+    <w:p>
+      <w:pPr>
+        <w:rPr>
+          <w:color w:val="000000" w:themeColor="text1"/>
+          <w:lang w:val="en-AU"/>
+        </w:rPr>
+      </w:pPr>
+      <w:r>
+        <w:rPr>
+          <w:color w:val="000000" w:themeColor="text1"/>
+          <w:lang w:val="en-AU"/>
+        </w:rPr>
+        <w:t>As a Python tutor, I'll explain the program's purpose, point out some limitations, suggest practical improvements, and finish with two questions to check your understanding.</w:t>
+      </w:r>
+    </w:p>
+    <w:p>
+      <w:pPr>
+        <w:rPr>
+          <w:b/>
+          <w:bCs/>
+          <w:color w:val="000000" w:themeColor="text1"/>
+          <w:lang w:val="en-AU"/>
+        </w:rPr>
+      </w:pPr>
+      <w:r>
+        <w:rPr>
+          <w:b/>
+          <w:bCs/>
+          <w:color w:val="000000" w:themeColor="text1"/>
+          <w:lang w:val="en-AU"/>
+        </w:rPr>
+        <w:t>1. What the code does</w:t>
+      </w:r>
+    </w:p>
+    <w:p>
+      <w:pPr>
+        <w:rPr>
+          <w:color w:val="000000" w:themeColor="text1"/>
+          <w:lang w:val="en-AU"/>
+        </w:rPr>
+      </w:pPr>
+      <w:r>
+        <w:rPr>
+          <w:color w:val="000000" w:themeColor="text1"/>
+          <w:lang w:val="en-AU"/>
+        </w:rPr>
+        <w:t xml:space="preserve">This program acts as a </w:t>
+      </w:r>
+      <w:r>
+        <w:rPr>
+          <w:b/>
+          <w:bCs/>
+          <w:color w:val="000000" w:themeColor="text1"/>
+          <w:lang w:val="en-AU"/>
+        </w:rPr>
+        <w:t>simple appointment-booking system</w:t>
+      </w:r>
+      <w:r>
+        <w:rPr>
+          <w:color w:val="000000" w:themeColor="text1"/>
+          <w:lang w:val="en-AU"/>
+        </w:rPr>
+        <w:t>.</w:t>
+      </w:r>
+    </w:p>
+    <w:p>
+      <w:pPr>
+        <w:rPr>
+          <w:b/>
+          <w:bCs/>
+          <w:color w:val="000000" w:themeColor="text1"/>
+          <w:lang w:val="en-AU"/>
+        </w:rPr>
+      </w:pPr>
+      <w:r>
+        <w:rPr>
+          <w:b/>
+          <w:bCs/>
+          <w:color w:val="000000" w:themeColor="text1"/>
+          <w:lang w:val="en-AU"/>
+        </w:rPr>
+        <w:t>Step by step</w:t>
+      </w:r>
+    </w:p>
+    <w:p>
+      <w:pPr>
+        <w:rPr>
+          <w:b/>
+          <w:bCs/>
+          <w:color w:val="000000" w:themeColor="text1"/>
+          <w:lang w:val="en-AU"/>
+        </w:rPr>
+      </w:pPr>
+      <w:r>
+        <w:rPr>
+          <w:b/>
+          <w:bCs/>
+          <w:color w:val="000000" w:themeColor="text1"/>
+          <w:lang w:val="en-AU"/>
+        </w:rPr>
+        <w:t>Global list</w:t>
+      </w:r>
+    </w:p>
+    <w:p>
+      <w:pPr>
+        <w:rPr>
+          <w:color w:val="000000" w:themeColor="text1"/>
+          <w:lang w:val="en-AU"/>
+        </w:rPr>
+      </w:pPr>
+      <w:r>
+        <w:rPr>
+          <w:color w:val="000000" w:themeColor="text1"/>
+          <w:lang w:val="en-AU"/>
+        </w:rPr>
+        <w:t>Python</w:t>
+      </w:r>
+    </w:p>
+    <w:p>
+      <w:pPr>
+        <w:rPr>
+          <w:color w:val="000000" w:themeColor="text1"/>
+          <w:lang w:val="en-AU"/>
+        </w:rPr>
+      </w:pPr>
+      <w:r>
+        <w:rPr>
+          <w:color w:val="000000" w:themeColor="text1"/>
+          <w:lang w:val="en-AU"/>
+        </w:rPr>
+        <w:t>1</w:t>
+      </w:r>
+    </w:p>
+    <w:p>
+      <w:pPr>
+        <w:rPr>
+          <w:color w:val="000000" w:themeColor="text1"/>
+          <w:lang w:val="en-AU"/>
+        </w:rPr>
+      </w:pPr>
+      <w:r>
+        <w:rPr>
+          <w:color w:val="000000" w:themeColor="text1"/>
+          <w:lang w:val="en-AU"/>
+        </w:rPr>
+        <w:t>appointments = []</w:t>
+      </w:r>
+    </w:p>
+    <w:p>
+      <w:pPr>
+        <w:rPr>
+          <w:color w:val="000000" w:themeColor="text1"/>
+          <w:lang w:val="en-AU"/>
+        </w:rPr>
+      </w:pPr>
+      <w:r>
+        <w:rPr>
+          <w:color w:val="000000" w:themeColor="text1"/>
+          <w:lang w:val="en-AU"/>
+        </w:rPr>
+        <w:t>Show more lines</w:t>
+      </w:r>
+    </w:p>
+    <w:p>
+      <w:pPr>
+        <w:numPr>
+          <w:ilvl w:val="0"/>
+          <w:numId w:val="10"/>
+        </w:numPr>
+        <w:rPr>
+          <w:color w:val="000000" w:themeColor="text1"/>
+          <w:lang w:val="en-AU"/>
+        </w:rPr>
+      </w:pPr>
+      <w:r>
+        <w:rPr>
+          <w:color w:val="000000" w:themeColor="text1"/>
+          <w:lang w:val="en-AU"/>
+        </w:rPr>
+        <w:t>Creates an empty list called appointments.</w:t>
+      </w:r>
+    </w:p>
+    <w:p>
+      <w:pPr>
+        <w:numPr>
+          <w:ilvl w:val="0"/>
+          <w:numId w:val="10"/>
+        </w:numPr>
+        <w:rPr>
+          <w:color w:val="000000" w:themeColor="text1"/>
+          <w:lang w:val="en-AU"/>
+        </w:rPr>
+      </w:pPr>
+      <w:r>
+        <w:rPr>
+          <w:color w:val="000000" w:themeColor="text1"/>
+          <w:lang w:val="en-AU"/>
+        </w:rPr>
+        <w:t>Each appointment will be stored as a dictionary inside this list.</w:t>
+      </w:r>
+    </w:p>
+    <w:p>
+      <w:pPr>
+        <w:rPr>
+          <w:b/>
+          <w:bCs/>
+          <w:color w:val="000000" w:themeColor="text1"/>
+          <w:lang w:val="en-AU"/>
+        </w:rPr>
+      </w:pPr>
+      <w:r>
+        <w:rPr>
+          <w:b/>
+          <w:bCs/>
+          <w:color w:val="000000" w:themeColor="text1"/>
+          <w:lang w:val="en-AU"/>
+        </w:rPr>
+        <w:t xml:space="preserve">Function: </w:t>
+      </w:r>
+      <w:proofErr w:type="spellStart"/>
+      <w:r>
+        <w:rPr>
+          <w:b/>
+          <w:bCs/>
+          <w:color w:val="000000" w:themeColor="text1"/>
+          <w:lang w:val="en-AU"/>
+        </w:rPr>
+        <w:t>book_</w:t>
+      </w:r>
+      <w:proofErr w:type="gramStart"/>
+      <w:r>
+        <w:rPr>
+          <w:b/>
+          <w:bCs/>
+          <w:color w:val="000000" w:themeColor="text1"/>
+          <w:lang w:val="en-AU"/>
+        </w:rPr>
+        <w:t>appointment</w:t>
+      </w:r>
+      <w:proofErr w:type="spellEnd"/>
+      <w:r>
+        <w:rPr>
+          <w:b/>
+          <w:bCs/>
+          <w:color w:val="000000" w:themeColor="text1"/>
+          <w:lang w:val="en-AU"/>
+        </w:rPr>
+        <w:t>(</w:t>
+      </w:r>
+      <w:proofErr w:type="gramEnd"/>
+      <w:r>
+        <w:rPr>
+          <w:b/>
+          <w:bCs/>
+          <w:color w:val="000000" w:themeColor="text1"/>
+          <w:lang w:val="en-AU"/>
+        </w:rPr>
+        <w:t>)</w:t>
+      </w:r>
+    </w:p>
+    <w:p>
+      <w:pPr>
+        <w:rPr>
+          <w:color w:val="000000" w:themeColor="text1"/>
+          <w:lang w:val="en-AU"/>
+        </w:rPr>
+      </w:pPr>
+      <w:r>
+        <w:rPr>
+          <w:color w:val="000000" w:themeColor="text1"/>
+          <w:lang w:val="en-AU"/>
+        </w:rPr>
+        <w:t>Python</w:t>
+      </w:r>
+    </w:p>
+    <w:p>
+      <w:pPr>
+        <w:rPr>
+          <w:color w:val="000000" w:themeColor="text1"/>
+          <w:lang w:val="en-AU"/>
+        </w:rPr>
+      </w:pPr>
+      <w:r>
+        <w:rPr>
+          <w:color w:val="000000" w:themeColor="text1"/>
+          <w:lang w:val="en-AU"/>
+        </w:rPr>
+        <w:t>1</w:t>
+      </w:r>
+    </w:p>
+    <w:p>
+      <w:pPr>
+        <w:rPr>
+          <w:color w:val="000000" w:themeColor="text1"/>
+          <w:lang w:val="en-AU"/>
+        </w:rPr>
+      </w:pPr>
+      <w:r>
+        <w:rPr>
+          <w:color w:val="000000" w:themeColor="text1"/>
+          <w:lang w:val="en-AU"/>
+        </w:rPr>
+        <w:t xml:space="preserve">def </w:t>
+      </w:r>
+      <w:proofErr w:type="spellStart"/>
+      <w:r>
+        <w:rPr>
+          <w:color w:val="000000" w:themeColor="text1"/>
+          <w:lang w:val="en-AU"/>
+        </w:rPr>
+        <w:t>book_</w:t>
+      </w:r>
+      <w:proofErr w:type="gramStart"/>
+      <w:r>
+        <w:rPr>
+          <w:color w:val="000000" w:themeColor="text1"/>
+          <w:lang w:val="en-AU"/>
+        </w:rPr>
+        <w:t>appointment</w:t>
+      </w:r>
+      <w:proofErr w:type="spellEnd"/>
+      <w:r>
+        <w:rPr>
+          <w:color w:val="000000" w:themeColor="text1"/>
+          <w:lang w:val="en-AU"/>
+        </w:rPr>
+        <w:t>(</w:t>
+      </w:r>
+      <w:proofErr w:type="spellStart"/>
+      <w:proofErr w:type="gramEnd"/>
+      <w:r>
+        <w:rPr>
+          <w:color w:val="000000" w:themeColor="text1"/>
+          <w:lang w:val="en-AU"/>
+        </w:rPr>
+        <w:t>patient_name</w:t>
+      </w:r>
+      <w:proofErr w:type="spellEnd"/>
+      <w:r>
+        <w:rPr>
+          <w:color w:val="000000" w:themeColor="text1"/>
+          <w:lang w:val="en-AU"/>
+        </w:rPr>
+        <w:t xml:space="preserve">, </w:t>
+      </w:r>
+      <w:proofErr w:type="spellStart"/>
+      <w:r>
+        <w:rPr>
+          <w:color w:val="000000" w:themeColor="text1"/>
+          <w:lang w:val="en-AU"/>
+        </w:rPr>
+        <w:t>practitioner_name</w:t>
+      </w:r>
+      <w:proofErr w:type="spellEnd"/>
+      <w:r>
+        <w:rPr>
+          <w:color w:val="000000" w:themeColor="text1"/>
+          <w:lang w:val="en-AU"/>
+        </w:rPr>
+        <w:t xml:space="preserve">, </w:t>
+      </w:r>
+      <w:proofErr w:type="spellStart"/>
+      <w:r>
+        <w:rPr>
+          <w:color w:val="000000" w:themeColor="text1"/>
+          <w:lang w:val="en-AU"/>
+        </w:rPr>
+        <w:t>appointment_time</w:t>
+      </w:r>
+      <w:proofErr w:type="spellEnd"/>
+      <w:r>
+        <w:rPr>
+          <w:color w:val="000000" w:themeColor="text1"/>
+          <w:lang w:val="en-AU"/>
+        </w:rPr>
+        <w:t>):</w:t>
+      </w:r>
+    </w:p>
+    <w:p>
+      <w:pPr>
+        <w:rPr>
+          <w:color w:val="000000" w:themeColor="text1"/>
+          <w:lang w:val="en-AU"/>
+        </w:rPr>
+      </w:pPr>
+      <w:r>
+        <w:rPr>
+          <w:color w:val="000000" w:themeColor="text1"/>
+          <w:lang w:val="en-AU"/>
+        </w:rPr>
+        <w:t>Show more lines</w:t>
+      </w:r>
+    </w:p>
+    <w:p>
+      <w:pPr>
+        <w:rPr>
+          <w:color w:val="000000" w:themeColor="text1"/>
+          <w:lang w:val="en-AU"/>
+        </w:rPr>
+      </w:pPr>
+      <w:r>
+        <w:rPr>
+          <w:color w:val="000000" w:themeColor="text1"/>
+          <w:lang w:val="en-AU"/>
+        </w:rPr>
+        <w:t>This function creates a new appointment.</w:t>
+      </w:r>
+    </w:p>
+    <w:p>
+      <w:pPr>
+        <w:rPr>
+          <w:color w:val="000000" w:themeColor="text1"/>
+          <w:lang w:val="en-AU"/>
+        </w:rPr>
+      </w:pPr>
+      <w:r>
+        <w:rPr>
+          <w:color w:val="000000" w:themeColor="text1"/>
+          <w:lang w:val="en-AU"/>
+        </w:rPr>
+        <w:t>Python</w:t>
+      </w:r>
+    </w:p>
+    <w:p>
+      <w:pPr>
+        <w:rPr>
+          <w:color w:val="000000" w:themeColor="text1"/>
+          <w:lang w:val="en-AU"/>
+        </w:rPr>
+      </w:pPr>
+      <w:r>
+        <w:rPr>
+          <w:color w:val="000000" w:themeColor="text1"/>
+          <w:lang w:val="en-AU"/>
+        </w:rPr>
+        <w:t>1</w:t>
+      </w:r>
+    </w:p>
+    <w:p>
+      <w:pPr>
+        <w:rPr>
+          <w:color w:val="000000" w:themeColor="text1"/>
+          <w:lang w:val="en-AU"/>
+        </w:rPr>
+      </w:pPr>
+      <w:r>
+        <w:rPr>
+          <w:color w:val="000000" w:themeColor="text1"/>
+          <w:lang w:val="en-AU"/>
+        </w:rPr>
+        <w:t xml:space="preserve">if not </w:t>
+      </w:r>
+      <w:proofErr w:type="spellStart"/>
+      <w:r>
+        <w:rPr>
+          <w:color w:val="000000" w:themeColor="text1"/>
+          <w:lang w:val="en-AU"/>
+        </w:rPr>
+        <w:t>patient_name</w:t>
+      </w:r>
+      <w:proofErr w:type="spellEnd"/>
+      <w:r>
+        <w:rPr>
+          <w:color w:val="000000" w:themeColor="text1"/>
+          <w:lang w:val="en-AU"/>
+        </w:rPr>
+        <w:t>:</w:t>
+      </w:r>
+    </w:p>
+    <w:p>
+      <w:pPr>
+        <w:rPr>
+          <w:color w:val="000000" w:themeColor="text1"/>
+          <w:lang w:val="en-AU"/>
+        </w:rPr>
+      </w:pPr>
+      <w:r>
+        <w:rPr>
+          <w:color w:val="000000" w:themeColor="text1"/>
+          <w:lang w:val="en-AU"/>
+        </w:rPr>
+        <w:t>2</w:t>
+      </w:r>
+    </w:p>
+    <w:p>
+      <w:pPr>
+        <w:rPr>
+          <w:color w:val="000000" w:themeColor="text1"/>
+          <w:lang w:val="en-AU"/>
+        </w:rPr>
+      </w:pPr>
+      <w:r>
+        <w:rPr>
+          <w:color w:val="000000" w:themeColor="text1"/>
+          <w:lang w:val="en-AU"/>
+        </w:rPr>
+        <w:t xml:space="preserve">raise </w:t>
+      </w:r>
+      <w:proofErr w:type="spellStart"/>
+      <w:proofErr w:type="gramStart"/>
+      <w:r>
+        <w:rPr>
+          <w:color w:val="000000" w:themeColor="text1"/>
+          <w:lang w:val="en-AU"/>
+        </w:rPr>
+        <w:t>ValueError</w:t>
+      </w:r>
+      <w:proofErr w:type="spellEnd"/>
+      <w:r>
+        <w:rPr>
+          <w:color w:val="000000" w:themeColor="text1"/>
+          <w:lang w:val="en-AU"/>
+        </w:rPr>
+        <w:t>(</w:t>
+      </w:r>
+      <w:proofErr w:type="gramEnd"/>
+      <w:r>
+        <w:rPr>
+          <w:color w:val="000000" w:themeColor="text1"/>
+          <w:lang w:val="en-AU"/>
+        </w:rPr>
+        <w:t>"Patient name cannot be empty")</w:t>
+      </w:r>
+    </w:p>
+    <w:p>
+      <w:pPr>
+        <w:rPr>
+          <w:color w:val="000000" w:themeColor="text1"/>
+          <w:lang w:val="en-AU"/>
+        </w:rPr>
+      </w:pPr>
+      <w:r>
+        <w:rPr>
+          <w:color w:val="000000" w:themeColor="text1"/>
+          <w:lang w:val="en-AU"/>
+        </w:rPr>
+        <w:t>3</w:t>
+      </w:r>
+    </w:p>
+    <w:p>
+      <w:pPr>
+        <w:rPr>
+          <w:color w:val="000000" w:themeColor="text1"/>
+          <w:lang w:val="en-AU"/>
+        </w:rPr>
+      </w:pPr>
+      <w:r>
+        <w:rPr>
+          <w:color w:val="000000" w:themeColor="text1"/>
+          <w:lang w:val="en-AU"/>
+        </w:rPr>
+        <w:t>``</w:t>
+      </w:r>
+    </w:p>
+    <w:p>
+      <w:pPr>
+        <w:rPr>
+          <w:color w:val="000000" w:themeColor="text1"/>
+          <w:lang w:val="en-AU"/>
+        </w:rPr>
+      </w:pPr>
+      <w:r>
+        <w:rPr>
+          <w:color w:val="000000" w:themeColor="text1"/>
+          <w:lang w:val="en-AU"/>
+        </w:rPr>
+        <w:t>Show more lines</w:t>
+      </w:r>
+    </w:p>
+    <w:p>
+      <w:pPr>
+        <w:numPr>
+          <w:ilvl w:val="0"/>
+          <w:numId w:val="11"/>
+        </w:numPr>
+        <w:rPr>
+          <w:color w:val="000000" w:themeColor="text1"/>
+          <w:lang w:val="en-AU"/>
+        </w:rPr>
+      </w:pPr>
+      <w:r>
+        <w:rPr>
+          <w:color w:val="000000" w:themeColor="text1"/>
+          <w:lang w:val="en-AU"/>
+        </w:rPr>
+        <w:t>Checks that a patient name was provided.</w:t>
+      </w:r>
+    </w:p>
+    <w:p>
+      <w:pPr>
+        <w:numPr>
+          <w:ilvl w:val="0"/>
+          <w:numId w:val="11"/>
+        </w:numPr>
+        <w:rPr>
+          <w:color w:val="000000" w:themeColor="text1"/>
+          <w:lang w:val="en-AU"/>
+        </w:rPr>
+      </w:pPr>
+      <w:r>
+        <w:rPr>
+          <w:color w:val="000000" w:themeColor="text1"/>
+          <w:lang w:val="en-AU"/>
+        </w:rPr>
+        <w:t xml:space="preserve">If the </w:t>
+      </w:r>
+      <w:proofErr w:type="gramStart"/>
+      <w:r>
+        <w:rPr>
+          <w:color w:val="000000" w:themeColor="text1"/>
+          <w:lang w:val="en-AU"/>
+        </w:rPr>
+        <w:t>patient</w:t>
+      </w:r>
+      <w:proofErr w:type="gramEnd"/>
+      <w:r>
+        <w:rPr>
+          <w:color w:val="000000" w:themeColor="text1"/>
+          <w:lang w:val="en-AU"/>
+        </w:rPr>
+        <w:t xml:space="preserve"> name is empty, the program raises an error.</w:t>
+      </w:r>
+    </w:p>
+    <w:p>
+      <w:pPr>
+        <w:rPr>
+          <w:color w:val="000000" w:themeColor="text1"/>
+          <w:lang w:val="en-AU"/>
+        </w:rPr>
+      </w:pPr>
+      <w:r>
+        <w:rPr>
+          <w:color w:val="000000" w:themeColor="text1"/>
+          <w:lang w:val="en-AU"/>
+        </w:rPr>
+        <w:t>Python</w:t>
+      </w:r>
+    </w:p>
+    <w:p>
+      <w:pPr>
+        <w:rPr>
+          <w:color w:val="000000" w:themeColor="text1"/>
+          <w:lang w:val="en-AU"/>
+        </w:rPr>
+      </w:pPr>
+      <w:r>
+        <w:rPr>
+          <w:color w:val="000000" w:themeColor="text1"/>
+          <w:lang w:val="en-AU"/>
+        </w:rPr>
+        <w:t>1</w:t>
+      </w:r>
+    </w:p>
+    <w:p>
+      <w:pPr>
+        <w:rPr>
+          <w:color w:val="000000" w:themeColor="text1"/>
+          <w:lang w:val="en-AU"/>
+        </w:rPr>
+      </w:pPr>
+      <w:r>
+        <w:rPr>
+          <w:color w:val="000000" w:themeColor="text1"/>
+          <w:lang w:val="en-AU"/>
+        </w:rPr>
+        <w:t>appointment = {</w:t>
+      </w:r>
+    </w:p>
+    <w:p>
+      <w:pPr>
+        <w:rPr>
+          <w:color w:val="000000" w:themeColor="text1"/>
+          <w:lang w:val="en-AU"/>
+        </w:rPr>
+      </w:pPr>
+      <w:r>
+        <w:rPr>
+          <w:color w:val="000000" w:themeColor="text1"/>
+          <w:lang w:val="en-AU"/>
+        </w:rPr>
+        <w:t>2</w:t>
+      </w:r>
+    </w:p>
+    <w:p>
+      <w:pPr>
+        <w:rPr>
+          <w:color w:val="000000" w:themeColor="text1"/>
+          <w:lang w:val="en-AU"/>
+        </w:rPr>
+      </w:pPr>
+      <w:r>
+        <w:rPr>
+          <w:color w:val="000000" w:themeColor="text1"/>
+          <w:lang w:val="en-AU"/>
+        </w:rPr>
+        <w:t xml:space="preserve">"patient": </w:t>
+      </w:r>
+      <w:proofErr w:type="spellStart"/>
+      <w:r>
+        <w:rPr>
+          <w:color w:val="000000" w:themeColor="text1"/>
+          <w:lang w:val="en-AU"/>
+        </w:rPr>
+        <w:t>patient_name</w:t>
+      </w:r>
+      <w:proofErr w:type="spellEnd"/>
+      <w:r>
+        <w:rPr>
+          <w:color w:val="000000" w:themeColor="text1"/>
+          <w:lang w:val="en-AU"/>
+        </w:rPr>
+        <w:t>,</w:t>
+      </w:r>
+    </w:p>
+    <w:p>
+      <w:pPr>
+        <w:rPr>
+          <w:color w:val="000000" w:themeColor="text1"/>
+          <w:lang w:val="en-AU"/>
+        </w:rPr>
+      </w:pPr>
+      <w:r>
+        <w:rPr>
+          <w:color w:val="000000" w:themeColor="text1"/>
+          <w:lang w:val="en-AU"/>
+        </w:rPr>
+        <w:t>3</w:t>
+      </w:r>
+    </w:p>
+    <w:p>
+      <w:pPr>
+        <w:rPr>
+          <w:color w:val="000000" w:themeColor="text1"/>
+          <w:lang w:val="en-AU"/>
+        </w:rPr>
+      </w:pPr>
+      <w:r>
+        <w:rPr>
+          <w:color w:val="000000" w:themeColor="text1"/>
+          <w:lang w:val="en-AU"/>
+        </w:rPr>
+        <w:t xml:space="preserve">"practitioner": </w:t>
+      </w:r>
+      <w:proofErr w:type="spellStart"/>
+      <w:r>
+        <w:rPr>
+          <w:color w:val="000000" w:themeColor="text1"/>
+          <w:lang w:val="en-AU"/>
+        </w:rPr>
+        <w:t>practitioner_name</w:t>
+      </w:r>
+      <w:proofErr w:type="spellEnd"/>
+      <w:r>
+        <w:rPr>
+          <w:color w:val="000000" w:themeColor="text1"/>
+          <w:lang w:val="en-AU"/>
+        </w:rPr>
+        <w:t>,</w:t>
+      </w:r>
+    </w:p>
+    <w:p>
+      <w:pPr>
+        <w:rPr>
+          <w:color w:val="000000" w:themeColor="text1"/>
+          <w:lang w:val="en-AU"/>
+        </w:rPr>
+      </w:pPr>
+      <w:r>
+        <w:rPr>
+          <w:color w:val="000000" w:themeColor="text1"/>
+          <w:lang w:val="en-AU"/>
+        </w:rPr>
+        <w:t>4</w:t>
+      </w:r>
+    </w:p>
+    <w:p>
+      <w:pPr>
+        <w:rPr>
+          <w:color w:val="000000" w:themeColor="text1"/>
+          <w:lang w:val="en-AU"/>
+        </w:rPr>
+      </w:pPr>
+      <w:r>
+        <w:rPr>
+          <w:color w:val="000000" w:themeColor="text1"/>
+          <w:lang w:val="en-AU"/>
+        </w:rPr>
+        <w:t xml:space="preserve">"time": </w:t>
+      </w:r>
+      <w:proofErr w:type="spellStart"/>
+      <w:r>
+        <w:rPr>
+          <w:color w:val="000000" w:themeColor="text1"/>
+          <w:lang w:val="en-AU"/>
+        </w:rPr>
+        <w:t>appointment_time</w:t>
+      </w:r>
+      <w:proofErr w:type="spellEnd"/>
+    </w:p>
+    <w:p>
+      <w:pPr>
+        <w:rPr>
+          <w:color w:val="000000" w:themeColor="text1"/>
+          <w:lang w:val="en-AU"/>
+        </w:rPr>
+      </w:pPr>
+      <w:r>
+        <w:rPr>
+          <w:color w:val="000000" w:themeColor="text1"/>
+          <w:lang w:val="en-AU"/>
+        </w:rPr>
+        <w:t>5</w:t>
+      </w:r>
+    </w:p>
+    <w:p>
+      <w:pPr>
+        <w:rPr>
+          <w:color w:val="000000" w:themeColor="text1"/>
+          <w:lang w:val="en-AU"/>
+        </w:rPr>
+      </w:pPr>
+      <w:r>
+        <w:rPr>
+          <w:color w:val="000000" w:themeColor="text1"/>
+          <w:lang w:val="en-AU"/>
+        </w:rPr>
+        <w:t>}</w:t>
+      </w:r>
+    </w:p>
+    <w:p>
+      <w:pPr>
+        <w:rPr>
+          <w:color w:val="000000" w:themeColor="text1"/>
+          <w:lang w:val="en-AU"/>
+        </w:rPr>
+      </w:pPr>
+      <w:r>
+        <w:rPr>
+          <w:color w:val="000000" w:themeColor="text1"/>
+          <w:lang w:val="en-AU"/>
+        </w:rPr>
+        <w:t>Show more lines</w:t>
+      </w:r>
+    </w:p>
+    <w:p>
+      <w:pPr>
+        <w:numPr>
+          <w:ilvl w:val="0"/>
+          <w:numId w:val="12"/>
+        </w:numPr>
+        <w:rPr>
+          <w:color w:val="000000" w:themeColor="text1"/>
+          <w:lang w:val="en-AU"/>
+        </w:rPr>
+      </w:pPr>
+      <w:r>
+        <w:rPr>
+          <w:color w:val="000000" w:themeColor="text1"/>
+          <w:lang w:val="en-AU"/>
+        </w:rPr>
+        <w:t>Creates a dictionary containing the appointment details.</w:t>
+      </w:r>
+    </w:p>
+    <w:p>
+      <w:pPr>
+        <w:rPr>
+          <w:color w:val="000000" w:themeColor="text1"/>
+          <w:lang w:val="en-AU"/>
+        </w:rPr>
+      </w:pPr>
+      <w:r>
+        <w:rPr>
+          <w:color w:val="000000" w:themeColor="text1"/>
+          <w:lang w:val="en-AU"/>
+        </w:rPr>
+        <w:t>Example:</w:t>
+      </w:r>
+    </w:p>
+    <w:p>
+      <w:pPr>
+        <w:rPr>
+          <w:color w:val="000000" w:themeColor="text1"/>
+          <w:lang w:val="en-AU"/>
+        </w:rPr>
+      </w:pPr>
+      <w:r>
+        <w:rPr>
+          <w:color w:val="000000" w:themeColor="text1"/>
+          <w:lang w:val="en-AU"/>
+        </w:rPr>
+        <w:t>Python</w:t>
+      </w:r>
+    </w:p>
+    <w:p>
+      <w:pPr>
+        <w:rPr>
+          <w:color w:val="000000" w:themeColor="text1"/>
+          <w:lang w:val="en-AU"/>
+        </w:rPr>
+      </w:pPr>
+      <w:r>
+        <w:rPr>
+          <w:color w:val="000000" w:themeColor="text1"/>
+          <w:lang w:val="en-AU"/>
+        </w:rPr>
+        <w:t>1</w:t>
+      </w:r>
+    </w:p>
+    <w:p>
+      <w:pPr>
+        <w:rPr>
+          <w:color w:val="000000" w:themeColor="text1"/>
+          <w:lang w:val="en-AU"/>
+        </w:rPr>
+      </w:pPr>
+      <w:r>
+        <w:rPr>
+          <w:color w:val="000000" w:themeColor="text1"/>
+          <w:lang w:val="en-AU"/>
+        </w:rPr>
+        <w:t>{</w:t>
+      </w:r>
+    </w:p>
+    <w:p>
+      <w:pPr>
+        <w:rPr>
+          <w:color w:val="000000" w:themeColor="text1"/>
+          <w:lang w:val="en-AU"/>
+        </w:rPr>
+      </w:pPr>
+      <w:r>
+        <w:rPr>
+          <w:color w:val="000000" w:themeColor="text1"/>
+          <w:lang w:val="en-AU"/>
+        </w:rPr>
+        <w:t>2</w:t>
+      </w:r>
+    </w:p>
+    <w:p>
+      <w:pPr>
+        <w:rPr>
+          <w:color w:val="000000" w:themeColor="text1"/>
+          <w:lang w:val="en-AU"/>
+        </w:rPr>
+      </w:pPr>
+      <w:r>
+        <w:rPr>
+          <w:color w:val="000000" w:themeColor="text1"/>
+          <w:lang w:val="en-AU"/>
+        </w:rPr>
+        <w:t>"patient": "Alice Smith",</w:t>
+      </w:r>
+    </w:p>
+    <w:p>
+      <w:pPr>
+        <w:rPr>
+          <w:color w:val="000000" w:themeColor="text1"/>
+          <w:lang w:val="en-AU"/>
+        </w:rPr>
+      </w:pPr>
+      <w:r>
+        <w:rPr>
+          <w:color w:val="000000" w:themeColor="text1"/>
+          <w:lang w:val="en-AU"/>
+        </w:rPr>
+        <w:t>3</w:t>
+      </w:r>
+    </w:p>
+    <w:p>
+      <w:pPr>
+        <w:rPr>
+          <w:color w:val="000000" w:themeColor="text1"/>
+          <w:lang w:val="en-AU"/>
+        </w:rPr>
+      </w:pPr>
+      <w:r>
+        <w:rPr>
+          <w:color w:val="000000" w:themeColor="text1"/>
+          <w:lang w:val="en-AU"/>
+        </w:rPr>
+        <w:t>"practitioner": "Dr. John Doe",</w:t>
+      </w:r>
+    </w:p>
+    <w:p>
+      <w:pPr>
+        <w:rPr>
+          <w:color w:val="000000" w:themeColor="text1"/>
+          <w:lang w:val="en-AU"/>
+        </w:rPr>
+      </w:pPr>
+      <w:r>
+        <w:rPr>
+          <w:color w:val="000000" w:themeColor="text1"/>
+          <w:lang w:val="en-AU"/>
+        </w:rPr>
+        <w:t>4</w:t>
+      </w:r>
+    </w:p>
+    <w:p>
+      <w:pPr>
+        <w:rPr>
+          <w:color w:val="000000" w:themeColor="text1"/>
+          <w:lang w:val="en-AU"/>
+        </w:rPr>
+      </w:pPr>
+      <w:r>
+        <w:rPr>
+          <w:color w:val="000000" w:themeColor="text1"/>
+          <w:lang w:val="en-AU"/>
+        </w:rPr>
+        <w:t>"time": "2024-07-20 10:00 AM"</w:t>
+      </w:r>
+    </w:p>
+    <w:p>
+      <w:pPr>
+        <w:rPr>
+          <w:color w:val="000000" w:themeColor="text1"/>
+          <w:lang w:val="en-AU"/>
+        </w:rPr>
+      </w:pPr>
+      <w:r>
+        <w:rPr>
+          <w:color w:val="000000" w:themeColor="text1"/>
+          <w:lang w:val="en-AU"/>
+        </w:rPr>
+        <w:t>5</w:t>
+      </w:r>
+    </w:p>
+    <w:p>
+      <w:pPr>
+        <w:rPr>
+          <w:color w:val="000000" w:themeColor="text1"/>
+          <w:lang w:val="en-AU"/>
+        </w:rPr>
+      </w:pPr>
+      <w:r>
+        <w:rPr>
+          <w:color w:val="000000" w:themeColor="text1"/>
+          <w:lang w:val="en-AU"/>
+        </w:rPr>
+        <w:t>}</w:t>
+      </w:r>
+    </w:p>
+    <w:p>
+      <w:pPr>
+        <w:rPr>
+          <w:color w:val="000000" w:themeColor="text1"/>
+          <w:lang w:val="en-AU"/>
+        </w:rPr>
+      </w:pPr>
+      <w:r>
+        <w:rPr>
+          <w:color w:val="000000" w:themeColor="text1"/>
+          <w:lang w:val="en-AU"/>
+        </w:rPr>
+        <w:t>Show more lines</w:t>
+      </w:r>
+    </w:p>
+    <w:p>
+      <w:pPr>
+        <w:rPr>
+          <w:color w:val="000000" w:themeColor="text1"/>
+          <w:lang w:val="en-AU"/>
+        </w:rPr>
+      </w:pPr>
+      <w:r>
+        <w:rPr>
+          <w:color w:val="000000" w:themeColor="text1"/>
+          <w:lang w:val="en-AU"/>
+        </w:rPr>
+        <w:t>Python</w:t>
+      </w:r>
+    </w:p>
+    <w:p>
+      <w:pPr>
+        <w:rPr>
+          <w:color w:val="000000" w:themeColor="text1"/>
+          <w:lang w:val="en-AU"/>
+        </w:rPr>
+      </w:pPr>
+      <w:r>
+        <w:rPr>
+          <w:color w:val="000000" w:themeColor="text1"/>
+          <w:lang w:val="en-AU"/>
+        </w:rPr>
+        <w:t>1</w:t>
+      </w:r>
+    </w:p>
+    <w:p>
+      <w:pPr>
+        <w:rPr>
+          <w:color w:val="000000" w:themeColor="text1"/>
+          <w:lang w:val="en-AU"/>
+        </w:rPr>
+      </w:pPr>
+      <w:proofErr w:type="spellStart"/>
+      <w:proofErr w:type="gramStart"/>
+      <w:r>
+        <w:rPr>
+          <w:color w:val="000000" w:themeColor="text1"/>
+          <w:lang w:val="en-AU"/>
+        </w:rPr>
+        <w:t>appointments.append</w:t>
+      </w:r>
+      <w:proofErr w:type="spellEnd"/>
+      <w:proofErr w:type="gramEnd"/>
+      <w:r>
+        <w:rPr>
+          <w:color w:val="000000" w:themeColor="text1"/>
+          <w:lang w:val="en-AU"/>
+        </w:rPr>
+        <w:t>(appointment)</w:t>
+      </w:r>
+    </w:p>
+    <w:p>
+      <w:pPr>
+        <w:rPr>
+          <w:color w:val="000000" w:themeColor="text1"/>
+          <w:lang w:val="en-AU"/>
+        </w:rPr>
+      </w:pPr>
+      <w:r>
+        <w:rPr>
+          <w:color w:val="000000" w:themeColor="text1"/>
+          <w:lang w:val="en-AU"/>
+        </w:rPr>
+        <w:t>Show more lines</w:t>
+      </w:r>
+    </w:p>
+    <w:p>
+      <w:pPr>
+        <w:numPr>
+          <w:ilvl w:val="0"/>
+          <w:numId w:val="13"/>
+        </w:numPr>
+        <w:rPr>
+          <w:color w:val="000000" w:themeColor="text1"/>
+          <w:lang w:val="en-AU"/>
+        </w:rPr>
+      </w:pPr>
+      <w:r>
+        <w:rPr>
+          <w:color w:val="000000" w:themeColor="text1"/>
+          <w:lang w:val="en-AU"/>
+        </w:rPr>
+        <w:t>Adds the appointment dictionary to the appointments list.</w:t>
+      </w:r>
+    </w:p>
+    <w:p>
+      <w:pPr>
+        <w:rPr>
+          <w:color w:val="000000" w:themeColor="text1"/>
+          <w:lang w:val="en-AU"/>
+        </w:rPr>
+      </w:pPr>
+      <w:r>
+        <w:rPr>
+          <w:color w:val="000000" w:themeColor="text1"/>
+          <w:lang w:val="en-AU"/>
+        </w:rPr>
+        <w:pict w14:anchorId="664AA61D">
+          <v:rect id="_x0000_i1091" style="width:0;height:1.5pt" o:hralign="center" o:hrstd="t" o:hr="t" fillcolor="#a0a0a0" stroked="f"/>
+        </w:pict>
+      </w:r>
+    </w:p>
+    <w:p>
+      <w:pPr>
+        <w:rPr>
+          <w:b/>
+          <w:bCs/>
+          <w:color w:val="000000" w:themeColor="text1"/>
+          <w:lang w:val="en-AU"/>
+        </w:rPr>
+      </w:pPr>
+      <w:r>
+        <w:rPr>
+          <w:b/>
+          <w:bCs/>
+          <w:color w:val="000000" w:themeColor="text1"/>
+          <w:lang w:val="en-AU"/>
+        </w:rPr>
+        <w:t xml:space="preserve">Function: </w:t>
+      </w:r>
+      <w:proofErr w:type="spellStart"/>
+      <w:r>
+        <w:rPr>
+          <w:b/>
+          <w:bCs/>
+          <w:color w:val="000000" w:themeColor="text1"/>
+          <w:lang w:val="en-AU"/>
+        </w:rPr>
+        <w:t>display_</w:t>
+      </w:r>
+      <w:proofErr w:type="gramStart"/>
+      <w:r>
+        <w:rPr>
+          <w:b/>
+          <w:bCs/>
+          <w:color w:val="000000" w:themeColor="text1"/>
+          <w:lang w:val="en-AU"/>
+        </w:rPr>
+        <w:t>appointments</w:t>
+      </w:r>
+      <w:proofErr w:type="spellEnd"/>
+      <w:r>
+        <w:rPr>
+          <w:b/>
+          <w:bCs/>
+          <w:color w:val="000000" w:themeColor="text1"/>
+          <w:lang w:val="en-AU"/>
+        </w:rPr>
+        <w:t>(</w:t>
+      </w:r>
+      <w:proofErr w:type="gramEnd"/>
+      <w:r>
+        <w:rPr>
+          <w:b/>
+          <w:bCs/>
+          <w:color w:val="000000" w:themeColor="text1"/>
+          <w:lang w:val="en-AU"/>
+        </w:rPr>
+        <w:t>)</w:t>
+      </w:r>
+    </w:p>
+    <w:p>
+      <w:pPr>
+        <w:rPr>
+          <w:color w:val="000000" w:themeColor="text1"/>
+          <w:lang w:val="en-AU"/>
+        </w:rPr>
+      </w:pPr>
+      <w:r>
+        <w:rPr>
+          <w:color w:val="000000" w:themeColor="text1"/>
+          <w:lang w:val="en-AU"/>
+        </w:rPr>
+        <w:t>Python</w:t>
+      </w:r>
+    </w:p>
+    <w:p>
+      <w:pPr>
+        <w:rPr>
+          <w:color w:val="000000" w:themeColor="text1"/>
+          <w:lang w:val="en-AU"/>
+        </w:rPr>
+      </w:pPr>
+      <w:r>
+        <w:rPr>
+          <w:color w:val="000000" w:themeColor="text1"/>
+          <w:lang w:val="en-AU"/>
+        </w:rPr>
+        <w:t>1</w:t>
+      </w:r>
+    </w:p>
+    <w:p>
+      <w:pPr>
+        <w:rPr>
+          <w:color w:val="000000" w:themeColor="text1"/>
+          <w:lang w:val="en-AU"/>
+        </w:rPr>
+      </w:pPr>
+      <w:r>
+        <w:rPr>
+          <w:color w:val="000000" w:themeColor="text1"/>
+          <w:lang w:val="en-AU"/>
+        </w:rPr>
+        <w:t xml:space="preserve">def </w:t>
+      </w:r>
+      <w:proofErr w:type="spellStart"/>
+      <w:r>
+        <w:rPr>
+          <w:color w:val="000000" w:themeColor="text1"/>
+          <w:lang w:val="en-AU"/>
+        </w:rPr>
+        <w:t>display_</w:t>
+      </w:r>
+      <w:proofErr w:type="gramStart"/>
+      <w:r>
+        <w:rPr>
+          <w:color w:val="000000" w:themeColor="text1"/>
+          <w:lang w:val="en-AU"/>
+        </w:rPr>
+        <w:t>appointments</w:t>
+      </w:r>
+      <w:proofErr w:type="spellEnd"/>
+      <w:r>
+        <w:rPr>
+          <w:color w:val="000000" w:themeColor="text1"/>
+          <w:lang w:val="en-AU"/>
+        </w:rPr>
+        <w:t>(</w:t>
+      </w:r>
+      <w:proofErr w:type="gramEnd"/>
+      <w:r>
+        <w:rPr>
+          <w:color w:val="000000" w:themeColor="text1"/>
+          <w:lang w:val="en-AU"/>
+        </w:rPr>
+        <w:t>):</w:t>
+      </w:r>
+    </w:p>
+    <w:p>
+      <w:pPr>
+        <w:rPr>
+          <w:color w:val="000000" w:themeColor="text1"/>
+          <w:lang w:val="en-AU"/>
+        </w:rPr>
+      </w:pPr>
+      <w:r>
+        <w:rPr>
+          <w:color w:val="000000" w:themeColor="text1"/>
+          <w:lang w:val="en-AU"/>
+        </w:rPr>
+        <w:t>Show more lines</w:t>
+      </w:r>
+    </w:p>
+    <w:p>
+      <w:pPr>
+        <w:rPr>
+          <w:color w:val="000000" w:themeColor="text1"/>
+          <w:lang w:val="en-AU"/>
+        </w:rPr>
+      </w:pPr>
+      <w:r>
+        <w:rPr>
+          <w:color w:val="000000" w:themeColor="text1"/>
+          <w:lang w:val="en-AU"/>
+        </w:rPr>
+        <w:t>This function displays all stored appointments.</w:t>
+      </w:r>
+    </w:p>
+    <w:p>
+      <w:pPr>
+        <w:rPr>
+          <w:color w:val="000000" w:themeColor="text1"/>
+          <w:lang w:val="en-AU"/>
+        </w:rPr>
+      </w:pPr>
+      <w:r>
+        <w:rPr>
+          <w:color w:val="000000" w:themeColor="text1"/>
+          <w:lang w:val="en-AU"/>
+        </w:rPr>
+        <w:t>Python</w:t>
+      </w:r>
+    </w:p>
+    <w:p>
+      <w:pPr>
+        <w:rPr>
+          <w:color w:val="000000" w:themeColor="text1"/>
+          <w:lang w:val="en-AU"/>
+        </w:rPr>
+      </w:pPr>
+      <w:r>
+        <w:rPr>
+          <w:color w:val="000000" w:themeColor="text1"/>
+          <w:lang w:val="en-AU"/>
+        </w:rPr>
+        <w:t>1</w:t>
+      </w:r>
+    </w:p>
+    <w:p>
+      <w:pPr>
+        <w:rPr>
+          <w:color w:val="000000" w:themeColor="text1"/>
+          <w:lang w:val="en-AU"/>
+        </w:rPr>
+      </w:pPr>
+      <w:r>
+        <w:rPr>
+          <w:color w:val="000000" w:themeColor="text1"/>
+          <w:lang w:val="en-AU"/>
+        </w:rPr>
+        <w:t>if not appointments:</w:t>
+      </w:r>
+    </w:p>
+    <w:p>
+      <w:pPr>
+        <w:rPr>
+          <w:color w:val="000000" w:themeColor="text1"/>
+          <w:lang w:val="en-AU"/>
+        </w:rPr>
+      </w:pPr>
+      <w:r>
+        <w:rPr>
+          <w:color w:val="000000" w:themeColor="text1"/>
+          <w:lang w:val="en-AU"/>
+        </w:rPr>
+        <w:t>Show more lines</w:t>
+      </w:r>
+    </w:p>
+    <w:p>
+      <w:pPr>
+        <w:numPr>
+          <w:ilvl w:val="0"/>
+          <w:numId w:val="14"/>
+        </w:numPr>
+        <w:rPr>
+          <w:color w:val="000000" w:themeColor="text1"/>
+          <w:lang w:val="en-AU"/>
+        </w:rPr>
+      </w:pPr>
+      <w:r>
+        <w:rPr>
+          <w:color w:val="000000" w:themeColor="text1"/>
+          <w:lang w:val="en-AU"/>
+        </w:rPr>
+        <w:t>Checks whether the list is empty.</w:t>
+      </w:r>
+    </w:p>
+    <w:p>
+      <w:pPr>
+        <w:rPr>
+          <w:color w:val="000000" w:themeColor="text1"/>
+          <w:lang w:val="en-AU"/>
+        </w:rPr>
+      </w:pPr>
+      <w:r>
+        <w:rPr>
+          <w:color w:val="000000" w:themeColor="text1"/>
+          <w:lang w:val="en-AU"/>
+        </w:rPr>
+        <w:t>Python</w:t>
+      </w:r>
+    </w:p>
+    <w:p>
+      <w:pPr>
+        <w:rPr>
+          <w:color w:val="000000" w:themeColor="text1"/>
+          <w:lang w:val="en-AU"/>
+        </w:rPr>
+      </w:pPr>
+      <w:r>
+        <w:rPr>
+          <w:color w:val="000000" w:themeColor="text1"/>
+          <w:lang w:val="en-AU"/>
+        </w:rPr>
+        <w:t>1</w:t>
+      </w:r>
+    </w:p>
+    <w:p>
+      <w:pPr>
+        <w:rPr>
+          <w:color w:val="000000" w:themeColor="text1"/>
+          <w:lang w:val="en-AU"/>
+        </w:rPr>
+      </w:pPr>
+      <w:proofErr w:type="gramStart"/>
+      <w:r>
+        <w:rPr>
+          <w:color w:val="000000" w:themeColor="text1"/>
+          <w:lang w:val="en-AU"/>
+        </w:rPr>
+        <w:t>print(</w:t>
+      </w:r>
+      <w:proofErr w:type="gramEnd"/>
+      <w:r>
+        <w:rPr>
+          <w:color w:val="000000" w:themeColor="text1"/>
+          <w:lang w:val="en-AU"/>
+        </w:rPr>
+        <w:t>"No appointments recorded.")</w:t>
+      </w:r>
+    </w:p>
+    <w:p>
+      <w:pPr>
+        <w:rPr>
+          <w:color w:val="000000" w:themeColor="text1"/>
+          <w:lang w:val="en-AU"/>
+        </w:rPr>
+      </w:pPr>
+      <w:r>
+        <w:rPr>
+          <w:color w:val="000000" w:themeColor="text1"/>
+          <w:lang w:val="en-AU"/>
+        </w:rPr>
+        <w:t>Show more lines</w:t>
+      </w:r>
+    </w:p>
+    <w:p>
+      <w:pPr>
+        <w:numPr>
+          <w:ilvl w:val="0"/>
+          <w:numId w:val="15"/>
+        </w:numPr>
+        <w:rPr>
+          <w:color w:val="000000" w:themeColor="text1"/>
+          <w:lang w:val="en-AU"/>
+        </w:rPr>
+      </w:pPr>
+      <w:r>
+        <w:rPr>
+          <w:color w:val="000000" w:themeColor="text1"/>
+          <w:lang w:val="en-AU"/>
+        </w:rPr>
+        <w:t>Prints a message if there are no appointments.</w:t>
+      </w:r>
+    </w:p>
+    <w:p>
+      <w:pPr>
+        <w:rPr>
+          <w:color w:val="000000" w:themeColor="text1"/>
+          <w:lang w:val="en-AU"/>
+        </w:rPr>
+      </w:pPr>
+      <w:r>
+        <w:rPr>
+          <w:color w:val="000000" w:themeColor="text1"/>
+          <w:lang w:val="en-AU"/>
+        </w:rPr>
+        <w:t>Python</w:t>
+      </w:r>
+    </w:p>
+    <w:p>
+      <w:pPr>
+        <w:rPr>
+          <w:color w:val="000000" w:themeColor="text1"/>
+          <w:lang w:val="en-AU"/>
+        </w:rPr>
+      </w:pPr>
+      <w:r>
+        <w:rPr>
+          <w:color w:val="000000" w:themeColor="text1"/>
+          <w:lang w:val="en-AU"/>
+        </w:rPr>
+        <w:t>1</w:t>
+      </w:r>
+    </w:p>
+    <w:p>
+      <w:pPr>
+        <w:rPr>
+          <w:color w:val="000000" w:themeColor="text1"/>
+          <w:lang w:val="en-AU"/>
+        </w:rPr>
+      </w:pPr>
+      <w:r>
+        <w:rPr>
+          <w:color w:val="000000" w:themeColor="text1"/>
+          <w:lang w:val="en-AU"/>
+        </w:rPr>
+        <w:t>for appointment in appointments:</w:t>
+      </w:r>
+    </w:p>
+    <w:p>
+      <w:pPr>
+        <w:rPr>
+          <w:color w:val="000000" w:themeColor="text1"/>
+          <w:lang w:val="en-AU"/>
+        </w:rPr>
+      </w:pPr>
+      <w:r>
+        <w:rPr>
+          <w:color w:val="000000" w:themeColor="text1"/>
+          <w:lang w:val="en-AU"/>
+        </w:rPr>
+        <w:t>Show more lines</w:t>
+      </w:r>
+    </w:p>
+    <w:p>
+      <w:pPr>
+        <w:numPr>
+          <w:ilvl w:val="0"/>
+          <w:numId w:val="16"/>
+        </w:numPr>
+        <w:rPr>
+          <w:color w:val="000000" w:themeColor="text1"/>
+          <w:lang w:val="en-AU"/>
+        </w:rPr>
+      </w:pPr>
+      <w:r>
+        <w:rPr>
+          <w:color w:val="000000" w:themeColor="text1"/>
+          <w:lang w:val="en-AU"/>
+        </w:rPr>
+        <w:t>Loops through every appointment in the list.</w:t>
+      </w:r>
+    </w:p>
+    <w:p>
+      <w:pPr>
+        <w:rPr>
+          <w:color w:val="000000" w:themeColor="text1"/>
+          <w:lang w:val="en-AU"/>
+        </w:rPr>
+      </w:pPr>
+      <w:r>
+        <w:rPr>
+          <w:color w:val="000000" w:themeColor="text1"/>
+          <w:lang w:val="en-AU"/>
+        </w:rPr>
+        <w:t>Python</w:t>
+      </w:r>
+    </w:p>
+    <w:p>
+      <w:pPr>
+        <w:rPr>
+          <w:color w:val="000000" w:themeColor="text1"/>
+          <w:lang w:val="en-AU"/>
+        </w:rPr>
+      </w:pPr>
+      <w:r>
+        <w:rPr>
+          <w:color w:val="000000" w:themeColor="text1"/>
+          <w:lang w:val="en-AU"/>
+        </w:rPr>
+        <w:t>1</w:t>
+      </w:r>
+    </w:p>
+    <w:p>
+      <w:pPr>
+        <w:rPr>
+          <w:color w:val="000000" w:themeColor="text1"/>
+          <w:lang w:val="en-AU"/>
+        </w:rPr>
+      </w:pPr>
+      <w:proofErr w:type="gramStart"/>
+      <w:r>
+        <w:rPr>
+          <w:color w:val="000000" w:themeColor="text1"/>
+          <w:lang w:val="en-AU"/>
+        </w:rPr>
+        <w:t>print(</w:t>
+      </w:r>
+      <w:proofErr w:type="spellStart"/>
+      <w:proofErr w:type="gramEnd"/>
+      <w:r>
+        <w:rPr>
+          <w:color w:val="000000" w:themeColor="text1"/>
+          <w:lang w:val="en-AU"/>
+        </w:rPr>
+        <w:t>f"Patient</w:t>
+      </w:r>
+      <w:proofErr w:type="spellEnd"/>
+      <w:r>
+        <w:rPr>
+          <w:color w:val="000000" w:themeColor="text1"/>
+          <w:lang w:val="en-AU"/>
+        </w:rPr>
+        <w:t>: {appointment['patient']} | Practitioner: {appointment['practitioner']} | Time: {appointment['time']}")</w:t>
+      </w:r>
+    </w:p>
+    <w:p>
+      <w:pPr>
+        <w:rPr>
+          <w:color w:val="000000" w:themeColor="text1"/>
+          <w:lang w:val="en-AU"/>
+        </w:rPr>
+      </w:pPr>
+      <w:r>
+        <w:rPr>
+          <w:color w:val="000000" w:themeColor="text1"/>
+          <w:lang w:val="en-AU"/>
+        </w:rPr>
+        <w:t>2</w:t>
+      </w:r>
+    </w:p>
+    <w:p>
+      <w:pPr>
+        <w:rPr>
+          <w:color w:val="000000" w:themeColor="text1"/>
+          <w:lang w:val="en-AU"/>
+        </w:rPr>
+      </w:pPr>
+      <w:r>
+        <w:rPr>
+          <w:color w:val="000000" w:themeColor="text1"/>
+          <w:lang w:val="en-AU"/>
+        </w:rPr>
+        <w:t>``</w:t>
+      </w:r>
+    </w:p>
+    <w:p>
+      <w:pPr>
+        <w:rPr>
+          <w:color w:val="000000" w:themeColor="text1"/>
+          <w:lang w:val="en-AU"/>
+        </w:rPr>
+      </w:pPr>
+      <w:r>
+        <w:rPr>
+          <w:color w:val="000000" w:themeColor="text1"/>
+          <w:lang w:val="en-AU"/>
+        </w:rPr>
+        <w:t>Show more lines</w:t>
+      </w:r>
+    </w:p>
+    <w:p>
+      <w:pPr>
+        <w:numPr>
+          <w:ilvl w:val="0"/>
+          <w:numId w:val="17"/>
+        </w:numPr>
+        <w:rPr>
+          <w:color w:val="000000" w:themeColor="text1"/>
+          <w:lang w:val="en-AU"/>
+        </w:rPr>
+      </w:pPr>
+      <w:r>
+        <w:rPr>
+          <w:color w:val="000000" w:themeColor="text1"/>
+          <w:lang w:val="en-AU"/>
+        </w:rPr>
+        <w:t>Prints each appointment in a readable format.</w:t>
+      </w:r>
+    </w:p>
+    <w:p>
+      <w:pPr>
+        <w:rPr>
+          <w:color w:val="000000" w:themeColor="text1"/>
+          <w:lang w:val="en-AU"/>
+        </w:rPr>
+      </w:pPr>
+      <w:r>
+        <w:rPr>
+          <w:color w:val="000000" w:themeColor="text1"/>
+          <w:lang w:val="en-AU"/>
+        </w:rPr>
+        <w:pict w14:anchorId="58D399D9">
+          <v:rect id="_x0000_i1092" style="width:0;height:1.5pt" o:hralign="center" o:hrstd="t" o:hr="t" fillcolor="#a0a0a0" stroked="f"/>
+        </w:pict>
+      </w:r>
+    </w:p>
+    <w:p>
+      <w:pPr>
+        <w:rPr>
+          <w:b/>
+          <w:bCs/>
+          <w:color w:val="000000" w:themeColor="text1"/>
+          <w:lang w:val="en-AU"/>
+        </w:rPr>
+      </w:pPr>
+      <w:r>
+        <w:rPr>
+          <w:b/>
+          <w:bCs/>
+          <w:color w:val="000000" w:themeColor="text1"/>
+          <w:lang w:val="en-AU"/>
+        </w:rPr>
+        <w:t>Main program</w:t>
+      </w:r>
+    </w:p>
+    <w:p>
+      <w:pPr>
+        <w:rPr>
+          <w:color w:val="000000" w:themeColor="text1"/>
+          <w:lang w:val="en-AU"/>
+        </w:rPr>
+      </w:pPr>
+      <w:r>
+        <w:rPr>
+          <w:color w:val="000000" w:themeColor="text1"/>
+          <w:lang w:val="en-AU"/>
+        </w:rPr>
+        <w:t>Python</w:t>
+      </w:r>
+    </w:p>
+    <w:p>
+      <w:pPr>
+        <w:rPr>
+          <w:color w:val="000000" w:themeColor="text1"/>
+          <w:lang w:val="en-AU"/>
+        </w:rPr>
+      </w:pPr>
+      <w:r>
+        <w:rPr>
+          <w:color w:val="000000" w:themeColor="text1"/>
+          <w:lang w:val="en-AU"/>
+        </w:rPr>
+        <w:t>1</w:t>
+      </w:r>
+    </w:p>
+    <w:p>
+      <w:pPr>
+        <w:rPr>
+          <w:color w:val="000000" w:themeColor="text1"/>
+          <w:lang w:val="en-AU"/>
+        </w:rPr>
+      </w:pPr>
+      <w:proofErr w:type="gramStart"/>
+      <w:r>
+        <w:rPr>
+          <w:color w:val="000000" w:themeColor="text1"/>
+          <w:lang w:val="en-AU"/>
+        </w:rPr>
+        <w:t>print(</w:t>
+      </w:r>
+      <w:proofErr w:type="gramEnd"/>
+      <w:r>
+        <w:rPr>
+          <w:color w:val="000000" w:themeColor="text1"/>
+          <w:lang w:val="en-AU"/>
+        </w:rPr>
+        <w:t>"Welcome to SmartCare: The Clinical Appointment Booking System!")</w:t>
+      </w:r>
+    </w:p>
+    <w:p>
+      <w:pPr>
+        <w:rPr>
+          <w:color w:val="000000" w:themeColor="text1"/>
+          <w:lang w:val="en-AU"/>
+        </w:rPr>
+      </w:pPr>
+      <w:r>
+        <w:rPr>
+          <w:color w:val="000000" w:themeColor="text1"/>
+          <w:lang w:val="en-AU"/>
+        </w:rPr>
+        <w:t>Show more lines</w:t>
+      </w:r>
+    </w:p>
+    <w:p>
+      <w:pPr>
+        <w:rPr>
+          <w:color w:val="000000" w:themeColor="text1"/>
+          <w:lang w:val="en-AU"/>
+        </w:rPr>
+      </w:pPr>
+      <w:r>
+        <w:rPr>
+          <w:color w:val="000000" w:themeColor="text1"/>
+          <w:lang w:val="en-AU"/>
+        </w:rPr>
+        <w:t>Displays a welcome message.</w:t>
+      </w:r>
+    </w:p>
+    <w:p>
+      <w:pPr>
+        <w:rPr>
+          <w:color w:val="000000" w:themeColor="text1"/>
+          <w:lang w:val="en-AU"/>
+        </w:rPr>
+      </w:pPr>
+      <w:r>
+        <w:rPr>
+          <w:color w:val="000000" w:themeColor="text1"/>
+          <w:lang w:val="en-AU"/>
+        </w:rPr>
+        <w:t>Python</w:t>
+      </w:r>
+    </w:p>
+    <w:p>
+      <w:pPr>
+        <w:rPr>
+          <w:color w:val="000000" w:themeColor="text1"/>
+          <w:lang w:val="en-AU"/>
+        </w:rPr>
+      </w:pPr>
+      <w:r>
+        <w:rPr>
+          <w:color w:val="000000" w:themeColor="text1"/>
+          <w:lang w:val="en-AU"/>
+        </w:rPr>
+        <w:t>1</w:t>
+      </w:r>
+    </w:p>
+    <w:p>
+      <w:pPr>
+        <w:rPr>
+          <w:color w:val="000000" w:themeColor="text1"/>
+          <w:lang w:val="en-AU"/>
+        </w:rPr>
+      </w:pPr>
+      <w:proofErr w:type="spellStart"/>
+      <w:r>
+        <w:rPr>
+          <w:color w:val="000000" w:themeColor="text1"/>
+          <w:lang w:val="en-AU"/>
+        </w:rPr>
+        <w:t>book_</w:t>
+      </w:r>
+      <w:proofErr w:type="gramStart"/>
+      <w:r>
+        <w:rPr>
+          <w:color w:val="000000" w:themeColor="text1"/>
+          <w:lang w:val="en-AU"/>
+        </w:rPr>
+        <w:t>appointment</w:t>
+      </w:r>
+      <w:proofErr w:type="spellEnd"/>
+      <w:r>
+        <w:rPr>
+          <w:color w:val="000000" w:themeColor="text1"/>
+          <w:lang w:val="en-AU"/>
+        </w:rPr>
+        <w:t>(</w:t>
+      </w:r>
+      <w:proofErr w:type="gramEnd"/>
+      <w:r>
+        <w:rPr>
+          <w:color w:val="000000" w:themeColor="text1"/>
+          <w:lang w:val="en-AU"/>
+        </w:rPr>
+        <w:t>'Alice Smith', 'Dr. John Doe', '2024-07-20 10:00 AM')</w:t>
+      </w:r>
+    </w:p>
+    <w:p>
+      <w:pPr>
+        <w:rPr>
+          <w:color w:val="000000" w:themeColor="text1"/>
+          <w:lang w:val="en-AU"/>
+        </w:rPr>
+      </w:pPr>
+      <w:r>
+        <w:rPr>
+          <w:color w:val="000000" w:themeColor="text1"/>
+          <w:lang w:val="en-AU"/>
+        </w:rPr>
+        <w:t>2</w:t>
+      </w:r>
+    </w:p>
+    <w:p>
+      <w:pPr>
+        <w:rPr>
+          <w:color w:val="000000" w:themeColor="text1"/>
+          <w:lang w:val="en-AU"/>
+        </w:rPr>
+      </w:pPr>
+      <w:proofErr w:type="spellStart"/>
+      <w:r>
+        <w:rPr>
+          <w:color w:val="000000" w:themeColor="text1"/>
+          <w:lang w:val="en-AU"/>
+        </w:rPr>
+        <w:t>book_</w:t>
+      </w:r>
+      <w:proofErr w:type="gramStart"/>
+      <w:r>
+        <w:rPr>
+          <w:color w:val="000000" w:themeColor="text1"/>
+          <w:lang w:val="en-AU"/>
+        </w:rPr>
+        <w:t>appointment</w:t>
+      </w:r>
+      <w:proofErr w:type="spellEnd"/>
+      <w:r>
+        <w:rPr>
+          <w:color w:val="000000" w:themeColor="text1"/>
+          <w:lang w:val="en-AU"/>
+        </w:rPr>
+        <w:t>(</w:t>
+      </w:r>
+      <w:proofErr w:type="gramEnd"/>
+      <w:r>
+        <w:rPr>
+          <w:color w:val="000000" w:themeColor="text1"/>
+          <w:lang w:val="en-AU"/>
+        </w:rPr>
+        <w:t>'Bob Johnson', 'Dr. Jane Roe', '2024-07-20 11:30 AM')</w:t>
+      </w:r>
+    </w:p>
+    <w:p>
+      <w:pPr>
+        <w:rPr>
+          <w:color w:val="000000" w:themeColor="text1"/>
+          <w:lang w:val="en-AU"/>
+        </w:rPr>
+      </w:pPr>
+      <w:r>
+        <w:rPr>
+          <w:color w:val="000000" w:themeColor="text1"/>
+          <w:lang w:val="en-AU"/>
+        </w:rPr>
+        <w:t>Show more lines</w:t>
+      </w:r>
+    </w:p>
+    <w:p>
+      <w:pPr>
+        <w:rPr>
+          <w:color w:val="000000" w:themeColor="text1"/>
+          <w:lang w:val="en-AU"/>
+        </w:rPr>
+      </w:pPr>
+      <w:r>
+        <w:rPr>
+          <w:color w:val="000000" w:themeColor="text1"/>
+          <w:lang w:val="en-AU"/>
+        </w:rPr>
+        <w:t>Creates two sample appointments.</w:t>
+      </w:r>
+    </w:p>
+    <w:p>
+      <w:pPr>
+        <w:rPr>
+          <w:color w:val="000000" w:themeColor="text1"/>
+          <w:lang w:val="en-AU"/>
+        </w:rPr>
+      </w:pPr>
+      <w:r>
+        <w:rPr>
+          <w:color w:val="000000" w:themeColor="text1"/>
+          <w:lang w:val="en-AU"/>
+        </w:rPr>
+        <w:t>Python</w:t>
+      </w:r>
+    </w:p>
+    <w:p>
+      <w:pPr>
+        <w:rPr>
+          <w:color w:val="000000" w:themeColor="text1"/>
+          <w:lang w:val="en-AU"/>
+        </w:rPr>
+      </w:pPr>
+      <w:r>
+        <w:rPr>
+          <w:color w:val="000000" w:themeColor="text1"/>
+          <w:lang w:val="en-AU"/>
+        </w:rPr>
+        <w:t>1</w:t>
+      </w:r>
+    </w:p>
+    <w:p>
+      <w:pPr>
+        <w:rPr>
+          <w:color w:val="000000" w:themeColor="text1"/>
+          <w:lang w:val="en-AU"/>
+        </w:rPr>
+      </w:pPr>
+      <w:proofErr w:type="spellStart"/>
+      <w:r>
+        <w:rPr>
+          <w:color w:val="000000" w:themeColor="text1"/>
+          <w:lang w:val="en-AU"/>
+        </w:rPr>
+        <w:t>display_</w:t>
+      </w:r>
+      <w:proofErr w:type="gramStart"/>
+      <w:r>
+        <w:rPr>
+          <w:color w:val="000000" w:themeColor="text1"/>
+          <w:lang w:val="en-AU"/>
+        </w:rPr>
+        <w:t>appointments</w:t>
+      </w:r>
+      <w:proofErr w:type="spellEnd"/>
+      <w:r>
+        <w:rPr>
+          <w:color w:val="000000" w:themeColor="text1"/>
+          <w:lang w:val="en-AU"/>
+        </w:rPr>
+        <w:t>(</w:t>
+      </w:r>
+      <w:proofErr w:type="gramEnd"/>
+      <w:r>
+        <w:rPr>
+          <w:color w:val="000000" w:themeColor="text1"/>
+          <w:lang w:val="en-AU"/>
+        </w:rPr>
+        <w:t>)</w:t>
+      </w:r>
+    </w:p>
+    <w:p>
+      <w:pPr>
+        <w:rPr>
+          <w:color w:val="000000" w:themeColor="text1"/>
+          <w:lang w:val="en-AU"/>
+        </w:rPr>
+      </w:pPr>
+      <w:r>
+        <w:rPr>
+          <w:color w:val="000000" w:themeColor="text1"/>
+          <w:lang w:val="en-AU"/>
+        </w:rPr>
+        <w:t>2</w:t>
+      </w:r>
+    </w:p>
+    <w:p>
+      <w:pPr>
+        <w:rPr>
+          <w:color w:val="000000" w:themeColor="text1"/>
+          <w:lang w:val="en-AU"/>
+        </w:rPr>
+      </w:pPr>
+      <w:r>
+        <w:rPr>
+          <w:color w:val="000000" w:themeColor="text1"/>
+          <w:lang w:val="en-AU"/>
+        </w:rPr>
+        <w:t>``</w:t>
+      </w:r>
+    </w:p>
+    <w:p>
+      <w:pPr>
+        <w:rPr>
+          <w:color w:val="000000" w:themeColor="text1"/>
+          <w:lang w:val="en-AU"/>
+        </w:rPr>
+      </w:pPr>
+      <w:r>
+        <w:rPr>
+          <w:color w:val="000000" w:themeColor="text1"/>
+          <w:lang w:val="en-AU"/>
+        </w:rPr>
+        <w:t>Show more lines</w:t>
+      </w:r>
+    </w:p>
+    <w:p>
+      <w:pPr>
+        <w:rPr>
+          <w:color w:val="000000" w:themeColor="text1"/>
+          <w:lang w:val="en-AU"/>
+        </w:rPr>
+      </w:pPr>
+      <w:r>
+        <w:rPr>
+          <w:color w:val="000000" w:themeColor="text1"/>
+          <w:lang w:val="en-AU"/>
+        </w:rPr>
+        <w:t>Shows all appointments stored in the list.</w:t>
+      </w:r>
+    </w:p>
+    <w:p>
+      <w:pPr>
+        <w:rPr>
+          <w:b/>
+          <w:bCs/>
+          <w:color w:val="000000" w:themeColor="text1"/>
+          <w:lang w:val="en-AU"/>
+        </w:rPr>
+      </w:pPr>
+      <w:r>
+        <w:rPr>
+          <w:b/>
+          <w:bCs/>
+          <w:color w:val="000000" w:themeColor="text1"/>
+          <w:lang w:val="en-AU"/>
+        </w:rPr>
+        <w:t>Expected Output</w:t>
+      </w:r>
+    </w:p>
+    <w:p>
+      <w:pPr>
+        <w:rPr>
+          <w:color w:val="000000" w:themeColor="text1"/>
+          <w:lang w:val="en-AU"/>
+        </w:rPr>
+      </w:pPr>
+      <w:r>
+        <w:rPr>
+          <w:color w:val="000000" w:themeColor="text1"/>
+          <w:lang w:val="en-AU"/>
+        </w:rPr>
+        <w:t>Plain Text</w:t>
+      </w:r>
+    </w:p>
+    <w:p>
+      <w:pPr>
+        <w:rPr>
+          <w:color w:val="000000" w:themeColor="text1"/>
+          <w:lang w:val="en-AU"/>
+        </w:rPr>
+      </w:pPr>
+      <w:r>
+        <w:rPr>
+          <w:color w:val="000000" w:themeColor="text1"/>
+          <w:lang w:val="en-AU"/>
+        </w:rPr>
+        <w:t>1</w:t>
+      </w:r>
+    </w:p>
+    <w:p>
+      <w:pPr>
+        <w:rPr>
+          <w:color w:val="000000" w:themeColor="text1"/>
+          <w:lang w:val="en-AU"/>
+        </w:rPr>
+      </w:pPr>
+      <w:r>
+        <w:rPr>
+          <w:color w:val="000000" w:themeColor="text1"/>
+          <w:lang w:val="en-AU"/>
+        </w:rPr>
+        <w:t>Welcome to SmartCare: The Clinical Appointment Booking System!</w:t>
+      </w:r>
+    </w:p>
+    <w:p>
+      <w:pPr>
+        <w:rPr>
+          <w:color w:val="000000" w:themeColor="text1"/>
+          <w:lang w:val="en-AU"/>
+        </w:rPr>
+      </w:pPr>
+      <w:r>
+        <w:rPr>
+          <w:color w:val="000000" w:themeColor="text1"/>
+          <w:lang w:val="en-AU"/>
+        </w:rPr>
+        <w:t>2</w:t>
+      </w:r>
+    </w:p>
+    <w:p>
+      <w:pPr>
+        <w:rPr>
+          <w:color w:val="000000" w:themeColor="text1"/>
+          <w:lang w:val="en-AU"/>
+        </w:rPr>
+      </w:pPr>
+      <w:r>
+        <w:rPr>
+          <w:color w:val="000000" w:themeColor="text1"/>
+          <w:lang w:val="en-AU"/>
+        </w:rPr>
+        <w:t>Patient: Alice Smith | Practitioner: Dr. John Doe | Time: 2024-07-20 10:00 AM</w:t>
+      </w:r>
+    </w:p>
+    <w:p>
+      <w:pPr>
+        <w:rPr>
+          <w:color w:val="000000" w:themeColor="text1"/>
+          <w:lang w:val="en-AU"/>
+        </w:rPr>
+      </w:pPr>
+      <w:r>
+        <w:rPr>
+          <w:color w:val="000000" w:themeColor="text1"/>
+          <w:lang w:val="en-AU"/>
+        </w:rPr>
+        <w:t>3</w:t>
+      </w:r>
+    </w:p>
+    <w:p>
+      <w:pPr>
+        <w:rPr>
+          <w:color w:val="000000" w:themeColor="text1"/>
+          <w:lang w:val="en-AU"/>
+        </w:rPr>
+      </w:pPr>
+      <w:r>
+        <w:rPr>
+          <w:color w:val="000000" w:themeColor="text1"/>
+          <w:lang w:val="en-AU"/>
+        </w:rPr>
+        <w:t>Patient: Bob Johnson | Practitioner: Dr. Jane Roe | Time: 2024-07-20 11:30 AM</w:t>
+      </w:r>
+    </w:p>
+    <w:p>
+      <w:pPr>
+        <w:rPr>
+          <w:color w:val="000000" w:themeColor="text1"/>
+          <w:lang w:val="en-AU"/>
+        </w:rPr>
+      </w:pPr>
+      <w:r>
+        <w:rPr>
+          <w:color w:val="000000" w:themeColor="text1"/>
+          <w:lang w:val="en-AU"/>
+        </w:rPr>
+        <w:t>4</w:t>
+      </w:r>
+    </w:p>
+    <w:p>
+      <w:pPr>
+        <w:rPr>
+          <w:color w:val="000000" w:themeColor="text1"/>
+          <w:lang w:val="en-AU"/>
+        </w:rPr>
+      </w:pPr>
+      <w:r>
+        <w:rPr>
+          <w:color w:val="000000" w:themeColor="text1"/>
+          <w:lang w:val="en-AU"/>
+        </w:rPr>
+        <w:t> </w:t>
+      </w:r>
+    </w:p>
+    <w:p>
+      <w:pPr>
+        <w:rPr>
+          <w:color w:val="000000" w:themeColor="text1"/>
+          <w:lang w:val="en-AU"/>
+        </w:rPr>
+      </w:pPr>
+      <w:r>
+        <w:rPr>
+          <w:color w:val="000000" w:themeColor="text1"/>
+          <w:lang w:val="en-AU"/>
+        </w:rPr>
+        <w:t>Show more lines</w:t>
+      </w:r>
+    </w:p>
+    <w:p>
+      <w:pPr>
+        <w:rPr>
+          <w:color w:val="000000" w:themeColor="text1"/>
+          <w:lang w:val="en-AU"/>
+        </w:rPr>
+      </w:pPr>
+      <w:r>
+        <w:rPr>
+          <w:color w:val="000000" w:themeColor="text1"/>
+          <w:lang w:val="en-AU"/>
+        </w:rPr>
+        <w:pict w14:anchorId="48C20893">
+          <v:rect id="_x0000_i1093" style="width:0;height:1.5pt" o:hralign="center" o:hrstd="t" o:hr="t" fillcolor="#a0a0a0" stroked="f"/>
+        </w:pict>
+      </w:r>
+    </w:p>
+    <w:p>
+      <w:pPr>
+        <w:rPr>
+          <w:b/>
+          <w:bCs/>
+          <w:color w:val="000000" w:themeColor="text1"/>
+          <w:lang w:val="en-AU"/>
+        </w:rPr>
+      </w:pPr>
+      <w:r>
+        <w:rPr>
+          <w:b/>
+          <w:bCs/>
+          <w:color w:val="000000" w:themeColor="text1"/>
+          <w:lang w:val="en-AU"/>
+        </w:rPr>
+        <w:t>2. Three limitations</w:t>
+      </w:r>
+    </w:p>
+    <w:p>
+      <w:pPr>
+        <w:rPr>
+          <w:b/>
+          <w:bCs/>
+          <w:color w:val="000000" w:themeColor="text1"/>
+          <w:lang w:val="en-AU"/>
+        </w:rPr>
+      </w:pPr>
+      <w:r>
+        <w:rPr>
+          <w:b/>
+          <w:bCs/>
+          <w:color w:val="000000" w:themeColor="text1"/>
+          <w:lang w:val="en-AU"/>
+        </w:rPr>
+        <w:t>1. No validation for practitioner or time</w:t>
+      </w:r>
+    </w:p>
+    <w:p>
+      <w:pPr>
+        <w:rPr>
+          <w:color w:val="000000" w:themeColor="text1"/>
+          <w:lang w:val="en-AU"/>
+        </w:rPr>
+      </w:pPr>
+      <w:r>
+        <w:rPr>
+          <w:color w:val="000000" w:themeColor="text1"/>
+          <w:lang w:val="en-AU"/>
+        </w:rPr>
+        <w:t xml:space="preserve">The program only checks whether the </w:t>
+      </w:r>
+      <w:proofErr w:type="gramStart"/>
+      <w:r>
+        <w:rPr>
+          <w:color w:val="000000" w:themeColor="text1"/>
+          <w:lang w:val="en-AU"/>
+        </w:rPr>
+        <w:t>patient</w:t>
+      </w:r>
+      <w:proofErr w:type="gramEnd"/>
+      <w:r>
+        <w:rPr>
+          <w:color w:val="000000" w:themeColor="text1"/>
+          <w:lang w:val="en-AU"/>
+        </w:rPr>
+        <w:t xml:space="preserve"> name is empty.</w:t>
+      </w:r>
+    </w:p>
+    <w:p>
+      <w:pPr>
+        <w:rPr>
+          <w:color w:val="000000" w:themeColor="text1"/>
+          <w:lang w:val="en-AU"/>
+        </w:rPr>
+      </w:pPr>
+      <w:r>
+        <w:rPr>
+          <w:color w:val="000000" w:themeColor="text1"/>
+          <w:lang w:val="en-AU"/>
+        </w:rPr>
+        <w:t>For example:</w:t>
+      </w:r>
+    </w:p>
+    <w:p>
+      <w:pPr>
+        <w:rPr>
+          <w:color w:val="000000" w:themeColor="text1"/>
+          <w:lang w:val="en-AU"/>
+        </w:rPr>
+      </w:pPr>
+      <w:r>
+        <w:rPr>
+          <w:color w:val="000000" w:themeColor="text1"/>
+          <w:lang w:val="en-AU"/>
+        </w:rPr>
+        <w:t>Python</w:t>
+      </w:r>
+    </w:p>
+    <w:p>
+      <w:pPr>
+        <w:rPr>
+          <w:color w:val="000000" w:themeColor="text1"/>
+          <w:lang w:val="en-AU"/>
+        </w:rPr>
+      </w:pPr>
+      <w:r>
+        <w:rPr>
+          <w:color w:val="000000" w:themeColor="text1"/>
+          <w:lang w:val="en-AU"/>
+        </w:rPr>
+        <w:t>1</w:t>
+      </w:r>
+    </w:p>
+    <w:p>
+      <w:pPr>
+        <w:rPr>
+          <w:color w:val="000000" w:themeColor="text1"/>
+          <w:lang w:val="en-AU"/>
+        </w:rPr>
+      </w:pPr>
+      <w:proofErr w:type="spellStart"/>
+      <w:r>
+        <w:rPr>
+          <w:color w:val="000000" w:themeColor="text1"/>
+          <w:lang w:val="en-AU"/>
+        </w:rPr>
+        <w:t>book_</w:t>
+      </w:r>
+      <w:proofErr w:type="gramStart"/>
+      <w:r>
+        <w:rPr>
+          <w:color w:val="000000" w:themeColor="text1"/>
+          <w:lang w:val="en-AU"/>
+        </w:rPr>
+        <w:t>appointment</w:t>
+      </w:r>
+      <w:proofErr w:type="spellEnd"/>
+      <w:r>
+        <w:rPr>
+          <w:color w:val="000000" w:themeColor="text1"/>
+          <w:lang w:val="en-AU"/>
+        </w:rPr>
+        <w:t>(</w:t>
+      </w:r>
+      <w:proofErr w:type="gramEnd"/>
+      <w:r>
+        <w:rPr>
+          <w:color w:val="000000" w:themeColor="text1"/>
+          <w:lang w:val="en-AU"/>
+        </w:rPr>
+        <w:t>"Alice", "", "")</w:t>
+      </w:r>
+    </w:p>
+    <w:p>
+      <w:pPr>
+        <w:rPr>
+          <w:color w:val="000000" w:themeColor="text1"/>
+          <w:lang w:val="en-AU"/>
+        </w:rPr>
+      </w:pPr>
+      <w:r>
+        <w:rPr>
+          <w:color w:val="000000" w:themeColor="text1"/>
+          <w:lang w:val="en-AU"/>
+        </w:rPr>
+        <w:t>2</w:t>
+      </w:r>
+    </w:p>
+    <w:p>
+      <w:pPr>
+        <w:rPr>
+          <w:color w:val="000000" w:themeColor="text1"/>
+          <w:lang w:val="en-AU"/>
+        </w:rPr>
+      </w:pPr>
+      <w:r>
+        <w:rPr>
+          <w:color w:val="000000" w:themeColor="text1"/>
+          <w:lang w:val="en-AU"/>
+        </w:rPr>
+        <w:t> </w:t>
+      </w:r>
+    </w:p>
+    <w:p>
+      <w:pPr>
+        <w:rPr>
+          <w:color w:val="000000" w:themeColor="text1"/>
+          <w:lang w:val="en-AU"/>
+        </w:rPr>
+      </w:pPr>
+      <w:r>
+        <w:rPr>
+          <w:color w:val="000000" w:themeColor="text1"/>
+          <w:lang w:val="en-AU"/>
+        </w:rPr>
+        <w:t>Show more lines</w:t>
+      </w:r>
+    </w:p>
+    <w:p>
+      <w:pPr>
+        <w:rPr>
+          <w:color w:val="000000" w:themeColor="text1"/>
+          <w:lang w:val="en-AU"/>
+        </w:rPr>
+      </w:pPr>
+      <w:r>
+        <w:rPr>
+          <w:color w:val="000000" w:themeColor="text1"/>
+          <w:lang w:val="en-AU"/>
+        </w:rPr>
+        <w:t>would still be accepted.</w:t>
+      </w:r>
+    </w:p>
+    <w:p>
+      <w:pPr>
+        <w:rPr>
+          <w:color w:val="000000" w:themeColor="text1"/>
+          <w:lang w:val="en-AU"/>
+        </w:rPr>
+      </w:pPr>
+      <w:r>
+        <w:rPr>
+          <w:color w:val="000000" w:themeColor="text1"/>
+          <w:lang w:val="en-AU"/>
+        </w:rPr>
+        <w:pict w14:anchorId="56CFDB13">
+          <v:rect id="_x0000_i1094" style="width:0;height:1.5pt" o:hralign="center" o:hrstd="t" o:hr="t" fillcolor="#a0a0a0" stroked="f"/>
+        </w:pict>
+      </w:r>
+    </w:p>
+    <w:p>
+      <w:pPr>
+        <w:rPr>
+          <w:b/>
+          <w:bCs/>
+          <w:color w:val="000000" w:themeColor="text1"/>
+          <w:lang w:val="en-AU"/>
+        </w:rPr>
+      </w:pPr>
+      <w:r>
+        <w:rPr>
+          <w:b/>
+          <w:bCs/>
+          <w:color w:val="000000" w:themeColor="text1"/>
+          <w:lang w:val="en-AU"/>
+        </w:rPr>
+        <w:t>2. No checking for double bookings</w:t>
+      </w:r>
+    </w:p>
+    <w:p>
+      <w:pPr>
+        <w:rPr>
+          <w:color w:val="000000" w:themeColor="text1"/>
+          <w:lang w:val="en-AU"/>
+        </w:rPr>
+      </w:pPr>
+      <w:r>
+        <w:rPr>
+          <w:color w:val="000000" w:themeColor="text1"/>
+          <w:lang w:val="en-AU"/>
+        </w:rPr>
+        <w:t>Two appointments can be booked for the same practitioner at the same time.</w:t>
+      </w:r>
+    </w:p>
+    <w:p>
+      <w:pPr>
+        <w:rPr>
+          <w:color w:val="000000" w:themeColor="text1"/>
+          <w:lang w:val="en-AU"/>
+        </w:rPr>
+      </w:pPr>
+      <w:r>
+        <w:rPr>
+          <w:color w:val="000000" w:themeColor="text1"/>
+          <w:lang w:val="en-AU"/>
+        </w:rPr>
+        <w:t>Example:</w:t>
+      </w:r>
+    </w:p>
+    <w:p>
+      <w:pPr>
+        <w:rPr>
+          <w:color w:val="000000" w:themeColor="text1"/>
+          <w:lang w:val="en-AU"/>
+        </w:rPr>
+      </w:pPr>
+      <w:r>
+        <w:rPr>
+          <w:color w:val="000000" w:themeColor="text1"/>
+          <w:lang w:val="en-AU"/>
+        </w:rPr>
+        <w:t>Python</w:t>
+      </w:r>
+    </w:p>
+    <w:p>
+      <w:pPr>
+        <w:rPr>
+          <w:color w:val="000000" w:themeColor="text1"/>
+          <w:lang w:val="en-AU"/>
+        </w:rPr>
+      </w:pPr>
+      <w:r>
+        <w:rPr>
+          <w:color w:val="000000" w:themeColor="text1"/>
+          <w:lang w:val="en-AU"/>
+        </w:rPr>
+        <w:t>1</w:t>
+      </w:r>
+    </w:p>
+    <w:p>
+      <w:pPr>
+        <w:rPr>
+          <w:color w:val="000000" w:themeColor="text1"/>
+          <w:lang w:val="en-AU"/>
+        </w:rPr>
+      </w:pPr>
+      <w:proofErr w:type="spellStart"/>
+      <w:r>
+        <w:rPr>
+          <w:color w:val="000000" w:themeColor="text1"/>
+          <w:lang w:val="en-AU"/>
+        </w:rPr>
+        <w:t>book_</w:t>
+      </w:r>
+      <w:proofErr w:type="gramStart"/>
+      <w:r>
+        <w:rPr>
+          <w:color w:val="000000" w:themeColor="text1"/>
+          <w:lang w:val="en-AU"/>
+        </w:rPr>
+        <w:t>appointment</w:t>
+      </w:r>
+      <w:proofErr w:type="spellEnd"/>
+      <w:r>
+        <w:rPr>
+          <w:color w:val="000000" w:themeColor="text1"/>
+          <w:lang w:val="en-AU"/>
+        </w:rPr>
+        <w:t>(</w:t>
+      </w:r>
+      <w:proofErr w:type="gramEnd"/>
+      <w:r>
+        <w:rPr>
+          <w:color w:val="000000" w:themeColor="text1"/>
+          <w:lang w:val="en-AU"/>
+        </w:rPr>
+        <w:t>"Alice", "Dr. John Doe", "10:00 AM")</w:t>
+      </w:r>
+    </w:p>
+    <w:p>
+      <w:pPr>
+        <w:rPr>
+          <w:color w:val="000000" w:themeColor="text1"/>
+          <w:lang w:val="en-AU"/>
+        </w:rPr>
+      </w:pPr>
+      <w:r>
+        <w:rPr>
+          <w:color w:val="000000" w:themeColor="text1"/>
+          <w:lang w:val="en-AU"/>
+        </w:rPr>
+        <w:t>2</w:t>
+      </w:r>
+    </w:p>
+    <w:p>
+      <w:pPr>
+        <w:rPr>
+          <w:color w:val="000000" w:themeColor="text1"/>
+          <w:lang w:val="en-AU"/>
+        </w:rPr>
+      </w:pPr>
+      <w:proofErr w:type="spellStart"/>
+      <w:r>
+        <w:rPr>
+          <w:color w:val="000000" w:themeColor="text1"/>
+          <w:lang w:val="en-AU"/>
+        </w:rPr>
+        <w:t>book_</w:t>
+      </w:r>
+      <w:proofErr w:type="gramStart"/>
+      <w:r>
+        <w:rPr>
+          <w:color w:val="000000" w:themeColor="text1"/>
+          <w:lang w:val="en-AU"/>
+        </w:rPr>
+        <w:t>appointment</w:t>
+      </w:r>
+      <w:proofErr w:type="spellEnd"/>
+      <w:r>
+        <w:rPr>
+          <w:color w:val="000000" w:themeColor="text1"/>
+          <w:lang w:val="en-AU"/>
+        </w:rPr>
+        <w:t>(</w:t>
+      </w:r>
+      <w:proofErr w:type="gramEnd"/>
+      <w:r>
+        <w:rPr>
+          <w:color w:val="000000" w:themeColor="text1"/>
+          <w:lang w:val="en-AU"/>
+        </w:rPr>
+        <w:t>"Bob", "Dr. John Doe", "10:00 AM")</w:t>
+      </w:r>
+    </w:p>
+    <w:p>
+      <w:pPr>
+        <w:rPr>
+          <w:color w:val="000000" w:themeColor="text1"/>
+          <w:lang w:val="en-AU"/>
+        </w:rPr>
+      </w:pPr>
+      <w:r>
+        <w:rPr>
+          <w:color w:val="000000" w:themeColor="text1"/>
+          <w:lang w:val="en-AU"/>
+        </w:rPr>
+        <w:t>Show more lines</w:t>
+      </w:r>
+    </w:p>
+    <w:p>
+      <w:pPr>
+        <w:rPr>
+          <w:color w:val="000000" w:themeColor="text1"/>
+          <w:lang w:val="en-AU"/>
+        </w:rPr>
+      </w:pPr>
+      <w:r>
+        <w:rPr>
+          <w:color w:val="000000" w:themeColor="text1"/>
+          <w:lang w:val="en-AU"/>
+        </w:rPr>
+        <w:t>In a real booking system, this should usually be prevented.</w:t>
+      </w:r>
+    </w:p>
+    <w:p>
+      <w:pPr>
+        <w:rPr>
+          <w:color w:val="000000" w:themeColor="text1"/>
+          <w:lang w:val="en-AU"/>
+        </w:rPr>
+      </w:pPr>
+      <w:r>
+        <w:rPr>
+          <w:color w:val="000000" w:themeColor="text1"/>
+          <w:lang w:val="en-AU"/>
+        </w:rPr>
+        <w:pict w14:anchorId="7F14426A">
+          <v:rect id="_x0000_i1095" style="width:0;height:1.5pt" o:hralign="center" o:hrstd="t" o:hr="t" fillcolor="#a0a0a0" stroked="f"/>
+        </w:pict>
+      </w:r>
+    </w:p>
+    <w:p>
+      <w:pPr>
+        <w:rPr>
+          <w:b/>
+          <w:bCs/>
+          <w:color w:val="000000" w:themeColor="text1"/>
+          <w:lang w:val="en-AU"/>
+        </w:rPr>
+      </w:pPr>
+      <w:r>
+        <w:rPr>
+          <w:b/>
+          <w:bCs/>
+          <w:color w:val="000000" w:themeColor="text1"/>
+          <w:lang w:val="en-AU"/>
+        </w:rPr>
+        <w:t>3. Appointment times are stored as plain text</w:t>
+      </w:r>
+    </w:p>
+    <w:p>
+      <w:pPr>
+        <w:rPr>
+          <w:color w:val="000000" w:themeColor="text1"/>
+          <w:lang w:val="en-AU"/>
+        </w:rPr>
+      </w:pPr>
+      <w:r>
+        <w:rPr>
+          <w:color w:val="000000" w:themeColor="text1"/>
+          <w:lang w:val="en-AU"/>
+        </w:rPr>
+        <w:t>Python</w:t>
+      </w:r>
+    </w:p>
+    <w:p>
+      <w:pPr>
+        <w:rPr>
+          <w:color w:val="000000" w:themeColor="text1"/>
+          <w:lang w:val="en-AU"/>
+        </w:rPr>
+      </w:pPr>
+      <w:r>
+        <w:rPr>
+          <w:color w:val="000000" w:themeColor="text1"/>
+          <w:lang w:val="en-AU"/>
+        </w:rPr>
+        <w:t>1</w:t>
+      </w:r>
+    </w:p>
+    <w:p>
+      <w:pPr>
+        <w:rPr>
+          <w:color w:val="000000" w:themeColor="text1"/>
+          <w:lang w:val="en-AU"/>
+        </w:rPr>
+      </w:pPr>
+      <w:r>
+        <w:rPr>
+          <w:color w:val="000000" w:themeColor="text1"/>
+          <w:lang w:val="en-AU"/>
+        </w:rPr>
+        <w:t>"2024-07-20 10:00 AM"</w:t>
+      </w:r>
+    </w:p>
+    <w:p>
+      <w:pPr>
+        <w:rPr>
+          <w:color w:val="000000" w:themeColor="text1"/>
+          <w:lang w:val="en-AU"/>
+        </w:rPr>
+      </w:pPr>
+      <w:r>
+        <w:rPr>
+          <w:color w:val="000000" w:themeColor="text1"/>
+          <w:lang w:val="en-AU"/>
+        </w:rPr>
+        <w:t>Show more lines</w:t>
+      </w:r>
+    </w:p>
+    <w:p>
+      <w:pPr>
+        <w:rPr>
+          <w:color w:val="000000" w:themeColor="text1"/>
+          <w:lang w:val="en-AU"/>
+        </w:rPr>
+      </w:pPr>
+      <w:r>
+        <w:rPr>
+          <w:color w:val="000000" w:themeColor="text1"/>
+          <w:lang w:val="en-AU"/>
+        </w:rPr>
+        <w:t>is just a string.</w:t>
+      </w:r>
+    </w:p>
+    <w:p>
+      <w:pPr>
+        <w:rPr>
+          <w:color w:val="000000" w:themeColor="text1"/>
+          <w:lang w:val="en-AU"/>
+        </w:rPr>
+      </w:pPr>
+      <w:r>
+        <w:rPr>
+          <w:color w:val="000000" w:themeColor="text1"/>
+          <w:lang w:val="en-AU"/>
+        </w:rPr>
+        <w:t>Because of this:</w:t>
+      </w:r>
+    </w:p>
+    <w:p>
+      <w:pPr>
+        <w:numPr>
+          <w:ilvl w:val="0"/>
+          <w:numId w:val="18"/>
+        </w:numPr>
+        <w:rPr>
+          <w:color w:val="000000" w:themeColor="text1"/>
+          <w:lang w:val="en-AU"/>
+        </w:rPr>
+      </w:pPr>
+      <w:r>
+        <w:rPr>
+          <w:color w:val="000000" w:themeColor="text1"/>
+          <w:lang w:val="en-AU"/>
+        </w:rPr>
+        <w:t>The program cannot easily sort appointments by date.</w:t>
+      </w:r>
+    </w:p>
+    <w:p>
+      <w:pPr>
+        <w:numPr>
+          <w:ilvl w:val="0"/>
+          <w:numId w:val="18"/>
+        </w:numPr>
+        <w:rPr>
+          <w:color w:val="000000" w:themeColor="text1"/>
+          <w:lang w:val="en-AU"/>
+        </w:rPr>
+      </w:pPr>
+      <w:r>
+        <w:rPr>
+          <w:color w:val="000000" w:themeColor="text1"/>
+          <w:lang w:val="en-AU"/>
+        </w:rPr>
+        <w:t>It cannot check whether a date is valid.</w:t>
+      </w:r>
+    </w:p>
+    <w:p>
+      <w:pPr>
+        <w:numPr>
+          <w:ilvl w:val="0"/>
+          <w:numId w:val="18"/>
+        </w:numPr>
+        <w:rPr>
+          <w:color w:val="000000" w:themeColor="text1"/>
+          <w:lang w:val="en-AU"/>
+        </w:rPr>
+      </w:pPr>
+      <w:r>
+        <w:rPr>
+          <w:color w:val="000000" w:themeColor="text1"/>
+          <w:lang w:val="en-AU"/>
+        </w:rPr>
+        <w:t>It cannot calculate durations or detect overlaps.</w:t>
+      </w:r>
+    </w:p>
+    <w:p>
+      <w:pPr>
+        <w:rPr>
+          <w:color w:val="000000" w:themeColor="text1"/>
+          <w:lang w:val="en-AU"/>
+        </w:rPr>
+      </w:pPr>
+      <w:r>
+        <w:rPr>
+          <w:color w:val="000000" w:themeColor="text1"/>
+          <w:lang w:val="en-AU"/>
+        </w:rPr>
+        <w:pict w14:anchorId="4744C688">
+          <v:rect id="_x0000_i1096" style="width:0;height:1.5pt" o:hralign="center" o:hrstd="t" o:hr="t" fillcolor="#a0a0a0" stroked="f"/>
+        </w:pict>
+      </w:r>
+    </w:p>
+    <w:p>
+      <w:pPr>
+        <w:rPr>
+          <w:b/>
+          <w:bCs/>
+          <w:color w:val="000000" w:themeColor="text1"/>
+          <w:lang w:val="en-AU"/>
+        </w:rPr>
+      </w:pPr>
+      <w:r>
+        <w:rPr>
+          <w:b/>
+          <w:bCs/>
+          <w:color w:val="000000" w:themeColor="text1"/>
+          <w:lang w:val="en-AU"/>
+        </w:rPr>
+        <w:t>3. Suggested improvements</w:t>
+      </w:r>
+    </w:p>
+    <w:p>
+      <w:pPr>
+        <w:rPr>
+          <w:b/>
+          <w:bCs/>
+          <w:color w:val="000000" w:themeColor="text1"/>
+          <w:lang w:val="en-AU"/>
+        </w:rPr>
+      </w:pPr>
+      <w:r>
+        <w:rPr>
+          <w:b/>
+          <w:bCs/>
+          <w:color w:val="000000" w:themeColor="text1"/>
+          <w:lang w:val="en-AU"/>
+        </w:rPr>
+        <w:t>Improvement 1: Validate all inputs</w:t>
+      </w:r>
+    </w:p>
+    <w:p>
+      <w:pPr>
+        <w:rPr>
+          <w:color w:val="000000" w:themeColor="text1"/>
+          <w:lang w:val="en-AU"/>
+        </w:rPr>
+      </w:pPr>
+      <w:r>
+        <w:rPr>
+          <w:color w:val="000000" w:themeColor="text1"/>
+          <w:lang w:val="en-AU"/>
+        </w:rPr>
+        <w:t>Check that:</w:t>
+      </w:r>
+    </w:p>
+    <w:p>
+      <w:pPr>
+        <w:numPr>
+          <w:ilvl w:val="0"/>
+          <w:numId w:val="19"/>
+        </w:numPr>
+        <w:rPr>
+          <w:color w:val="000000" w:themeColor="text1"/>
+          <w:lang w:val="en-AU"/>
+        </w:rPr>
+      </w:pPr>
+      <w:r>
+        <w:rPr>
+          <w:color w:val="000000" w:themeColor="text1"/>
+          <w:lang w:val="en-AU"/>
+        </w:rPr>
+        <w:t>Patient name is not empty.</w:t>
+      </w:r>
+    </w:p>
+    <w:p>
+      <w:pPr>
+        <w:numPr>
+          <w:ilvl w:val="0"/>
+          <w:numId w:val="19"/>
+        </w:numPr>
+        <w:rPr>
+          <w:color w:val="000000" w:themeColor="text1"/>
+          <w:lang w:val="en-AU"/>
+        </w:rPr>
+      </w:pPr>
+      <w:r>
+        <w:rPr>
+          <w:color w:val="000000" w:themeColor="text1"/>
+          <w:lang w:val="en-AU"/>
+        </w:rPr>
+        <w:t>Practitioner name is not empty.</w:t>
+      </w:r>
+    </w:p>
+    <w:p>
+      <w:pPr>
+        <w:numPr>
+          <w:ilvl w:val="0"/>
+          <w:numId w:val="19"/>
+        </w:numPr>
+        <w:rPr>
+          <w:color w:val="000000" w:themeColor="text1"/>
+          <w:lang w:val="en-AU"/>
+        </w:rPr>
+      </w:pPr>
+      <w:r>
+        <w:rPr>
+          <w:color w:val="000000" w:themeColor="text1"/>
+          <w:lang w:val="en-AU"/>
+        </w:rPr>
+        <w:t>Appointment time is provided and follows a valid format.</w:t>
+      </w:r>
+    </w:p>
+    <w:p>
+      <w:pPr>
+        <w:rPr>
+          <w:color w:val="000000" w:themeColor="text1"/>
+          <w:lang w:val="en-AU"/>
+        </w:rPr>
+      </w:pPr>
+      <w:r>
+        <w:rPr>
+          <w:color w:val="000000" w:themeColor="text1"/>
+          <w:lang w:val="en-AU"/>
+        </w:rPr>
+        <w:t>This improves data quality.</w:t>
+      </w:r>
+    </w:p>
+    <w:p>
+      <w:pPr>
+        <w:rPr>
+          <w:color w:val="000000" w:themeColor="text1"/>
+          <w:lang w:val="en-AU"/>
+        </w:rPr>
+      </w:pPr>
+      <w:r>
+        <w:rPr>
+          <w:color w:val="000000" w:themeColor="text1"/>
+          <w:lang w:val="en-AU"/>
+        </w:rPr>
+        <w:pict w14:anchorId="34812A25">
+          <v:rect id="_x0000_i1097" style="width:0;height:1.5pt" o:hralign="center" o:hrstd="t" o:hr="t" fillcolor="#a0a0a0" stroked="f"/>
+        </w:pict>
+      </w:r>
+    </w:p>
+    <w:p>
+      <w:pPr>
+        <w:rPr>
+          <w:b/>
+          <w:bCs/>
+          <w:color w:val="000000" w:themeColor="text1"/>
+          <w:lang w:val="en-AU"/>
+        </w:rPr>
+      </w:pPr>
+      <w:r>
+        <w:rPr>
+          <w:b/>
+          <w:bCs/>
+          <w:color w:val="000000" w:themeColor="text1"/>
+          <w:lang w:val="en-AU"/>
+        </w:rPr>
+        <w:t>Improvement 2: Prevent conflicting appointments</w:t>
+      </w:r>
+    </w:p>
+    <w:p>
+      <w:pPr>
+        <w:rPr>
+          <w:color w:val="000000" w:themeColor="text1"/>
+          <w:lang w:val="en-AU"/>
+        </w:rPr>
+      </w:pPr>
+      <w:r>
+        <w:rPr>
+          <w:color w:val="000000" w:themeColor="text1"/>
+          <w:lang w:val="en-AU"/>
+        </w:rPr>
+        <w:t>Before adding a new appointment:</w:t>
+      </w:r>
+    </w:p>
+    <w:p>
+      <w:pPr>
+        <w:numPr>
+          <w:ilvl w:val="0"/>
+          <w:numId w:val="20"/>
+        </w:numPr>
+        <w:rPr>
+          <w:color w:val="000000" w:themeColor="text1"/>
+          <w:lang w:val="en-AU"/>
+        </w:rPr>
+      </w:pPr>
+      <w:r>
+        <w:rPr>
+          <w:color w:val="000000" w:themeColor="text1"/>
+          <w:lang w:val="en-AU"/>
+        </w:rPr>
+        <w:t>Search existing appointments.</w:t>
+      </w:r>
+    </w:p>
+    <w:p>
+      <w:pPr>
+        <w:numPr>
+          <w:ilvl w:val="0"/>
+          <w:numId w:val="20"/>
+        </w:numPr>
+        <w:rPr>
+          <w:color w:val="000000" w:themeColor="text1"/>
+          <w:lang w:val="en-AU"/>
+        </w:rPr>
+      </w:pPr>
+      <w:r>
+        <w:rPr>
+          <w:color w:val="000000" w:themeColor="text1"/>
+          <w:lang w:val="en-AU"/>
+        </w:rPr>
+        <w:t>Check whether the same practitioner already has an appointment at that time.</w:t>
+      </w:r>
+    </w:p>
+    <w:p>
+      <w:pPr>
+        <w:rPr>
+          <w:color w:val="000000" w:themeColor="text1"/>
+          <w:lang w:val="en-AU"/>
+        </w:rPr>
+      </w:pPr>
+      <w:r>
+        <w:rPr>
+          <w:color w:val="000000" w:themeColor="text1"/>
+          <w:lang w:val="en-AU"/>
+        </w:rPr>
+        <w:t>This would make the booking process more realistic.</w:t>
+      </w:r>
+    </w:p>
+    <w:p>
+      <w:pPr>
+        <w:rPr>
+          <w:color w:val="000000" w:themeColor="text1"/>
+          <w:lang w:val="en-AU"/>
+        </w:rPr>
+      </w:pPr>
+      <w:r>
+        <w:rPr>
+          <w:color w:val="000000" w:themeColor="text1"/>
+          <w:lang w:val="en-AU"/>
+        </w:rPr>
+        <w:pict w14:anchorId="5A3AA601">
+          <v:rect id="_x0000_i1098" style="width:0;height:1.5pt" o:hralign="center" o:hrstd="t" o:hr="t" fillcolor="#a0a0a0" stroked="f"/>
+        </w:pict>
+      </w:r>
+    </w:p>
+    <w:p>
+      <w:pPr>
+        <w:rPr>
+          <w:b/>
+          <w:bCs/>
+          <w:color w:val="000000" w:themeColor="text1"/>
+          <w:lang w:val="en-AU"/>
+        </w:rPr>
+      </w:pPr>
+      <w:r>
+        <w:rPr>
+          <w:b/>
+          <w:bCs/>
+          <w:color w:val="000000" w:themeColor="text1"/>
+          <w:lang w:val="en-AU"/>
+        </w:rPr>
+        <w:t>Improvement 3: Use Python's datetime module</w:t>
+      </w:r>
+    </w:p>
+    <w:p>
+      <w:pPr>
+        <w:rPr>
+          <w:color w:val="000000" w:themeColor="text1"/>
+          <w:lang w:val="en-AU"/>
+        </w:rPr>
+      </w:pPr>
+      <w:r>
+        <w:rPr>
+          <w:color w:val="000000" w:themeColor="text1"/>
+          <w:lang w:val="en-AU"/>
+        </w:rPr>
+        <w:t>Instead of storing dates as strings, convert them into datetime objects.</w:t>
+      </w:r>
+    </w:p>
+    <w:p>
+      <w:pPr>
+        <w:rPr>
+          <w:color w:val="000000" w:themeColor="text1"/>
+          <w:lang w:val="en-AU"/>
+        </w:rPr>
+      </w:pPr>
+      <w:r>
+        <w:rPr>
+          <w:color w:val="000000" w:themeColor="text1"/>
+          <w:lang w:val="en-AU"/>
+        </w:rPr>
+        <w:t>Benefits:</w:t>
+      </w:r>
+    </w:p>
+    <w:p>
+      <w:pPr>
+        <w:numPr>
+          <w:ilvl w:val="0"/>
+          <w:numId w:val="21"/>
+        </w:numPr>
+        <w:rPr>
+          <w:color w:val="000000" w:themeColor="text1"/>
+          <w:lang w:val="en-AU"/>
+        </w:rPr>
+      </w:pPr>
+      <w:r>
+        <w:rPr>
+          <w:color w:val="000000" w:themeColor="text1"/>
+          <w:lang w:val="en-AU"/>
+        </w:rPr>
+        <w:t>Easier date comparisons.</w:t>
+      </w:r>
+    </w:p>
+    <w:p>
+      <w:pPr>
+        <w:numPr>
+          <w:ilvl w:val="0"/>
+          <w:numId w:val="21"/>
+        </w:numPr>
+        <w:rPr>
+          <w:color w:val="000000" w:themeColor="text1"/>
+          <w:lang w:val="en-AU"/>
+        </w:rPr>
+      </w:pPr>
+      <w:r>
+        <w:rPr>
+          <w:color w:val="000000" w:themeColor="text1"/>
+          <w:lang w:val="en-AU"/>
+        </w:rPr>
+        <w:t>Easier sorting.</w:t>
+      </w:r>
+    </w:p>
+    <w:p>
+      <w:pPr>
+        <w:numPr>
+          <w:ilvl w:val="0"/>
+          <w:numId w:val="21"/>
+        </w:numPr>
+        <w:rPr>
+          <w:color w:val="000000" w:themeColor="text1"/>
+          <w:lang w:val="en-AU"/>
+        </w:rPr>
+      </w:pPr>
+      <w:r>
+        <w:rPr>
+          <w:color w:val="000000" w:themeColor="text1"/>
+          <w:lang w:val="en-AU"/>
+        </w:rPr>
+        <w:t>Better validation of dates and times.</w:t>
+      </w:r>
+    </w:p>
+    <w:p>
+      <w:pPr>
+        <w:rPr>
+          <w:color w:val="000000" w:themeColor="text1"/>
+          <w:lang w:val="en-AU"/>
+        </w:rPr>
+      </w:pPr>
+      <w:r>
+        <w:rPr>
+          <w:color w:val="000000" w:themeColor="text1"/>
+          <w:lang w:val="en-AU"/>
+        </w:rPr>
+        <w:pict w14:anchorId="16FF6908">
+          <v:rect id="_x0000_i1099" style="width:0;height:1.5pt" o:hralign="center" o:hrstd="t" o:hr="t" fillcolor="#a0a0a0" stroked="f"/>
+        </w:pict>
+      </w:r>
+    </w:p>
+    <w:p>
+      <w:pPr>
+        <w:rPr>
+          <w:b/>
+          <w:bCs/>
+          <w:color w:val="000000" w:themeColor="text1"/>
+          <w:lang w:val="en-AU"/>
+        </w:rPr>
+      </w:pPr>
+      <w:r>
+        <w:rPr>
+          <w:b/>
+          <w:bCs/>
+          <w:color w:val="000000" w:themeColor="text1"/>
+          <w:lang w:val="en-AU"/>
+        </w:rPr>
+        <w:t>Additional possible enhancements</w:t>
+      </w:r>
+    </w:p>
+    <w:p>
+      <w:pPr>
+        <w:numPr>
+          <w:ilvl w:val="0"/>
+          <w:numId w:val="22"/>
+        </w:numPr>
+        <w:rPr>
+          <w:color w:val="000000" w:themeColor="text1"/>
+          <w:lang w:val="en-AU"/>
+        </w:rPr>
+      </w:pPr>
+      <w:r>
+        <w:rPr>
+          <w:color w:val="000000" w:themeColor="text1"/>
+          <w:lang w:val="en-AU"/>
+        </w:rPr>
+        <w:t>Add a function to cancel appointments.</w:t>
+      </w:r>
+    </w:p>
+    <w:p>
+      <w:pPr>
+        <w:numPr>
+          <w:ilvl w:val="0"/>
+          <w:numId w:val="22"/>
+        </w:numPr>
+        <w:rPr>
+          <w:color w:val="000000" w:themeColor="text1"/>
+          <w:lang w:val="en-AU"/>
+        </w:rPr>
+      </w:pPr>
+      <w:r>
+        <w:rPr>
+          <w:color w:val="000000" w:themeColor="text1"/>
+          <w:lang w:val="en-AU"/>
+        </w:rPr>
+        <w:t>Add a function to search for a patient's appointments.</w:t>
+      </w:r>
+    </w:p>
+    <w:p>
+      <w:pPr>
+        <w:numPr>
+          <w:ilvl w:val="0"/>
+          <w:numId w:val="22"/>
+        </w:numPr>
+        <w:rPr>
+          <w:color w:val="000000" w:themeColor="text1"/>
+          <w:lang w:val="en-AU"/>
+        </w:rPr>
+      </w:pPr>
+      <w:r>
+        <w:rPr>
+          <w:color w:val="000000" w:themeColor="text1"/>
+          <w:lang w:val="en-AU"/>
+        </w:rPr>
+        <w:t>Save appointments to a file so they remain available after the program closes.</w:t>
+      </w:r>
+    </w:p>
+    <w:p>
+      <w:pPr>
+        <w:numPr>
+          <w:ilvl w:val="0"/>
+          <w:numId w:val="22"/>
+        </w:numPr>
+        <w:rPr>
+          <w:color w:val="000000" w:themeColor="text1"/>
+          <w:lang w:val="en-AU"/>
+        </w:rPr>
+      </w:pPr>
+      <w:r>
+        <w:rPr>
+          <w:color w:val="000000" w:themeColor="text1"/>
+          <w:lang w:val="en-AU"/>
+        </w:rPr>
+        <w:t>Display appointments in chronological order.</w:t>
+      </w:r>
+    </w:p>
+    <w:p>
+      <w:pPr>
+        <w:rPr>
+          <w:color w:val="000000" w:themeColor="text1"/>
+          <w:lang w:val="en-AU"/>
+        </w:rPr>
+      </w:pPr>
+      <w:r>
+        <w:rPr>
+          <w:color w:val="000000" w:themeColor="text1"/>
+          <w:lang w:val="en-AU"/>
+        </w:rPr>
+        <w:pict w14:anchorId="5F6D0443">
+          <v:rect id="_x0000_i1100" style="width:0;height:1.5pt" o:hralign="center" o:hrstd="t" o:hr="t" fillcolor="#a0a0a0" stroked="f"/>
+        </w:pict>
+      </w:r>
+    </w:p>
+    <w:p>
+      <w:pPr>
+        <w:rPr>
+          <w:b/>
+          <w:bCs/>
+          <w:color w:val="000000" w:themeColor="text1"/>
+          <w:lang w:val="en-AU"/>
+        </w:rPr>
+      </w:pPr>
+      <w:r>
+        <w:rPr>
+          <w:b/>
+          <w:bCs/>
+          <w:color w:val="000000" w:themeColor="text1"/>
+          <w:lang w:val="en-AU"/>
+        </w:rPr>
+        <w:t>4. Summary</w:t>
+      </w:r>
+    </w:p>
+    <w:p>
+      <w:pPr>
+        <w:rPr>
+          <w:color w:val="000000" w:themeColor="text1"/>
+          <w:lang w:val="en-AU"/>
+        </w:rPr>
+      </w:pPr>
+      <w:r>
+        <w:rPr>
+          <w:color w:val="000000" w:themeColor="text1"/>
+          <w:lang w:val="en-AU"/>
+        </w:rPr>
+        <w:t>This program demonstrates several important introductory Python concepts:</w:t>
+      </w:r>
+    </w:p>
+    <w:p>
+      <w:pPr>
+        <w:numPr>
+          <w:ilvl w:val="0"/>
+          <w:numId w:val="23"/>
+        </w:numPr>
+        <w:rPr>
+          <w:color w:val="000000" w:themeColor="text1"/>
+          <w:lang w:val="en-AU"/>
+        </w:rPr>
+      </w:pPr>
+      <w:r>
+        <w:rPr>
+          <w:b/>
+          <w:bCs/>
+          <w:color w:val="000000" w:themeColor="text1"/>
+          <w:lang w:val="en-AU"/>
+        </w:rPr>
+        <w:t>Lists</w:t>
+      </w:r>
+      <w:r>
+        <w:rPr>
+          <w:color w:val="000000" w:themeColor="text1"/>
+          <w:lang w:val="en-AU"/>
+        </w:rPr>
+        <w:t xml:space="preserve"> (appointments)</w:t>
+      </w:r>
+    </w:p>
+    <w:p>
+      <w:pPr>
+        <w:numPr>
+          <w:ilvl w:val="0"/>
+          <w:numId w:val="23"/>
+        </w:numPr>
+        <w:rPr>
+          <w:color w:val="000000" w:themeColor="text1"/>
+          <w:lang w:val="en-AU"/>
+        </w:rPr>
+      </w:pPr>
+      <w:r>
+        <w:rPr>
+          <w:b/>
+          <w:bCs/>
+          <w:color w:val="000000" w:themeColor="text1"/>
+          <w:lang w:val="en-AU"/>
+        </w:rPr>
+        <w:t>Dictionaries</w:t>
+      </w:r>
+      <w:r>
+        <w:rPr>
+          <w:color w:val="000000" w:themeColor="text1"/>
+          <w:lang w:val="en-AU"/>
+        </w:rPr>
+        <w:t xml:space="preserve"> (each appointment record)</w:t>
+      </w:r>
+    </w:p>
+    <w:p>
+      <w:pPr>
+        <w:numPr>
+          <w:ilvl w:val="0"/>
+          <w:numId w:val="23"/>
+        </w:numPr>
+        <w:rPr>
+          <w:color w:val="000000" w:themeColor="text1"/>
+          <w:lang w:val="en-AU"/>
+        </w:rPr>
+      </w:pPr>
+      <w:r>
+        <w:rPr>
+          <w:b/>
+          <w:bCs/>
+          <w:color w:val="000000" w:themeColor="text1"/>
+          <w:lang w:val="en-AU"/>
+        </w:rPr>
+        <w:t>Functions</w:t>
+      </w:r>
+      <w:r>
+        <w:rPr>
+          <w:color w:val="000000" w:themeColor="text1"/>
+          <w:lang w:val="en-AU"/>
+        </w:rPr>
+        <w:t xml:space="preserve"> (</w:t>
+      </w:r>
+      <w:proofErr w:type="spellStart"/>
+      <w:r>
+        <w:rPr>
+          <w:color w:val="000000" w:themeColor="text1"/>
+          <w:lang w:val="en-AU"/>
+        </w:rPr>
+        <w:t>book_</w:t>
+      </w:r>
+      <w:proofErr w:type="gramStart"/>
+      <w:r>
+        <w:rPr>
+          <w:color w:val="000000" w:themeColor="text1"/>
+          <w:lang w:val="en-AU"/>
+        </w:rPr>
+        <w:t>appointment</w:t>
+      </w:r>
+      <w:proofErr w:type="spellEnd"/>
+      <w:r>
+        <w:rPr>
+          <w:color w:val="000000" w:themeColor="text1"/>
+          <w:lang w:val="en-AU"/>
+        </w:rPr>
+        <w:t>(</w:t>
+      </w:r>
+      <w:proofErr w:type="gramEnd"/>
+      <w:r>
+        <w:rPr>
+          <w:color w:val="000000" w:themeColor="text1"/>
+          <w:lang w:val="en-AU"/>
+        </w:rPr>
+        <w:t xml:space="preserve">) and </w:t>
+      </w:r>
+      <w:proofErr w:type="spellStart"/>
+      <w:r>
+        <w:rPr>
+          <w:color w:val="000000" w:themeColor="text1"/>
+          <w:lang w:val="en-AU"/>
+        </w:rPr>
+        <w:t>display_</w:t>
+      </w:r>
+      <w:proofErr w:type="gramStart"/>
+      <w:r>
+        <w:rPr>
+          <w:color w:val="000000" w:themeColor="text1"/>
+          <w:lang w:val="en-AU"/>
+        </w:rPr>
+        <w:t>appointments</w:t>
+      </w:r>
+      <w:proofErr w:type="spellEnd"/>
+      <w:r>
+        <w:rPr>
+          <w:color w:val="000000" w:themeColor="text1"/>
+          <w:lang w:val="en-AU"/>
+        </w:rPr>
+        <w:t>(</w:t>
+      </w:r>
+      <w:proofErr w:type="gramEnd"/>
+      <w:r>
+        <w:rPr>
+          <w:color w:val="000000" w:themeColor="text1"/>
+          <w:lang w:val="en-AU"/>
+        </w:rPr>
+        <w:t>))</w:t>
+      </w:r>
+    </w:p>
+    <w:p>
+      <w:pPr>
+        <w:numPr>
+          <w:ilvl w:val="0"/>
+          <w:numId w:val="23"/>
+        </w:numPr>
+        <w:rPr>
+          <w:color w:val="000000" w:themeColor="text1"/>
+          <w:lang w:val="en-AU"/>
+        </w:rPr>
+      </w:pPr>
+      <w:r>
+        <w:rPr>
+          <w:b/>
+          <w:bCs/>
+          <w:color w:val="000000" w:themeColor="text1"/>
+          <w:lang w:val="en-AU"/>
+        </w:rPr>
+        <w:t>Input validation</w:t>
+      </w:r>
+      <w:r>
+        <w:rPr>
+          <w:color w:val="000000" w:themeColor="text1"/>
+          <w:lang w:val="en-AU"/>
+        </w:rPr>
+        <w:t xml:space="preserve"> using raise </w:t>
+      </w:r>
+      <w:proofErr w:type="spellStart"/>
+      <w:r>
+        <w:rPr>
+          <w:color w:val="000000" w:themeColor="text1"/>
+          <w:lang w:val="en-AU"/>
+        </w:rPr>
+        <w:t>ValueError</w:t>
+      </w:r>
+      <w:proofErr w:type="spellEnd"/>
+    </w:p>
+    <w:p>
+      <w:pPr>
+        <w:numPr>
+          <w:ilvl w:val="0"/>
+          <w:numId w:val="23"/>
+        </w:numPr>
+        <w:rPr>
+          <w:color w:val="000000" w:themeColor="text1"/>
+          <w:lang w:val="en-AU"/>
+        </w:rPr>
+      </w:pPr>
+      <w:r>
+        <w:rPr>
+          <w:b/>
+          <w:bCs/>
+          <w:color w:val="000000" w:themeColor="text1"/>
+          <w:lang w:val="en-AU"/>
+        </w:rPr>
+        <w:t>Loops</w:t>
+      </w:r>
+      <w:r>
+        <w:rPr>
+          <w:color w:val="000000" w:themeColor="text1"/>
+          <w:lang w:val="en-AU"/>
+        </w:rPr>
+        <w:t xml:space="preserve"> (for loop)</w:t>
+      </w:r>
+    </w:p>
+    <w:p>
+      <w:pPr>
+        <w:numPr>
+          <w:ilvl w:val="0"/>
+          <w:numId w:val="23"/>
+        </w:numPr>
+        <w:rPr>
+          <w:color w:val="000000" w:themeColor="text1"/>
+          <w:lang w:val="en-AU"/>
+        </w:rPr>
+      </w:pPr>
+      <w:r>
+        <w:rPr>
+          <w:b/>
+          <w:bCs/>
+          <w:color w:val="000000" w:themeColor="text1"/>
+          <w:lang w:val="en-AU"/>
+        </w:rPr>
+        <w:t>Conditional statements</w:t>
+      </w:r>
+      <w:r>
+        <w:rPr>
+          <w:color w:val="000000" w:themeColor="text1"/>
+          <w:lang w:val="en-AU"/>
+        </w:rPr>
+        <w:t xml:space="preserve"> (if)</w:t>
+      </w:r>
+    </w:p>
+    <w:p>
+      <w:pPr>
+        <w:rPr>
+          <w:color w:val="000000" w:themeColor="text1"/>
+          <w:lang w:val="en-AU"/>
+        </w:rPr>
+      </w:pPr>
+      <w:r>
+        <w:rPr>
+          <w:color w:val="000000" w:themeColor="text1"/>
+          <w:lang w:val="en-AU"/>
+        </w:rPr>
+        <w:t>It is a good starting point for a simple appointment-booking application, but it lacks comprehensive validation, conflict checking, and persistent storage.</w:t>
+      </w:r>
+    </w:p>
+    <w:p>
+      <w:pPr>
+        <w:rPr>
+          <w:color w:val="000000" w:themeColor="text1"/>
+          <w:lang w:val="en-AU"/>
+        </w:rPr>
+      </w:pPr>
+      <w:r>
+        <w:rPr>
+          <w:color w:val="000000" w:themeColor="text1"/>
+          <w:lang w:val="en-AU"/>
+        </w:rPr>
+        <w:pict w14:anchorId="74496C8E">
+          <v:rect id="_x0000_i1101" style="width:0;height:1.5pt" o:hralign="center" o:hrstd="t" o:hr="t" fillcolor="#a0a0a0" stroked="f"/>
+        </w:pict>
+      </w:r>
+    </w:p>
+    <w:p>
+      <w:pPr>
+        <w:rPr>
+          <w:b/>
+          <w:bCs/>
+          <w:color w:val="000000" w:themeColor="text1"/>
+          <w:lang w:val="en-AU"/>
+        </w:rPr>
+      </w:pPr>
+      <w:r>
+        <w:rPr>
+          <w:b/>
+          <w:bCs/>
+          <w:color w:val="000000" w:themeColor="text1"/>
+          <w:lang w:val="en-AU"/>
+        </w:rPr>
+        <w:t>5. Questions to test your understanding</w:t>
+      </w:r>
+    </w:p>
+    <w:p>
+      <w:pPr>
+        <w:rPr>
+          <w:b/>
+          <w:bCs/>
+          <w:color w:val="000000" w:themeColor="text1"/>
+          <w:lang w:val="en-AU"/>
+        </w:rPr>
+      </w:pPr>
+      <w:r>
+        <w:rPr>
+          <w:b/>
+          <w:bCs/>
+          <w:color w:val="000000" w:themeColor="text1"/>
+          <w:lang w:val="en-AU"/>
+        </w:rPr>
+        <w:t>Question 1</w:t>
+      </w:r>
+    </w:p>
+    <w:p>
+      <w:pPr>
+        <w:rPr>
+          <w:color w:val="000000" w:themeColor="text1"/>
+          <w:lang w:val="en-AU"/>
+        </w:rPr>
+      </w:pPr>
+      <w:r>
+        <w:rPr>
+          <w:color w:val="000000" w:themeColor="text1"/>
+          <w:lang w:val="en-AU"/>
+        </w:rPr>
+        <w:t xml:space="preserve">Why is the appointments variable implemented as a </w:t>
+      </w:r>
+      <w:r>
+        <w:rPr>
+          <w:b/>
+          <w:bCs/>
+          <w:color w:val="000000" w:themeColor="text1"/>
+          <w:lang w:val="en-AU"/>
+        </w:rPr>
+        <w:t>list of dictionaries</w:t>
+      </w:r>
+      <w:r>
+        <w:rPr>
+          <w:color w:val="000000" w:themeColor="text1"/>
+          <w:lang w:val="en-AU"/>
+        </w:rPr>
+        <w:t xml:space="preserve"> rather than a single dictionary?</w:t>
+      </w:r>
+    </w:p>
+    <w:p>
+      <w:pPr>
+        <w:rPr>
+          <w:b/>
+          <w:bCs/>
+          <w:color w:val="000000" w:themeColor="text1"/>
+          <w:lang w:val="en-AU"/>
+        </w:rPr>
+      </w:pPr>
+      <w:r>
+        <w:rPr>
+          <w:b/>
+          <w:bCs/>
+          <w:color w:val="000000" w:themeColor="text1"/>
+          <w:lang w:val="en-AU"/>
+        </w:rPr>
+        <w:t>Question 2</w:t>
+      </w:r>
+    </w:p>
+    <w:p>
+      <w:pPr>
+        <w:rPr>
+          <w:color w:val="000000" w:themeColor="text1"/>
+          <w:lang w:val="en-AU"/>
+        </w:rPr>
+      </w:pPr>
+      <w:r>
+        <w:rPr>
+          <w:color w:val="000000" w:themeColor="text1"/>
+          <w:lang w:val="en-AU"/>
+        </w:rPr>
+        <w:t>What happens when the following line executes, and why?</w:t>
+      </w:r>
+    </w:p>
+    <w:p>
+      <w:pPr>
+        <w:rPr>
+          <w:color w:val="000000" w:themeColor="text1"/>
+          <w:lang w:val="en-AU"/>
+        </w:rPr>
+      </w:pPr>
+      <w:r>
+        <w:rPr>
+          <w:color w:val="000000" w:themeColor="text1"/>
+          <w:lang w:val="en-AU"/>
+        </w:rPr>
+        <w:t>Python</w:t>
+      </w:r>
+    </w:p>
+    <w:p>
+      <w:pPr>
+        <w:rPr>
+          <w:color w:val="000000" w:themeColor="text1"/>
+          <w:lang w:val="en-AU"/>
+        </w:rPr>
+      </w:pPr>
+      <w:r>
+        <w:rPr>
+          <w:color w:val="000000" w:themeColor="text1"/>
+          <w:lang w:val="en-AU"/>
+        </w:rPr>
+        <w:t>1</w:t>
+      </w:r>
+    </w:p>
+    <w:p>
+      <w:pPr>
+        <w:rPr>
+          <w:color w:val="000000" w:themeColor="text1"/>
+          <w:lang w:val="en-AU"/>
+        </w:rPr>
+      </w:pPr>
+      <w:proofErr w:type="spellStart"/>
+      <w:r>
+        <w:rPr>
+          <w:color w:val="000000" w:themeColor="text1"/>
+          <w:lang w:val="en-AU"/>
+        </w:rPr>
+        <w:t>book_</w:t>
+      </w:r>
+      <w:proofErr w:type="gramStart"/>
+      <w:r>
+        <w:rPr>
+          <w:color w:val="000000" w:themeColor="text1"/>
+          <w:lang w:val="en-AU"/>
+        </w:rPr>
+        <w:t>appointment</w:t>
+      </w:r>
+      <w:proofErr w:type="spellEnd"/>
+      <w:r>
+        <w:rPr>
+          <w:color w:val="000000" w:themeColor="text1"/>
+          <w:lang w:val="en-AU"/>
+        </w:rPr>
+        <w:t>(</w:t>
+      </w:r>
+      <w:proofErr w:type="gramEnd"/>
+      <w:r>
+        <w:rPr>
+          <w:color w:val="000000" w:themeColor="text1"/>
+          <w:lang w:val="en-AU"/>
+        </w:rPr>
+        <w:t>"", "Dr. Jane Roe", "2024-07-20 11:30 AM")</w:t>
+      </w:r>
+    </w:p>
+    <w:p>
+      <w:pPr>
+        <w:rPr>
+          <w:color w:val="000000" w:themeColor="text1"/>
+          <w:lang w:val="en-AU"/>
+        </w:rPr>
+      </w:pPr>
+      <w:r>
+        <w:rPr>
+          <w:color w:val="000000" w:themeColor="text1"/>
+          <w:lang w:val="en-AU"/>
+        </w:rPr>
+        <w:t>Show more lines</w:t>
+      </w:r>
+    </w:p>
+    <w:p>
+      <w:pPr>
+        <w:rPr>
+          <w:b/>
+          <w:bCs/>
+          <w:color w:val="000000" w:themeColor="text1"/>
+          <w:lang w:val="en-AU"/>
+        </w:rPr>
+      </w:pPr>
+      <w:r>
+        <w:rPr>
+          <w:b/>
+          <w:bCs/>
+          <w:color w:val="000000" w:themeColor="text1"/>
+          <w:lang w:val="en-AU"/>
+        </w:rPr>
+        <w:t>Explanation of the feedback</w:t>
+      </w:r>
+    </w:p>
+    <w:p>
+      <w:pPr>
+        <w:rPr>
+          <w:color w:val="000000" w:themeColor="text1"/>
+          <w:lang w:val="en-AU"/>
+        </w:rPr>
+      </w:pPr>
+      <w:r>
+        <w:rPr>
+          <w:color w:val="000000" w:themeColor="text1"/>
+          <w:lang w:val="en-AU"/>
+        </w:rPr>
+        <w:t>The analysis focused on the program's structure, showing how lists, dictionaries, functions, validation, loops, and conditionals work together. The suggested improvements target common real-world requirements while keeping the original design intact rather than rewriting the application.</w:t>
+      </w:r>
+      <w:r>
+        <w:rPr>
+          <w:color w:val="000000" w:themeColor="text1"/>
+        </w:rPr>
+        <w:br/>
+        <w:t>”</w:t>
+      </w:r>
+    </w:p>
+    <w:p>
+      <w:pPr>
         <w:pStyle w:val="Heading1"/>
       </w:pPr>
       <w:r>
@@ -1042,8 +6580,608 @@
       </w:r>
     </w:p>
     <w:p>
-      <w:r>
+      <w:pPr>
+        <w:rPr>
+          <w:color w:val="EE0000"/>
+        </w:rPr>
+      </w:pPr>
+      <w:r>
+        <w:rPr>
+          <w:color w:val="EE0000"/>
+        </w:rPr>
         <w:t>Ask AI to create a simple beginner-friendly Python function that stores patient name, practitioner name and appointment time. Explicitly prohibit a database or GUI.</w:t>
+      </w:r>
+    </w:p>
+    <w:p>
+      <w:r>
+        <w:t>Prompt used:</w:t>
+      </w:r>
+    </w:p>
+    <w:p>
+      <w:r>
+        <w:t>“</w:t>
+      </w:r>
+      <w:r>
+        <w:br/>
+        <w:t xml:space="preserve">Create a </w:t>
+      </w:r>
+      <w:r>
+        <w:t>beginner-friendly Python function that stores patient name, practitioner name and appointment time.</w:t>
+      </w:r>
+      <w:r>
+        <w:t xml:space="preserve"> You are not permitted to use a database or create a GUI.</w:t>
+      </w:r>
+      <w:r>
+        <w:br/>
+        <w:t>”</w:t>
+      </w:r>
+    </w:p>
+    <w:p>
+      <w:r>
+        <w:t>AI’s response:</w:t>
+      </w:r>
+    </w:p>
+    <w:p>
+      <w:r>
+        <w:t>“</w:t>
+      </w:r>
+      <w:r>
+        <w:br/>
+      </w:r>
+      <w:r>
+        <w:t>Here's a beginner-friendly function that stores a patient's name, practitioner's name, and appointment time using a list and a dictionary. It does not use a database or a GUI.</w:t>
+      </w:r>
+    </w:p>
+    <w:p/>
+    <w:p>
+      <w:r>
+        <w:t>Python</w:t>
+      </w:r>
+    </w:p>
+    <w:p>
+      <w:r>
+        <w:t>1</w:t>
+      </w:r>
+    </w:p>
+    <w:p>
+      <w:r>
+        <w:t>appointments = []</w:t>
+      </w:r>
+    </w:p>
+    <w:p>
+      <w:r>
+        <w:t>2</w:t>
+      </w:r>
+    </w:p>
+    <w:p>
+      <w:r>
+        <w:t> </w:t>
+      </w:r>
+    </w:p>
+    <w:p>
+      <w:r>
+        <w:t>3</w:t>
+      </w:r>
+    </w:p>
+    <w:p>
+      <w:r>
+        <w:t xml:space="preserve">def </w:t>
+      </w:r>
+      <w:proofErr w:type="spellStart"/>
+      <w:r>
+        <w:t>book_</w:t>
+      </w:r>
+      <w:proofErr w:type="gramStart"/>
+      <w:r>
+        <w:t>appointment</w:t>
+      </w:r>
+      <w:proofErr w:type="spellEnd"/>
+      <w:r>
+        <w:t>(</w:t>
+      </w:r>
+      <w:proofErr w:type="spellStart"/>
+      <w:proofErr w:type="gramEnd"/>
+      <w:r>
+        <w:t>patient_name</w:t>
+      </w:r>
+      <w:proofErr w:type="spellEnd"/>
+      <w:r>
+        <w:t xml:space="preserve">, </w:t>
+      </w:r>
+      <w:proofErr w:type="spellStart"/>
+      <w:r>
+        <w:t>practitioner_name</w:t>
+      </w:r>
+      <w:proofErr w:type="spellEnd"/>
+      <w:r>
+        <w:t xml:space="preserve">, </w:t>
+      </w:r>
+      <w:proofErr w:type="spellStart"/>
+      <w:r>
+        <w:t>appointment_time</w:t>
+      </w:r>
+      <w:proofErr w:type="spellEnd"/>
+      <w:r>
+        <w:t>):</w:t>
+      </w:r>
+    </w:p>
+    <w:p>
+      <w:r>
+        <w:t>4</w:t>
+      </w:r>
+    </w:p>
+    <w:p>
+      <w:r>
+        <w:t>appointment = {</w:t>
+      </w:r>
+    </w:p>
+    <w:p>
+      <w:r>
+        <w:t>5</w:t>
+      </w:r>
+    </w:p>
+    <w:p>
+      <w:r>
+        <w:t xml:space="preserve">"patient": </w:t>
+      </w:r>
+      <w:proofErr w:type="spellStart"/>
+      <w:r>
+        <w:t>patient_name</w:t>
+      </w:r>
+      <w:proofErr w:type="spellEnd"/>
+      <w:r>
+        <w:t>,</w:t>
+      </w:r>
+    </w:p>
+    <w:p>
+      <w:r>
+        <w:t>6</w:t>
+      </w:r>
+    </w:p>
+    <w:p>
+      <w:r>
+        <w:t xml:space="preserve">"practitioner": </w:t>
+      </w:r>
+      <w:proofErr w:type="spellStart"/>
+      <w:r>
+        <w:t>practitioner_name</w:t>
+      </w:r>
+      <w:proofErr w:type="spellEnd"/>
+      <w:r>
+        <w:t>,</w:t>
+      </w:r>
+    </w:p>
+    <w:p>
+      <w:r>
+        <w:t>7</w:t>
+      </w:r>
+    </w:p>
+    <w:p>
+      <w:r>
+        <w:t xml:space="preserve">"time": </w:t>
+      </w:r>
+      <w:proofErr w:type="spellStart"/>
+      <w:r>
+        <w:t>appointment_time</w:t>
+      </w:r>
+      <w:proofErr w:type="spellEnd"/>
+    </w:p>
+    <w:p>
+      <w:r>
+        <w:t>8</w:t>
+      </w:r>
+    </w:p>
+    <w:p>
+      <w:r>
+        <w:t>}</w:t>
+      </w:r>
+    </w:p>
+    <w:p>
+      <w:r>
+        <w:t>9</w:t>
+      </w:r>
+    </w:p>
+    <w:p>
+      <w:r>
+        <w:t> </w:t>
+      </w:r>
+    </w:p>
+    <w:p>
+      <w:r>
+        <w:t>10</w:t>
+      </w:r>
+    </w:p>
+    <w:p>
+      <w:proofErr w:type="spellStart"/>
+      <w:proofErr w:type="gramStart"/>
+      <w:r>
+        <w:t>appointments.append</w:t>
+      </w:r>
+      <w:proofErr w:type="spellEnd"/>
+      <w:proofErr w:type="gramEnd"/>
+      <w:r>
+        <w:t>(appointment)</w:t>
+      </w:r>
+    </w:p>
+    <w:p>
+      <w:r>
+        <w:t>11</w:t>
+      </w:r>
+    </w:p>
+    <w:p>
+      <w:proofErr w:type="gramStart"/>
+      <w:r>
+        <w:t>print(</w:t>
+      </w:r>
+      <w:proofErr w:type="gramEnd"/>
+      <w:r>
+        <w:t>"Appointment booked successfully!")</w:t>
+      </w:r>
+    </w:p>
+    <w:p>
+      <w:r>
+        <w:t>12</w:t>
+      </w:r>
+    </w:p>
+    <w:p>
+      <w:r>
+        <w:t> </w:t>
+      </w:r>
+    </w:p>
+    <w:p>
+      <w:r>
+        <w:t>13</w:t>
+      </w:r>
+    </w:p>
+    <w:p>
+      <w:r>
+        <w:t># Example usage</w:t>
+      </w:r>
+    </w:p>
+    <w:p>
+      <w:r>
+        <w:t>14</w:t>
+      </w:r>
+    </w:p>
+    <w:p>
+      <w:proofErr w:type="spellStart"/>
+      <w:r>
+        <w:t>book_</w:t>
+      </w:r>
+      <w:proofErr w:type="gramStart"/>
+      <w:r>
+        <w:t>appointment</w:t>
+      </w:r>
+      <w:proofErr w:type="spellEnd"/>
+      <w:r>
+        <w:t>(</w:t>
+      </w:r>
+      <w:proofErr w:type="gramEnd"/>
+      <w:r>
+        <w:t>"Alice Smith", "Dr. John Doe", "20/07/2024 10:00 AM")</w:t>
+      </w:r>
+    </w:p>
+    <w:p>
+      <w:r>
+        <w:t>15</w:t>
+      </w:r>
+    </w:p>
+    <w:p>
+      <w:r>
+        <w:t> </w:t>
+      </w:r>
+    </w:p>
+    <w:p>
+      <w:r>
+        <w:t>16</w:t>
+      </w:r>
+    </w:p>
+    <w:p>
+      <w:r>
+        <w:t>print(appointments)</w:t>
+      </w:r>
+    </w:p>
+    <w:p>
+      <w:r>
+        <w:t>Show less</w:t>
+      </w:r>
+    </w:p>
+    <w:p>
+      <w:r>
+        <w:t>How it works</w:t>
+      </w:r>
+    </w:p>
+    <w:p/>
+    <w:p>
+      <w:r>
+        <w:t>appointments = []</w:t>
+      </w:r>
+    </w:p>
+    <w:p/>
+    <w:p>
+      <w:proofErr w:type="gramStart"/>
+      <w:r>
+        <w:t>Creates</w:t>
+      </w:r>
+      <w:proofErr w:type="gramEnd"/>
+      <w:r>
+        <w:t xml:space="preserve"> an empty list to store appointments.</w:t>
+      </w:r>
+    </w:p>
+    <w:p/>
+    <w:p>
+      <w:proofErr w:type="spellStart"/>
+      <w:r>
+        <w:t>book_appointment</w:t>
+      </w:r>
+      <w:proofErr w:type="spellEnd"/>
+      <w:r>
+        <w:t>(...)</w:t>
+      </w:r>
+    </w:p>
+    <w:p/>
+    <w:p>
+      <w:r>
+        <w:t>Defines a function with three parameters:</w:t>
+      </w:r>
+    </w:p>
+    <w:p>
+      <w:proofErr w:type="spellStart"/>
+      <w:r>
+        <w:t>patient_name</w:t>
+      </w:r>
+      <w:proofErr w:type="spellEnd"/>
+    </w:p>
+    <w:p>
+      <w:proofErr w:type="spellStart"/>
+      <w:r>
+        <w:t>practitioner_name</w:t>
+      </w:r>
+      <w:proofErr w:type="spellEnd"/>
+    </w:p>
+    <w:p>
+      <w:proofErr w:type="spellStart"/>
+      <w:r>
+        <w:t>appointment_time</w:t>
+      </w:r>
+      <w:proofErr w:type="spellEnd"/>
+    </w:p>
+    <w:p/>
+    <w:p>
+      <w:r>
+        <w:t>The function creates a dictionary:</w:t>
+      </w:r>
+    </w:p>
+    <w:p/>
+    <w:p>
+      <w:r>
+        <w:t>Python</w:t>
+      </w:r>
+    </w:p>
+    <w:p>
+      <w:r>
+        <w:t>1</w:t>
+      </w:r>
+    </w:p>
+    <w:p>
+      <w:r>
+        <w:t>{</w:t>
+      </w:r>
+    </w:p>
+    <w:p>
+      <w:r>
+        <w:t>2</w:t>
+      </w:r>
+    </w:p>
+    <w:p>
+      <w:r>
+        <w:t xml:space="preserve">"patient": </w:t>
+      </w:r>
+      <w:proofErr w:type="spellStart"/>
+      <w:r>
+        <w:t>patient_name</w:t>
+      </w:r>
+      <w:proofErr w:type="spellEnd"/>
+      <w:r>
+        <w:t>,</w:t>
+      </w:r>
+    </w:p>
+    <w:p>
+      <w:r>
+        <w:t>3</w:t>
+      </w:r>
+    </w:p>
+    <w:p>
+      <w:r>
+        <w:t xml:space="preserve">"practitioner": </w:t>
+      </w:r>
+      <w:proofErr w:type="spellStart"/>
+      <w:r>
+        <w:t>practitioner_name</w:t>
+      </w:r>
+      <w:proofErr w:type="spellEnd"/>
+      <w:r>
+        <w:t>,</w:t>
+      </w:r>
+    </w:p>
+    <w:p>
+      <w:r>
+        <w:t>4</w:t>
+      </w:r>
+    </w:p>
+    <w:p>
+      <w:r>
+        <w:t xml:space="preserve">"time": </w:t>
+      </w:r>
+      <w:proofErr w:type="spellStart"/>
+      <w:r>
+        <w:t>appointment_time</w:t>
+      </w:r>
+      <w:proofErr w:type="spellEnd"/>
+    </w:p>
+    <w:p>
+      <w:r>
+        <w:t>5</w:t>
+      </w:r>
+    </w:p>
+    <w:p>
+      <w:r>
+        <w:t>}</w:t>
+      </w:r>
+    </w:p>
+    <w:p>
+      <w:r>
+        <w:t>Show more lines</w:t>
+      </w:r>
+    </w:p>
+    <w:p>
+      <w:r>
+        <w:t>This groups the appointment details together.</w:t>
+      </w:r>
+    </w:p>
+    <w:p/>
+    <w:p>
+      <w:proofErr w:type="spellStart"/>
+      <w:proofErr w:type="gramStart"/>
+      <w:r>
+        <w:t>appointments.append</w:t>
+      </w:r>
+      <w:proofErr w:type="spellEnd"/>
+      <w:proofErr w:type="gramEnd"/>
+      <w:r>
+        <w:t>(appointment)</w:t>
+      </w:r>
+    </w:p>
+    <w:p/>
+    <w:p>
+      <w:proofErr w:type="gramStart"/>
+      <w:r>
+        <w:t>Adds</w:t>
+      </w:r>
+      <w:proofErr w:type="gramEnd"/>
+      <w:r>
+        <w:t xml:space="preserve"> the new appointment to the list.</w:t>
+      </w:r>
+    </w:p>
+    <w:p/>
+    <w:p>
+      <w:r>
+        <w:t>The message "Appointment booked successfully!" confirms the booking.</w:t>
+      </w:r>
+    </w:p>
+    <w:p/>
+    <w:p>
+      <w:r>
+        <w:t>Example Output</w:t>
+      </w:r>
+    </w:p>
+    <w:p>
+      <w:r>
+        <w:t>Python</w:t>
+      </w:r>
+    </w:p>
+    <w:p>
+      <w:r>
+        <w:t>1</w:t>
+      </w:r>
+    </w:p>
+    <w:p>
+      <w:r>
+        <w:t>[</w:t>
+      </w:r>
+    </w:p>
+    <w:p>
+      <w:r>
+        <w:t>2</w:t>
+      </w:r>
+    </w:p>
+    <w:p>
+      <w:r>
+        <w:t>{</w:t>
+      </w:r>
+    </w:p>
+    <w:p>
+      <w:r>
+        <w:t>3</w:t>
+      </w:r>
+    </w:p>
+    <w:p>
+      <w:r>
+        <w:t>'patient': 'Alice Smith',</w:t>
+      </w:r>
+    </w:p>
+    <w:p>
+      <w:r>
+        <w:t>4</w:t>
+      </w:r>
+    </w:p>
+    <w:p>
+      <w:r>
+        <w:t>'practitioner': 'Dr. John Doe',</w:t>
+      </w:r>
+    </w:p>
+    <w:p>
+      <w:r>
+        <w:t>5</w:t>
+      </w:r>
+    </w:p>
+    <w:p>
+      <w:r>
+        <w:t>'time': '20/07/2024 10:00 AM'</w:t>
+      </w:r>
+    </w:p>
+    <w:p>
+      <w:r>
+        <w:t>6</w:t>
+      </w:r>
+    </w:p>
+    <w:p>
+      <w:r>
+        <w:t>}</w:t>
+      </w:r>
+    </w:p>
+    <w:p>
+      <w:r>
+        <w:t>7</w:t>
+      </w:r>
+    </w:p>
+    <w:p>
+      <w:r>
+        <w:t>]</w:t>
+      </w:r>
+    </w:p>
+    <w:p>
+      <w:r>
+        <w:t>Show more lines</w:t>
+      </w:r>
+    </w:p>
+    <w:p>
+      <w:r>
+        <w:t>Why this is beginner-friendly</w:t>
+      </w:r>
+    </w:p>
+    <w:p>
+      <w:r>
+        <w:t>Uses only lists, dictionaries, and functions.</w:t>
+      </w:r>
+    </w:p>
+    <w:p>
+      <w:r>
+        <w:t>No advanced Python concepts.</w:t>
+      </w:r>
+    </w:p>
+    <w:p>
+      <w:r>
+        <w:t>No database setup required.</w:t>
+      </w:r>
+    </w:p>
+    <w:p>
+      <w:r>
+        <w:t>Easy to expand later with features such as displaying, searching, or cancelling appointments.</w:t>
+      </w:r>
+      <w:r>
+        <w:br/>
+        <w:t>”</w:t>
       </w:r>
     </w:p>
     <w:p>
@@ -1112,13 +7250,21 @@
           <w:tcPr>
             <w:tcW w:w="3360" w:type="dxa"/>
           </w:tcPr>
-          <w:p/>
+          <w:p>
+            <w:r>
+              <w:t>Yes</w:t>
+            </w:r>
+          </w:p>
         </w:tc>
         <w:tc>
           <w:tcPr>
             <w:tcW w:w="3360" w:type="dxa"/>
           </w:tcPr>
-          <w:p/>
+          <w:p>
+            <w:r>
+              <w:t>Yes</w:t>
+            </w:r>
+          </w:p>
         </w:tc>
       </w:tr>
       <w:tr>
@@ -1127,8 +7273,13 @@
             <w:tcW w:w="3360" w:type="dxa"/>
           </w:tcPr>
           <w:p>
+            <w:proofErr w:type="gramStart"/>
             <w:r>
-              <w:t>Runs successfully?</w:t>
+              <w:t>Runs</w:t>
+            </w:r>
+            <w:proofErr w:type="gramEnd"/>
+            <w:r>
+              <w:t xml:space="preserve"> successfully?</w:t>
             </w:r>
           </w:p>
         </w:tc>
@@ -1136,13 +7287,21 @@
           <w:tcPr>
             <w:tcW w:w="3360" w:type="dxa"/>
           </w:tcPr>
-          <w:p/>
+          <w:p>
+            <w:r>
+              <w:t>Yes</w:t>
+            </w:r>
+          </w:p>
         </w:tc>
         <w:tc>
           <w:tcPr>
             <w:tcW w:w="3360" w:type="dxa"/>
           </w:tcPr>
-          <w:p/>
+          <w:p>
+            <w:r>
+              <w:t>Yes</w:t>
+            </w:r>
+          </w:p>
         </w:tc>
       </w:tr>
       <w:tr>
@@ -1160,13 +7319,21 @@
           <w:tcPr>
             <w:tcW w:w="3360" w:type="dxa"/>
           </w:tcPr>
-          <w:p/>
+          <w:p>
+            <w:r>
+              <w:t>Yes</w:t>
+            </w:r>
+          </w:p>
         </w:tc>
         <w:tc>
           <w:tcPr>
             <w:tcW w:w="3360" w:type="dxa"/>
           </w:tcPr>
-          <w:p/>
+          <w:p>
+            <w:r>
+              <w:t>Yes</w:t>
+            </w:r>
+          </w:p>
         </w:tc>
       </w:tr>
       <w:tr>
@@ -1184,13 +7351,21 @@
           <w:tcPr>
             <w:tcW w:w="3360" w:type="dxa"/>
           </w:tcPr>
-          <w:p/>
+          <w:p>
+            <w:r>
+              <w:t>Yes</w:t>
+            </w:r>
+          </w:p>
         </w:tc>
         <w:tc>
           <w:tcPr>
             <w:tcW w:w="3360" w:type="dxa"/>
           </w:tcPr>
-          <w:p/>
+          <w:p>
+            <w:r>
+              <w:t>Yes</w:t>
+            </w:r>
+          </w:p>
         </w:tc>
       </w:tr>
       <w:tr>
@@ -1208,13 +7383,21 @@
           <w:tcPr>
             <w:tcW w:w="3360" w:type="dxa"/>
           </w:tcPr>
-          <w:p/>
+          <w:p>
+            <w:r>
+              <w:t>Some</w:t>
+            </w:r>
+          </w:p>
         </w:tc>
         <w:tc>
           <w:tcPr>
             <w:tcW w:w="3360" w:type="dxa"/>
           </w:tcPr>
-          <w:p/>
+          <w:p>
+            <w:r>
+              <w:t>No</w:t>
+            </w:r>
+          </w:p>
         </w:tc>
       </w:tr>
       <w:tr>
@@ -1232,13 +7415,21 @@
           <w:tcPr>
             <w:tcW w:w="3360" w:type="dxa"/>
           </w:tcPr>
-          <w:p/>
+          <w:p>
+            <w:r>
+              <w:t>Yes</w:t>
+            </w:r>
+          </w:p>
         </w:tc>
         <w:tc>
           <w:tcPr>
             <w:tcW w:w="3360" w:type="dxa"/>
           </w:tcPr>
-          <w:p/>
+          <w:p>
+            <w:r>
+              <w:t>Yes</w:t>
+            </w:r>
+          </w:p>
         </w:tc>
       </w:tr>
     </w:tbl>
@@ -1247,8 +7438,13 @@
         <w:pStyle w:val="Heading1"/>
       </w:pPr>
       <w:r>
-        <w:t>Part F - Verify Behaviour</w:t>
-      </w:r>
+        <w:t xml:space="preserve">Part F - Verify </w:t>
+      </w:r>
+      <w:proofErr w:type="spellStart"/>
+      <w:r>
+        <w:t>Behaviour</w:t>
+      </w:r>
+      <w:proofErr w:type="spellEnd"/>
     </w:p>
     <w:p>
       <w:pPr>
@@ -1261,6 +7457,38 @@
     <w:p>
       <w:pPr>
         <w:pStyle w:val="ListBullet"/>
+        <w:tabs>
+          <w:tab w:val="clear" w:pos="360"/>
+          <w:tab w:val="num" w:pos="720"/>
+        </w:tabs>
+        <w:ind w:left="720"/>
+      </w:pPr>
+      <w:r>
+        <w:t xml:space="preserve">Human – </w:t>
+      </w:r>
+      <w:r>
+        <w:t>Runs</w:t>
+      </w:r>
+    </w:p>
+    <w:p>
+      <w:pPr>
+        <w:pStyle w:val="ListBullet"/>
+        <w:tabs>
+          <w:tab w:val="clear" w:pos="360"/>
+          <w:tab w:val="num" w:pos="720"/>
+        </w:tabs>
+        <w:ind w:left="720"/>
+      </w:pPr>
+      <w:r>
+        <w:t xml:space="preserve">AI - </w:t>
+      </w:r>
+      <w:r>
+        <w:t>Runs</w:t>
+      </w:r>
+    </w:p>
+    <w:p>
+      <w:pPr>
+        <w:pStyle w:val="ListBullet"/>
       </w:pPr>
       <w:r>
         <w:t>Blank patient name</w:t>
@@ -1269,6 +7497,38 @@
     <w:p>
       <w:pPr>
         <w:pStyle w:val="ListBullet"/>
+        <w:tabs>
+          <w:tab w:val="clear" w:pos="360"/>
+          <w:tab w:val="num" w:pos="720"/>
+        </w:tabs>
+        <w:ind w:left="720"/>
+      </w:pPr>
+      <w:r>
+        <w:t xml:space="preserve">Human – </w:t>
+      </w:r>
+      <w:r>
+        <w:t>Throws</w:t>
+      </w:r>
+    </w:p>
+    <w:p>
+      <w:pPr>
+        <w:pStyle w:val="ListBullet"/>
+        <w:tabs>
+          <w:tab w:val="clear" w:pos="360"/>
+          <w:tab w:val="num" w:pos="720"/>
+        </w:tabs>
+        <w:ind w:left="720"/>
+      </w:pPr>
+      <w:r>
+        <w:t xml:space="preserve">AI - </w:t>
+      </w:r>
+      <w:r>
+        <w:t>runs</w:t>
+      </w:r>
+    </w:p>
+    <w:p>
+      <w:pPr>
+        <w:pStyle w:val="ListBullet"/>
       </w:pPr>
       <w:r>
         <w:t>Two appointments for the same practitioner/time</w:t>
@@ -1277,9 +7537,92 @@
     <w:p>
       <w:pPr>
         <w:pStyle w:val="ListBullet"/>
-      </w:pPr>
-      <w:r>
-        <w:t>Strange input such as patient_name=None or appointment_time=None</w:t>
+        <w:tabs>
+          <w:tab w:val="clear" w:pos="360"/>
+          <w:tab w:val="num" w:pos="720"/>
+        </w:tabs>
+        <w:ind w:left="720"/>
+      </w:pPr>
+      <w:r>
+        <w:t xml:space="preserve">Human – </w:t>
+      </w:r>
+      <w:r>
+        <w:t>Runs</w:t>
+      </w:r>
+      <w:r>
+        <w:t xml:space="preserve"> (though it shouldn’t)</w:t>
+      </w:r>
+    </w:p>
+    <w:p>
+      <w:pPr>
+        <w:pStyle w:val="ListBullet"/>
+        <w:tabs>
+          <w:tab w:val="clear" w:pos="360"/>
+          <w:tab w:val="num" w:pos="720"/>
+        </w:tabs>
+        <w:ind w:left="720"/>
+      </w:pPr>
+      <w:r>
+        <w:t xml:space="preserve">AI - </w:t>
+      </w:r>
+      <w:r>
+        <w:t>Runs</w:t>
+      </w:r>
+    </w:p>
+    <w:p>
+      <w:pPr>
+        <w:pStyle w:val="ListBullet"/>
+      </w:pPr>
+      <w:r>
+        <w:t xml:space="preserve">Strange input such as </w:t>
+      </w:r>
+      <w:proofErr w:type="spellStart"/>
+      <w:r>
+        <w:t>patient_name</w:t>
+      </w:r>
+      <w:proofErr w:type="spellEnd"/>
+      <w:r>
+        <w:t xml:space="preserve">=None or </w:t>
+      </w:r>
+      <w:proofErr w:type="spellStart"/>
+      <w:r>
+        <w:t>appointment_time</w:t>
+      </w:r>
+      <w:proofErr w:type="spellEnd"/>
+      <w:r>
+        <w:t>=None</w:t>
+      </w:r>
+    </w:p>
+    <w:p>
+      <w:pPr>
+        <w:pStyle w:val="ListBullet"/>
+        <w:tabs>
+          <w:tab w:val="clear" w:pos="360"/>
+          <w:tab w:val="num" w:pos="720"/>
+        </w:tabs>
+        <w:ind w:left="720"/>
+      </w:pPr>
+      <w:r>
+        <w:t xml:space="preserve">Human – </w:t>
+      </w:r>
+      <w:r>
+        <w:t>Throws</w:t>
+      </w:r>
+    </w:p>
+    <w:p>
+      <w:pPr>
+        <w:pStyle w:val="ListBullet"/>
+        <w:tabs>
+          <w:tab w:val="clear" w:pos="360"/>
+          <w:tab w:val="num" w:pos="720"/>
+        </w:tabs>
+        <w:ind w:left="720"/>
+      </w:pPr>
+      <w:r>
+        <w:t xml:space="preserve">AI - </w:t>
+      </w:r>
+      <w:r>
+        <w:t>Runs</w:t>
       </w:r>
     </w:p>
     <w:p>
@@ -1291,8 +7634,57 @@
       </w:r>
     </w:p>
     <w:p>
-      <w:r>
-        <w:t>Choose exactly one controlled improvement, for example: if not patient_name: raise ValueError("Patient name cannot be empty")</w:t>
+      <w:pPr>
+        <w:rPr>
+          <w:color w:val="EE0000"/>
+        </w:rPr>
+      </w:pPr>
+      <w:r>
+        <w:rPr>
+          <w:color w:val="EE0000"/>
+        </w:rPr>
+        <w:t xml:space="preserve">Choose exactly one controlled improvement, for example: if not </w:t>
+      </w:r>
+      <w:proofErr w:type="spellStart"/>
+      <w:r>
+        <w:rPr>
+          <w:color w:val="EE0000"/>
+        </w:rPr>
+        <w:t>patient_name</w:t>
+      </w:r>
+      <w:proofErr w:type="spellEnd"/>
+      <w:r>
+        <w:rPr>
+          <w:color w:val="EE0000"/>
+        </w:rPr>
+        <w:t xml:space="preserve">: raise </w:t>
+      </w:r>
+      <w:proofErr w:type="spellStart"/>
+      <w:proofErr w:type="gramStart"/>
+      <w:r>
+        <w:rPr>
+          <w:color w:val="EE0000"/>
+        </w:rPr>
+        <w:t>ValueError</w:t>
+      </w:r>
+      <w:proofErr w:type="spellEnd"/>
+      <w:r>
+        <w:rPr>
+          <w:color w:val="EE0000"/>
+        </w:rPr>
+        <w:t>(</w:t>
+      </w:r>
+      <w:proofErr w:type="gramEnd"/>
+      <w:r>
+        <w:rPr>
+          <w:color w:val="EE0000"/>
+        </w:rPr>
+        <w:t>"Patient name cannot be empty")</w:t>
+      </w:r>
+    </w:p>
+    <w:p>
+      <w:r>
+        <w:t>Checking if a date that has already been added is trying to be added again.</w:t>
       </w:r>
     </w:p>
     <w:p>
@@ -1304,29 +7696,134 @@
       </w:r>
     </w:p>
     <w:p>
-      <w:r>
+      <w:pPr>
+        <w:rPr>
+          <w:color w:val="EE0000"/>
+        </w:rPr>
+      </w:pPr>
+      <w:r>
+        <w:rPr>
+          <w:color w:val="EE0000"/>
+        </w:rPr>
         <w:t>What did you build before using AI?</w:t>
       </w:r>
     </w:p>
     <w:p>
       <w:r>
+        <w:t>A working but basic python system.</w:t>
+      </w:r>
+    </w:p>
+    <w:p>
+      <w:pPr>
+        <w:rPr>
+          <w:color w:val="EE0000"/>
+        </w:rPr>
+      </w:pPr>
+      <w:r>
+        <w:rPr>
+          <w:color w:val="EE0000"/>
+        </w:rPr>
         <w:t>What did AI help you understand?</w:t>
       </w:r>
     </w:p>
     <w:p>
       <w:r>
+        <w:t xml:space="preserve">Not much in </w:t>
+      </w:r>
+      <w:proofErr w:type="gramStart"/>
+      <w:r>
+        <w:t>the terms</w:t>
+      </w:r>
+      <w:proofErr w:type="gramEnd"/>
+      <w:r>
+        <w:t xml:space="preserve"> of things that were not already taken care of or considered, but it did highlight the importance of input validation and pretty printing.</w:t>
+      </w:r>
+    </w:p>
+    <w:p>
+      <w:pPr>
+        <w:rPr>
+          <w:color w:val="EE0000"/>
+        </w:rPr>
+      </w:pPr>
+      <w:r>
+        <w:rPr>
+          <w:color w:val="EE0000"/>
+        </w:rPr>
         <w:t>Did AI make assumptions?</w:t>
       </w:r>
     </w:p>
     <w:p>
       <w:r>
-        <w:lastRenderedPageBreak/>
+        <w:t xml:space="preserve">Yes, </w:t>
+      </w:r>
+      <w:proofErr w:type="gramStart"/>
+      <w:r>
+        <w:t>mostly that</w:t>
+      </w:r>
+      <w:proofErr w:type="gramEnd"/>
+      <w:r>
+        <w:t xml:space="preserve"> all params would be valid. Though, it was asked </w:t>
+      </w:r>
+      <w:proofErr w:type="gramStart"/>
+      <w:r>
+        <w:t>so</w:t>
+      </w:r>
+      <w:proofErr w:type="gramEnd"/>
+      <w:r>
+        <w:t xml:space="preserve"> </w:t>
+      </w:r>
+      <w:proofErr w:type="gramStart"/>
+      <w:r>
+        <w:t>create</w:t>
+      </w:r>
+      <w:proofErr w:type="gramEnd"/>
+      <w:r>
+        <w:t xml:space="preserve"> a beginner-friendly version so this is not surprising</w:t>
+      </w:r>
+      <w:r>
+        <w:t>.</w:t>
+      </w:r>
+    </w:p>
+    <w:p>
+      <w:pPr>
+        <w:rPr>
+          <w:color w:val="EE0000"/>
+        </w:rPr>
+      </w:pPr>
+      <w:r>
+        <w:rPr>
+          <w:color w:val="EE0000"/>
+        </w:rPr>
         <w:t>How did you verify the AI output?</w:t>
       </w:r>
     </w:p>
     <w:p>
       <w:r>
+        <w:t>I executed the code it created, then tested it with extra tests that were specified in Part F</w:t>
+      </w:r>
+      <w:r>
+        <w:t>.</w:t>
+      </w:r>
+    </w:p>
+    <w:p>
+      <w:pPr>
+        <w:rPr>
+          <w:color w:val="EE0000"/>
+        </w:rPr>
+      </w:pPr>
+      <w:r>
+        <w:rPr>
+          <w:color w:val="EE0000"/>
+        </w:rPr>
         <w:t>What engineering work remained for you?</w:t>
+      </w:r>
+    </w:p>
+    <w:p>
+      <w:r>
+        <w:t>Pretty printing the output and validating input</w:t>
+      </w:r>
+      <w:r>
+        <w:t>.</w:t>
       </w:r>
     </w:p>
     <w:p>
@@ -1399,7 +7896,7 @@
 </file>
 
 <file path=word/numbering.xml><?xml version="1.0" encoding="utf-8"?>
-<w:numbering xmlns:wpc="http://schemas.microsoft.com/office/word/2010/wordprocessingCanvas" xmlns:cx="http://schemas.microsoft.com/office/drawing/2014/chartex" xmlns:cx1="http://schemas.microsoft.com/office/drawing/2015/9/8/chartex" xmlns:cx2="http://schemas.microsoft.com/office/drawing/2015/10/21/chartex" xmlns:cx3="http://schemas.microsoft.com/office/drawing/2016/5/9/chartex" xmlns:cx4="http://schemas.microsoft.com/office/drawing/2016/5/10/chartex" xmlns:cx5="http://schemas.microsoft.com/office/drawing/2016/5/11/chartex" xmlns:cx6="http://schemas.microsoft.com/office/drawing/2016/5/12/chartex" xmlns:cx7="http://schemas.microsoft.com/office/drawing/2016/5/13/chartex" xmlns:cx8="http://schemas.microsoft.com/office/drawing/2016/5/14/chartex" xmlns:mc="http://schemas.openxmlformats.org/markup-compatibility/2006" xmlns:aink="http://schemas.microsoft.com/office/drawing/2016/ink" xmlns:am3d="http://schemas.microsoft.com/office/drawing/2017/model3d" xmlns:o="urn:schemas-microsoft-com:office:office" xmlns:oel="http://schemas.microsoft.com/office/2019/extlst" xmlns:r="http://schemas.openxmlformats.org/officeDocument/2006/relationships" xmlns:m="http://schemas.openxmlformats.org/officeDocument/2006/math" xmlns:v="urn:schemas-microsoft-com:vml" xmlns:wp14="http://schemas.microsoft.com/office/word/2010/wordprocessingDrawing" xmlns:wp="http://schemas.openxmlformats.org/drawingml/2006/wordprocessingDrawing" xmlns:w10="urn:schemas-microsoft-com:office:word" xmlns:w="http://schemas.openxmlformats.org/wordprocessingml/2006/main" xmlns:w14="http://schemas.microsoft.com/office/word/2010/wordml" xmlns:w15="http://schemas.microsoft.com/office/word/2012/wordml" xmlns:w16cei="http://schemas.microsoft.com/office/word/2026/wordml/cei" xmlns:w16cex="http://schemas.microsoft.com/office/word/2018/wordml/cex" xmlns:w16cid="http://schemas.microsoft.com/office/word/2016/wordml/cid" xmlns:w16="http://schemas.microsoft.com/office/word/2018/wordml" xmlns:w16du="http://schemas.microsoft.com/office/word/2023/wordml/word16du" xmlns:w16sdtdh="http://schemas.microsoft.com/office/word/2020/wordml/sdtdatahash" xmlns:w16sdtfl="http://schemas.microsoft.com/office/word/2024/wordml/sdtformatlock" xmlns:w16se="http://schemas.microsoft.com/office/word/2015/wordml/symex" xmlns:wpg="http://schemas.microsoft.com/office/word/2010/wordprocessingGroup" xmlns:wpi="http://schemas.microsoft.com/office/word/2010/wordprocessingInk" xmlns:wne="http://schemas.microsoft.com/office/word/2006/wordml" xmlns:wps="http://schemas.microsoft.com/office/word/2010/wordprocessingShape" mc:Ignorable="w14 w15 w16se w16cid w16 w16cex w16sdtdh w16sdtfl w16du wp14">
+<w:numbering xmlns:wpc="http://schemas.microsoft.com/office/word/2010/wordprocessingCanvas" xmlns:cx="http://schemas.microsoft.com/office/drawing/2014/chartex" xmlns:cx1="http://schemas.microsoft.com/office/drawing/2015/9/8/chartex" xmlns:cx2="http://schemas.microsoft.com/office/drawing/2015/10/21/chartex" xmlns:cx3="http://schemas.microsoft.com/office/drawing/2016/5/9/chartex" xmlns:cx4="http://schemas.microsoft.com/office/drawing/2016/5/10/chartex" xmlns:cx5="http://schemas.microsoft.com/office/drawing/2016/5/11/chartex" xmlns:cx6="http://schemas.microsoft.com/office/drawing/2016/5/12/chartex" xmlns:cx7="http://schemas.microsoft.com/office/drawing/2016/5/13/chartex" xmlns:cx8="http://schemas.microsoft.com/office/drawing/2016/5/14/chartex" xmlns:mc="http://schemas.openxmlformats.org/markup-compatibility/2006" xmlns:aink="http://schemas.microsoft.com/office/drawing/2016/ink" xmlns:am3d="http://schemas.microsoft.com/office/drawing/2017/model3d" xmlns:o="urn:schemas-microsoft-com:office:office" xmlns:oel="http://schemas.microsoft.com/office/2019/extlst" xmlns:r="http://schemas.openxmlformats.org/officeDocument/2006/relationships" xmlns:m="http://schemas.openxmlformats.org/officeDocument/2006/math" xmlns:v="urn:schemas-microsoft-com:vml" xmlns:wp14="http://schemas.microsoft.com/office/word/2010/wordprocessingDrawing" xmlns:wp="http://schemas.openxmlformats.org/drawingml/2006/wordprocessingDrawing" xmlns:w10="urn:schemas-microsoft-com:office:word" xmlns:w="http://schemas.openxmlformats.org/wordprocessingml/2006/main" xmlns:w14="http://schemas.microsoft.com/office/word/2010/wordml" xmlns:w15="http://schemas.microsoft.com/office/word/2012/wordml" xmlns:w16cex="http://schemas.microsoft.com/office/word/2018/wordml/cex" xmlns:w16cid="http://schemas.microsoft.com/office/word/2016/wordml/cid" xmlns:w16="http://schemas.microsoft.com/office/word/2018/wordml" xmlns:w16du="http://schemas.microsoft.com/office/word/2023/wordml/word16du" xmlns:w16sdtdh="http://schemas.microsoft.com/office/word/2020/wordml/sdtdatahash" xmlns:w16sdtfl="http://schemas.microsoft.com/office/word/2024/wordml/sdtformatlock" xmlns:w16se="http://schemas.microsoft.com/office/word/2015/wordml/symex" xmlns:wpg="http://schemas.microsoft.com/office/word/2010/wordprocessingGroup" xmlns:wpi="http://schemas.microsoft.com/office/word/2010/wordprocessingInk" xmlns:wne="http://schemas.microsoft.com/office/word/2006/wordml" xmlns:wps="http://schemas.microsoft.com/office/word/2010/wordprocessingShape" mc:Ignorable="w14 w15 w16se w16cid w16 w16cex w16sdtdh w16sdtfl w16du wp14">
   <w:abstractNum w:abstractNumId="0" w15:restartNumberingAfterBreak="0">
     <w:nsid w:val="FFFFFF7C"/>
     <w:multiLevelType w:val="singleLevel"/>
@@ -1553,7 +8050,7 @@
   <w:abstractNum w:abstractNumId="8" w15:restartNumberingAfterBreak="0">
     <w:nsid w:val="FFFFFF89"/>
     <w:multiLevelType w:val="singleLevel"/>
-    <w:tmpl w:val="8E06F216"/>
+    <w:tmpl w:val="34A4D49A"/>
     <w:lvl w:ilvl="0">
       <w:start w:val="1"/>
       <w:numFmt w:val="bullet"/>
@@ -1568,6 +8065,2092 @@
       </w:pPr>
       <w:rPr>
         <w:rFonts w:ascii="Symbol" w:hAnsi="Symbol" w:hint="default"/>
+      </w:rPr>
+    </w:lvl>
+  </w:abstractNum>
+  <w:abstractNum w:abstractNumId="9" w15:restartNumberingAfterBreak="0">
+    <w:nsid w:val="185D4FDB"/>
+    <w:multiLevelType w:val="multilevel"/>
+    <w:tmpl w:val="72F809F8"/>
+    <w:lvl w:ilvl="0">
+      <w:start w:val="1"/>
+      <w:numFmt w:val="bullet"/>
+      <w:lvlText w:val=""/>
+      <w:lvlJc w:val="left"/>
+      <w:pPr>
+        <w:tabs>
+          <w:tab w:val="num" w:pos="720"/>
+        </w:tabs>
+        <w:ind w:left="720" w:hanging="360"/>
+      </w:pPr>
+      <w:rPr>
+        <w:rFonts w:ascii="Symbol" w:hAnsi="Symbol" w:hint="default"/>
+        <w:sz w:val="20"/>
+      </w:rPr>
+    </w:lvl>
+    <w:lvl w:ilvl="1" w:tentative="1">
+      <w:start w:val="1"/>
+      <w:numFmt w:val="bullet"/>
+      <w:lvlText w:val="o"/>
+      <w:lvlJc w:val="left"/>
+      <w:pPr>
+        <w:tabs>
+          <w:tab w:val="num" w:pos="1440"/>
+        </w:tabs>
+        <w:ind w:left="1440" w:hanging="360"/>
+      </w:pPr>
+      <w:rPr>
+        <w:rFonts w:ascii="Courier New" w:hAnsi="Courier New" w:hint="default"/>
+        <w:sz w:val="20"/>
+      </w:rPr>
+    </w:lvl>
+    <w:lvl w:ilvl="2" w:tentative="1">
+      <w:start w:val="1"/>
+      <w:numFmt w:val="bullet"/>
+      <w:lvlText w:val=""/>
+      <w:lvlJc w:val="left"/>
+      <w:pPr>
+        <w:tabs>
+          <w:tab w:val="num" w:pos="2160"/>
+        </w:tabs>
+        <w:ind w:left="2160" w:hanging="360"/>
+      </w:pPr>
+      <w:rPr>
+        <w:rFonts w:ascii="Wingdings" w:hAnsi="Wingdings" w:hint="default"/>
+        <w:sz w:val="20"/>
+      </w:rPr>
+    </w:lvl>
+    <w:lvl w:ilvl="3" w:tentative="1">
+      <w:start w:val="1"/>
+      <w:numFmt w:val="bullet"/>
+      <w:lvlText w:val=""/>
+      <w:lvlJc w:val="left"/>
+      <w:pPr>
+        <w:tabs>
+          <w:tab w:val="num" w:pos="2880"/>
+        </w:tabs>
+        <w:ind w:left="2880" w:hanging="360"/>
+      </w:pPr>
+      <w:rPr>
+        <w:rFonts w:ascii="Wingdings" w:hAnsi="Wingdings" w:hint="default"/>
+        <w:sz w:val="20"/>
+      </w:rPr>
+    </w:lvl>
+    <w:lvl w:ilvl="4" w:tentative="1">
+      <w:start w:val="1"/>
+      <w:numFmt w:val="bullet"/>
+      <w:lvlText w:val=""/>
+      <w:lvlJc w:val="left"/>
+      <w:pPr>
+        <w:tabs>
+          <w:tab w:val="num" w:pos="3600"/>
+        </w:tabs>
+        <w:ind w:left="3600" w:hanging="360"/>
+      </w:pPr>
+      <w:rPr>
+        <w:rFonts w:ascii="Wingdings" w:hAnsi="Wingdings" w:hint="default"/>
+        <w:sz w:val="20"/>
+      </w:rPr>
+    </w:lvl>
+    <w:lvl w:ilvl="5" w:tentative="1">
+      <w:start w:val="1"/>
+      <w:numFmt w:val="bullet"/>
+      <w:lvlText w:val=""/>
+      <w:lvlJc w:val="left"/>
+      <w:pPr>
+        <w:tabs>
+          <w:tab w:val="num" w:pos="4320"/>
+        </w:tabs>
+        <w:ind w:left="4320" w:hanging="360"/>
+      </w:pPr>
+      <w:rPr>
+        <w:rFonts w:ascii="Wingdings" w:hAnsi="Wingdings" w:hint="default"/>
+        <w:sz w:val="20"/>
+      </w:rPr>
+    </w:lvl>
+    <w:lvl w:ilvl="6" w:tentative="1">
+      <w:start w:val="1"/>
+      <w:numFmt w:val="bullet"/>
+      <w:lvlText w:val=""/>
+      <w:lvlJc w:val="left"/>
+      <w:pPr>
+        <w:tabs>
+          <w:tab w:val="num" w:pos="5040"/>
+        </w:tabs>
+        <w:ind w:left="5040" w:hanging="360"/>
+      </w:pPr>
+      <w:rPr>
+        <w:rFonts w:ascii="Wingdings" w:hAnsi="Wingdings" w:hint="default"/>
+        <w:sz w:val="20"/>
+      </w:rPr>
+    </w:lvl>
+    <w:lvl w:ilvl="7" w:tentative="1">
+      <w:start w:val="1"/>
+      <w:numFmt w:val="bullet"/>
+      <w:lvlText w:val=""/>
+      <w:lvlJc w:val="left"/>
+      <w:pPr>
+        <w:tabs>
+          <w:tab w:val="num" w:pos="5760"/>
+        </w:tabs>
+        <w:ind w:left="5760" w:hanging="360"/>
+      </w:pPr>
+      <w:rPr>
+        <w:rFonts w:ascii="Wingdings" w:hAnsi="Wingdings" w:hint="default"/>
+        <w:sz w:val="20"/>
+      </w:rPr>
+    </w:lvl>
+    <w:lvl w:ilvl="8" w:tentative="1">
+      <w:start w:val="1"/>
+      <w:numFmt w:val="bullet"/>
+      <w:lvlText w:val=""/>
+      <w:lvlJc w:val="left"/>
+      <w:pPr>
+        <w:tabs>
+          <w:tab w:val="num" w:pos="6480"/>
+        </w:tabs>
+        <w:ind w:left="6480" w:hanging="360"/>
+      </w:pPr>
+      <w:rPr>
+        <w:rFonts w:ascii="Wingdings" w:hAnsi="Wingdings" w:hint="default"/>
+        <w:sz w:val="20"/>
+      </w:rPr>
+    </w:lvl>
+  </w:abstractNum>
+  <w:abstractNum w:abstractNumId="10" w15:restartNumberingAfterBreak="0">
+    <w:nsid w:val="1DBD1788"/>
+    <w:multiLevelType w:val="multilevel"/>
+    <w:tmpl w:val="F0DA6324"/>
+    <w:lvl w:ilvl="0">
+      <w:start w:val="1"/>
+      <w:numFmt w:val="bullet"/>
+      <w:lvlText w:val=""/>
+      <w:lvlJc w:val="left"/>
+      <w:pPr>
+        <w:tabs>
+          <w:tab w:val="num" w:pos="720"/>
+        </w:tabs>
+        <w:ind w:left="720" w:hanging="360"/>
+      </w:pPr>
+      <w:rPr>
+        <w:rFonts w:ascii="Symbol" w:hAnsi="Symbol" w:hint="default"/>
+        <w:sz w:val="20"/>
+      </w:rPr>
+    </w:lvl>
+    <w:lvl w:ilvl="1" w:tentative="1">
+      <w:start w:val="1"/>
+      <w:numFmt w:val="bullet"/>
+      <w:lvlText w:val="o"/>
+      <w:lvlJc w:val="left"/>
+      <w:pPr>
+        <w:tabs>
+          <w:tab w:val="num" w:pos="1440"/>
+        </w:tabs>
+        <w:ind w:left="1440" w:hanging="360"/>
+      </w:pPr>
+      <w:rPr>
+        <w:rFonts w:ascii="Courier New" w:hAnsi="Courier New" w:hint="default"/>
+        <w:sz w:val="20"/>
+      </w:rPr>
+    </w:lvl>
+    <w:lvl w:ilvl="2" w:tentative="1">
+      <w:start w:val="1"/>
+      <w:numFmt w:val="bullet"/>
+      <w:lvlText w:val=""/>
+      <w:lvlJc w:val="left"/>
+      <w:pPr>
+        <w:tabs>
+          <w:tab w:val="num" w:pos="2160"/>
+        </w:tabs>
+        <w:ind w:left="2160" w:hanging="360"/>
+      </w:pPr>
+      <w:rPr>
+        <w:rFonts w:ascii="Wingdings" w:hAnsi="Wingdings" w:hint="default"/>
+        <w:sz w:val="20"/>
+      </w:rPr>
+    </w:lvl>
+    <w:lvl w:ilvl="3" w:tentative="1">
+      <w:start w:val="1"/>
+      <w:numFmt w:val="bullet"/>
+      <w:lvlText w:val=""/>
+      <w:lvlJc w:val="left"/>
+      <w:pPr>
+        <w:tabs>
+          <w:tab w:val="num" w:pos="2880"/>
+        </w:tabs>
+        <w:ind w:left="2880" w:hanging="360"/>
+      </w:pPr>
+      <w:rPr>
+        <w:rFonts w:ascii="Wingdings" w:hAnsi="Wingdings" w:hint="default"/>
+        <w:sz w:val="20"/>
+      </w:rPr>
+    </w:lvl>
+    <w:lvl w:ilvl="4" w:tentative="1">
+      <w:start w:val="1"/>
+      <w:numFmt w:val="bullet"/>
+      <w:lvlText w:val=""/>
+      <w:lvlJc w:val="left"/>
+      <w:pPr>
+        <w:tabs>
+          <w:tab w:val="num" w:pos="3600"/>
+        </w:tabs>
+        <w:ind w:left="3600" w:hanging="360"/>
+      </w:pPr>
+      <w:rPr>
+        <w:rFonts w:ascii="Wingdings" w:hAnsi="Wingdings" w:hint="default"/>
+        <w:sz w:val="20"/>
+      </w:rPr>
+    </w:lvl>
+    <w:lvl w:ilvl="5" w:tentative="1">
+      <w:start w:val="1"/>
+      <w:numFmt w:val="bullet"/>
+      <w:lvlText w:val=""/>
+      <w:lvlJc w:val="left"/>
+      <w:pPr>
+        <w:tabs>
+          <w:tab w:val="num" w:pos="4320"/>
+        </w:tabs>
+        <w:ind w:left="4320" w:hanging="360"/>
+      </w:pPr>
+      <w:rPr>
+        <w:rFonts w:ascii="Wingdings" w:hAnsi="Wingdings" w:hint="default"/>
+        <w:sz w:val="20"/>
+      </w:rPr>
+    </w:lvl>
+    <w:lvl w:ilvl="6" w:tentative="1">
+      <w:start w:val="1"/>
+      <w:numFmt w:val="bullet"/>
+      <w:lvlText w:val=""/>
+      <w:lvlJc w:val="left"/>
+      <w:pPr>
+        <w:tabs>
+          <w:tab w:val="num" w:pos="5040"/>
+        </w:tabs>
+        <w:ind w:left="5040" w:hanging="360"/>
+      </w:pPr>
+      <w:rPr>
+        <w:rFonts w:ascii="Wingdings" w:hAnsi="Wingdings" w:hint="default"/>
+        <w:sz w:val="20"/>
+      </w:rPr>
+    </w:lvl>
+    <w:lvl w:ilvl="7" w:tentative="1">
+      <w:start w:val="1"/>
+      <w:numFmt w:val="bullet"/>
+      <w:lvlText w:val=""/>
+      <w:lvlJc w:val="left"/>
+      <w:pPr>
+        <w:tabs>
+          <w:tab w:val="num" w:pos="5760"/>
+        </w:tabs>
+        <w:ind w:left="5760" w:hanging="360"/>
+      </w:pPr>
+      <w:rPr>
+        <w:rFonts w:ascii="Wingdings" w:hAnsi="Wingdings" w:hint="default"/>
+        <w:sz w:val="20"/>
+      </w:rPr>
+    </w:lvl>
+    <w:lvl w:ilvl="8" w:tentative="1">
+      <w:start w:val="1"/>
+      <w:numFmt w:val="bullet"/>
+      <w:lvlText w:val=""/>
+      <w:lvlJc w:val="left"/>
+      <w:pPr>
+        <w:tabs>
+          <w:tab w:val="num" w:pos="6480"/>
+        </w:tabs>
+        <w:ind w:left="6480" w:hanging="360"/>
+      </w:pPr>
+      <w:rPr>
+        <w:rFonts w:ascii="Wingdings" w:hAnsi="Wingdings" w:hint="default"/>
+        <w:sz w:val="20"/>
+      </w:rPr>
+    </w:lvl>
+  </w:abstractNum>
+  <w:abstractNum w:abstractNumId="11" w15:restartNumberingAfterBreak="0">
+    <w:nsid w:val="313E4A4C"/>
+    <w:multiLevelType w:val="multilevel"/>
+    <w:tmpl w:val="0D327B90"/>
+    <w:lvl w:ilvl="0">
+      <w:start w:val="1"/>
+      <w:numFmt w:val="bullet"/>
+      <w:lvlText w:val=""/>
+      <w:lvlJc w:val="left"/>
+      <w:pPr>
+        <w:tabs>
+          <w:tab w:val="num" w:pos="720"/>
+        </w:tabs>
+        <w:ind w:left="720" w:hanging="360"/>
+      </w:pPr>
+      <w:rPr>
+        <w:rFonts w:ascii="Symbol" w:hAnsi="Symbol" w:hint="default"/>
+        <w:sz w:val="20"/>
+      </w:rPr>
+    </w:lvl>
+    <w:lvl w:ilvl="1" w:tentative="1">
+      <w:start w:val="1"/>
+      <w:numFmt w:val="bullet"/>
+      <w:lvlText w:val="o"/>
+      <w:lvlJc w:val="left"/>
+      <w:pPr>
+        <w:tabs>
+          <w:tab w:val="num" w:pos="1440"/>
+        </w:tabs>
+        <w:ind w:left="1440" w:hanging="360"/>
+      </w:pPr>
+      <w:rPr>
+        <w:rFonts w:ascii="Courier New" w:hAnsi="Courier New" w:hint="default"/>
+        <w:sz w:val="20"/>
+      </w:rPr>
+    </w:lvl>
+    <w:lvl w:ilvl="2" w:tentative="1">
+      <w:start w:val="1"/>
+      <w:numFmt w:val="bullet"/>
+      <w:lvlText w:val=""/>
+      <w:lvlJc w:val="left"/>
+      <w:pPr>
+        <w:tabs>
+          <w:tab w:val="num" w:pos="2160"/>
+        </w:tabs>
+        <w:ind w:left="2160" w:hanging="360"/>
+      </w:pPr>
+      <w:rPr>
+        <w:rFonts w:ascii="Wingdings" w:hAnsi="Wingdings" w:hint="default"/>
+        <w:sz w:val="20"/>
+      </w:rPr>
+    </w:lvl>
+    <w:lvl w:ilvl="3" w:tentative="1">
+      <w:start w:val="1"/>
+      <w:numFmt w:val="bullet"/>
+      <w:lvlText w:val=""/>
+      <w:lvlJc w:val="left"/>
+      <w:pPr>
+        <w:tabs>
+          <w:tab w:val="num" w:pos="2880"/>
+        </w:tabs>
+        <w:ind w:left="2880" w:hanging="360"/>
+      </w:pPr>
+      <w:rPr>
+        <w:rFonts w:ascii="Wingdings" w:hAnsi="Wingdings" w:hint="default"/>
+        <w:sz w:val="20"/>
+      </w:rPr>
+    </w:lvl>
+    <w:lvl w:ilvl="4" w:tentative="1">
+      <w:start w:val="1"/>
+      <w:numFmt w:val="bullet"/>
+      <w:lvlText w:val=""/>
+      <w:lvlJc w:val="left"/>
+      <w:pPr>
+        <w:tabs>
+          <w:tab w:val="num" w:pos="3600"/>
+        </w:tabs>
+        <w:ind w:left="3600" w:hanging="360"/>
+      </w:pPr>
+      <w:rPr>
+        <w:rFonts w:ascii="Wingdings" w:hAnsi="Wingdings" w:hint="default"/>
+        <w:sz w:val="20"/>
+      </w:rPr>
+    </w:lvl>
+    <w:lvl w:ilvl="5" w:tentative="1">
+      <w:start w:val="1"/>
+      <w:numFmt w:val="bullet"/>
+      <w:lvlText w:val=""/>
+      <w:lvlJc w:val="left"/>
+      <w:pPr>
+        <w:tabs>
+          <w:tab w:val="num" w:pos="4320"/>
+        </w:tabs>
+        <w:ind w:left="4320" w:hanging="360"/>
+      </w:pPr>
+      <w:rPr>
+        <w:rFonts w:ascii="Wingdings" w:hAnsi="Wingdings" w:hint="default"/>
+        <w:sz w:val="20"/>
+      </w:rPr>
+    </w:lvl>
+    <w:lvl w:ilvl="6" w:tentative="1">
+      <w:start w:val="1"/>
+      <w:numFmt w:val="bullet"/>
+      <w:lvlText w:val=""/>
+      <w:lvlJc w:val="left"/>
+      <w:pPr>
+        <w:tabs>
+          <w:tab w:val="num" w:pos="5040"/>
+        </w:tabs>
+        <w:ind w:left="5040" w:hanging="360"/>
+      </w:pPr>
+      <w:rPr>
+        <w:rFonts w:ascii="Wingdings" w:hAnsi="Wingdings" w:hint="default"/>
+        <w:sz w:val="20"/>
+      </w:rPr>
+    </w:lvl>
+    <w:lvl w:ilvl="7" w:tentative="1">
+      <w:start w:val="1"/>
+      <w:numFmt w:val="bullet"/>
+      <w:lvlText w:val=""/>
+      <w:lvlJc w:val="left"/>
+      <w:pPr>
+        <w:tabs>
+          <w:tab w:val="num" w:pos="5760"/>
+        </w:tabs>
+        <w:ind w:left="5760" w:hanging="360"/>
+      </w:pPr>
+      <w:rPr>
+        <w:rFonts w:ascii="Wingdings" w:hAnsi="Wingdings" w:hint="default"/>
+        <w:sz w:val="20"/>
+      </w:rPr>
+    </w:lvl>
+    <w:lvl w:ilvl="8" w:tentative="1">
+      <w:start w:val="1"/>
+      <w:numFmt w:val="bullet"/>
+      <w:lvlText w:val=""/>
+      <w:lvlJc w:val="left"/>
+      <w:pPr>
+        <w:tabs>
+          <w:tab w:val="num" w:pos="6480"/>
+        </w:tabs>
+        <w:ind w:left="6480" w:hanging="360"/>
+      </w:pPr>
+      <w:rPr>
+        <w:rFonts w:ascii="Wingdings" w:hAnsi="Wingdings" w:hint="default"/>
+        <w:sz w:val="20"/>
+      </w:rPr>
+    </w:lvl>
+  </w:abstractNum>
+  <w:abstractNum w:abstractNumId="12" w15:restartNumberingAfterBreak="0">
+    <w:nsid w:val="344D2BF4"/>
+    <w:multiLevelType w:val="multilevel"/>
+    <w:tmpl w:val="C8003454"/>
+    <w:lvl w:ilvl="0">
+      <w:start w:val="1"/>
+      <w:numFmt w:val="bullet"/>
+      <w:lvlText w:val=""/>
+      <w:lvlJc w:val="left"/>
+      <w:pPr>
+        <w:tabs>
+          <w:tab w:val="num" w:pos="720"/>
+        </w:tabs>
+        <w:ind w:left="720" w:hanging="360"/>
+      </w:pPr>
+      <w:rPr>
+        <w:rFonts w:ascii="Symbol" w:hAnsi="Symbol" w:hint="default"/>
+        <w:sz w:val="20"/>
+      </w:rPr>
+    </w:lvl>
+    <w:lvl w:ilvl="1" w:tentative="1">
+      <w:start w:val="1"/>
+      <w:numFmt w:val="bullet"/>
+      <w:lvlText w:val="o"/>
+      <w:lvlJc w:val="left"/>
+      <w:pPr>
+        <w:tabs>
+          <w:tab w:val="num" w:pos="1440"/>
+        </w:tabs>
+        <w:ind w:left="1440" w:hanging="360"/>
+      </w:pPr>
+      <w:rPr>
+        <w:rFonts w:ascii="Courier New" w:hAnsi="Courier New" w:hint="default"/>
+        <w:sz w:val="20"/>
+      </w:rPr>
+    </w:lvl>
+    <w:lvl w:ilvl="2" w:tentative="1">
+      <w:start w:val="1"/>
+      <w:numFmt w:val="bullet"/>
+      <w:lvlText w:val=""/>
+      <w:lvlJc w:val="left"/>
+      <w:pPr>
+        <w:tabs>
+          <w:tab w:val="num" w:pos="2160"/>
+        </w:tabs>
+        <w:ind w:left="2160" w:hanging="360"/>
+      </w:pPr>
+      <w:rPr>
+        <w:rFonts w:ascii="Wingdings" w:hAnsi="Wingdings" w:hint="default"/>
+        <w:sz w:val="20"/>
+      </w:rPr>
+    </w:lvl>
+    <w:lvl w:ilvl="3" w:tentative="1">
+      <w:start w:val="1"/>
+      <w:numFmt w:val="bullet"/>
+      <w:lvlText w:val=""/>
+      <w:lvlJc w:val="left"/>
+      <w:pPr>
+        <w:tabs>
+          <w:tab w:val="num" w:pos="2880"/>
+        </w:tabs>
+        <w:ind w:left="2880" w:hanging="360"/>
+      </w:pPr>
+      <w:rPr>
+        <w:rFonts w:ascii="Wingdings" w:hAnsi="Wingdings" w:hint="default"/>
+        <w:sz w:val="20"/>
+      </w:rPr>
+    </w:lvl>
+    <w:lvl w:ilvl="4" w:tentative="1">
+      <w:start w:val="1"/>
+      <w:numFmt w:val="bullet"/>
+      <w:lvlText w:val=""/>
+      <w:lvlJc w:val="left"/>
+      <w:pPr>
+        <w:tabs>
+          <w:tab w:val="num" w:pos="3600"/>
+        </w:tabs>
+        <w:ind w:left="3600" w:hanging="360"/>
+      </w:pPr>
+      <w:rPr>
+        <w:rFonts w:ascii="Wingdings" w:hAnsi="Wingdings" w:hint="default"/>
+        <w:sz w:val="20"/>
+      </w:rPr>
+    </w:lvl>
+    <w:lvl w:ilvl="5" w:tentative="1">
+      <w:start w:val="1"/>
+      <w:numFmt w:val="bullet"/>
+      <w:lvlText w:val=""/>
+      <w:lvlJc w:val="left"/>
+      <w:pPr>
+        <w:tabs>
+          <w:tab w:val="num" w:pos="4320"/>
+        </w:tabs>
+        <w:ind w:left="4320" w:hanging="360"/>
+      </w:pPr>
+      <w:rPr>
+        <w:rFonts w:ascii="Wingdings" w:hAnsi="Wingdings" w:hint="default"/>
+        <w:sz w:val="20"/>
+      </w:rPr>
+    </w:lvl>
+    <w:lvl w:ilvl="6" w:tentative="1">
+      <w:start w:val="1"/>
+      <w:numFmt w:val="bullet"/>
+      <w:lvlText w:val=""/>
+      <w:lvlJc w:val="left"/>
+      <w:pPr>
+        <w:tabs>
+          <w:tab w:val="num" w:pos="5040"/>
+        </w:tabs>
+        <w:ind w:left="5040" w:hanging="360"/>
+      </w:pPr>
+      <w:rPr>
+        <w:rFonts w:ascii="Wingdings" w:hAnsi="Wingdings" w:hint="default"/>
+        <w:sz w:val="20"/>
+      </w:rPr>
+    </w:lvl>
+    <w:lvl w:ilvl="7" w:tentative="1">
+      <w:start w:val="1"/>
+      <w:numFmt w:val="bullet"/>
+      <w:lvlText w:val=""/>
+      <w:lvlJc w:val="left"/>
+      <w:pPr>
+        <w:tabs>
+          <w:tab w:val="num" w:pos="5760"/>
+        </w:tabs>
+        <w:ind w:left="5760" w:hanging="360"/>
+      </w:pPr>
+      <w:rPr>
+        <w:rFonts w:ascii="Wingdings" w:hAnsi="Wingdings" w:hint="default"/>
+        <w:sz w:val="20"/>
+      </w:rPr>
+    </w:lvl>
+    <w:lvl w:ilvl="8" w:tentative="1">
+      <w:start w:val="1"/>
+      <w:numFmt w:val="bullet"/>
+      <w:lvlText w:val=""/>
+      <w:lvlJc w:val="left"/>
+      <w:pPr>
+        <w:tabs>
+          <w:tab w:val="num" w:pos="6480"/>
+        </w:tabs>
+        <w:ind w:left="6480" w:hanging="360"/>
+      </w:pPr>
+      <w:rPr>
+        <w:rFonts w:ascii="Wingdings" w:hAnsi="Wingdings" w:hint="default"/>
+        <w:sz w:val="20"/>
+      </w:rPr>
+    </w:lvl>
+  </w:abstractNum>
+  <w:abstractNum w:abstractNumId="13" w15:restartNumberingAfterBreak="0">
+    <w:nsid w:val="38C354EF"/>
+    <w:multiLevelType w:val="multilevel"/>
+    <w:tmpl w:val="59466638"/>
+    <w:lvl w:ilvl="0">
+      <w:start w:val="1"/>
+      <w:numFmt w:val="bullet"/>
+      <w:lvlText w:val=""/>
+      <w:lvlJc w:val="left"/>
+      <w:pPr>
+        <w:tabs>
+          <w:tab w:val="num" w:pos="720"/>
+        </w:tabs>
+        <w:ind w:left="720" w:hanging="360"/>
+      </w:pPr>
+      <w:rPr>
+        <w:rFonts w:ascii="Symbol" w:hAnsi="Symbol" w:hint="default"/>
+        <w:sz w:val="20"/>
+      </w:rPr>
+    </w:lvl>
+    <w:lvl w:ilvl="1" w:tentative="1">
+      <w:start w:val="1"/>
+      <w:numFmt w:val="bullet"/>
+      <w:lvlText w:val="o"/>
+      <w:lvlJc w:val="left"/>
+      <w:pPr>
+        <w:tabs>
+          <w:tab w:val="num" w:pos="1440"/>
+        </w:tabs>
+        <w:ind w:left="1440" w:hanging="360"/>
+      </w:pPr>
+      <w:rPr>
+        <w:rFonts w:ascii="Courier New" w:hAnsi="Courier New" w:hint="default"/>
+        <w:sz w:val="20"/>
+      </w:rPr>
+    </w:lvl>
+    <w:lvl w:ilvl="2" w:tentative="1">
+      <w:start w:val="1"/>
+      <w:numFmt w:val="bullet"/>
+      <w:lvlText w:val=""/>
+      <w:lvlJc w:val="left"/>
+      <w:pPr>
+        <w:tabs>
+          <w:tab w:val="num" w:pos="2160"/>
+        </w:tabs>
+        <w:ind w:left="2160" w:hanging="360"/>
+      </w:pPr>
+      <w:rPr>
+        <w:rFonts w:ascii="Wingdings" w:hAnsi="Wingdings" w:hint="default"/>
+        <w:sz w:val="20"/>
+      </w:rPr>
+    </w:lvl>
+    <w:lvl w:ilvl="3" w:tentative="1">
+      <w:start w:val="1"/>
+      <w:numFmt w:val="bullet"/>
+      <w:lvlText w:val=""/>
+      <w:lvlJc w:val="left"/>
+      <w:pPr>
+        <w:tabs>
+          <w:tab w:val="num" w:pos="2880"/>
+        </w:tabs>
+        <w:ind w:left="2880" w:hanging="360"/>
+      </w:pPr>
+      <w:rPr>
+        <w:rFonts w:ascii="Wingdings" w:hAnsi="Wingdings" w:hint="default"/>
+        <w:sz w:val="20"/>
+      </w:rPr>
+    </w:lvl>
+    <w:lvl w:ilvl="4" w:tentative="1">
+      <w:start w:val="1"/>
+      <w:numFmt w:val="bullet"/>
+      <w:lvlText w:val=""/>
+      <w:lvlJc w:val="left"/>
+      <w:pPr>
+        <w:tabs>
+          <w:tab w:val="num" w:pos="3600"/>
+        </w:tabs>
+        <w:ind w:left="3600" w:hanging="360"/>
+      </w:pPr>
+      <w:rPr>
+        <w:rFonts w:ascii="Wingdings" w:hAnsi="Wingdings" w:hint="default"/>
+        <w:sz w:val="20"/>
+      </w:rPr>
+    </w:lvl>
+    <w:lvl w:ilvl="5" w:tentative="1">
+      <w:start w:val="1"/>
+      <w:numFmt w:val="bullet"/>
+      <w:lvlText w:val=""/>
+      <w:lvlJc w:val="left"/>
+      <w:pPr>
+        <w:tabs>
+          <w:tab w:val="num" w:pos="4320"/>
+        </w:tabs>
+        <w:ind w:left="4320" w:hanging="360"/>
+      </w:pPr>
+      <w:rPr>
+        <w:rFonts w:ascii="Wingdings" w:hAnsi="Wingdings" w:hint="default"/>
+        <w:sz w:val="20"/>
+      </w:rPr>
+    </w:lvl>
+    <w:lvl w:ilvl="6" w:tentative="1">
+      <w:start w:val="1"/>
+      <w:numFmt w:val="bullet"/>
+      <w:lvlText w:val=""/>
+      <w:lvlJc w:val="left"/>
+      <w:pPr>
+        <w:tabs>
+          <w:tab w:val="num" w:pos="5040"/>
+        </w:tabs>
+        <w:ind w:left="5040" w:hanging="360"/>
+      </w:pPr>
+      <w:rPr>
+        <w:rFonts w:ascii="Wingdings" w:hAnsi="Wingdings" w:hint="default"/>
+        <w:sz w:val="20"/>
+      </w:rPr>
+    </w:lvl>
+    <w:lvl w:ilvl="7" w:tentative="1">
+      <w:start w:val="1"/>
+      <w:numFmt w:val="bullet"/>
+      <w:lvlText w:val=""/>
+      <w:lvlJc w:val="left"/>
+      <w:pPr>
+        <w:tabs>
+          <w:tab w:val="num" w:pos="5760"/>
+        </w:tabs>
+        <w:ind w:left="5760" w:hanging="360"/>
+      </w:pPr>
+      <w:rPr>
+        <w:rFonts w:ascii="Wingdings" w:hAnsi="Wingdings" w:hint="default"/>
+        <w:sz w:val="20"/>
+      </w:rPr>
+    </w:lvl>
+    <w:lvl w:ilvl="8" w:tentative="1">
+      <w:start w:val="1"/>
+      <w:numFmt w:val="bullet"/>
+      <w:lvlText w:val=""/>
+      <w:lvlJc w:val="left"/>
+      <w:pPr>
+        <w:tabs>
+          <w:tab w:val="num" w:pos="6480"/>
+        </w:tabs>
+        <w:ind w:left="6480" w:hanging="360"/>
+      </w:pPr>
+      <w:rPr>
+        <w:rFonts w:ascii="Wingdings" w:hAnsi="Wingdings" w:hint="default"/>
+        <w:sz w:val="20"/>
+      </w:rPr>
+    </w:lvl>
+  </w:abstractNum>
+  <w:abstractNum w:abstractNumId="14" w15:restartNumberingAfterBreak="0">
+    <w:nsid w:val="3D2902EB"/>
+    <w:multiLevelType w:val="multilevel"/>
+    <w:tmpl w:val="58F4E73A"/>
+    <w:lvl w:ilvl="0">
+      <w:start w:val="1"/>
+      <w:numFmt w:val="bullet"/>
+      <w:lvlText w:val=""/>
+      <w:lvlJc w:val="left"/>
+      <w:pPr>
+        <w:tabs>
+          <w:tab w:val="num" w:pos="720"/>
+        </w:tabs>
+        <w:ind w:left="720" w:hanging="360"/>
+      </w:pPr>
+      <w:rPr>
+        <w:rFonts w:ascii="Symbol" w:hAnsi="Symbol" w:hint="default"/>
+        <w:sz w:val="20"/>
+      </w:rPr>
+    </w:lvl>
+    <w:lvl w:ilvl="1" w:tentative="1">
+      <w:start w:val="1"/>
+      <w:numFmt w:val="bullet"/>
+      <w:lvlText w:val="o"/>
+      <w:lvlJc w:val="left"/>
+      <w:pPr>
+        <w:tabs>
+          <w:tab w:val="num" w:pos="1440"/>
+        </w:tabs>
+        <w:ind w:left="1440" w:hanging="360"/>
+      </w:pPr>
+      <w:rPr>
+        <w:rFonts w:ascii="Courier New" w:hAnsi="Courier New" w:hint="default"/>
+        <w:sz w:val="20"/>
+      </w:rPr>
+    </w:lvl>
+    <w:lvl w:ilvl="2" w:tentative="1">
+      <w:start w:val="1"/>
+      <w:numFmt w:val="bullet"/>
+      <w:lvlText w:val=""/>
+      <w:lvlJc w:val="left"/>
+      <w:pPr>
+        <w:tabs>
+          <w:tab w:val="num" w:pos="2160"/>
+        </w:tabs>
+        <w:ind w:left="2160" w:hanging="360"/>
+      </w:pPr>
+      <w:rPr>
+        <w:rFonts w:ascii="Wingdings" w:hAnsi="Wingdings" w:hint="default"/>
+        <w:sz w:val="20"/>
+      </w:rPr>
+    </w:lvl>
+    <w:lvl w:ilvl="3" w:tentative="1">
+      <w:start w:val="1"/>
+      <w:numFmt w:val="bullet"/>
+      <w:lvlText w:val=""/>
+      <w:lvlJc w:val="left"/>
+      <w:pPr>
+        <w:tabs>
+          <w:tab w:val="num" w:pos="2880"/>
+        </w:tabs>
+        <w:ind w:left="2880" w:hanging="360"/>
+      </w:pPr>
+      <w:rPr>
+        <w:rFonts w:ascii="Wingdings" w:hAnsi="Wingdings" w:hint="default"/>
+        <w:sz w:val="20"/>
+      </w:rPr>
+    </w:lvl>
+    <w:lvl w:ilvl="4" w:tentative="1">
+      <w:start w:val="1"/>
+      <w:numFmt w:val="bullet"/>
+      <w:lvlText w:val=""/>
+      <w:lvlJc w:val="left"/>
+      <w:pPr>
+        <w:tabs>
+          <w:tab w:val="num" w:pos="3600"/>
+        </w:tabs>
+        <w:ind w:left="3600" w:hanging="360"/>
+      </w:pPr>
+      <w:rPr>
+        <w:rFonts w:ascii="Wingdings" w:hAnsi="Wingdings" w:hint="default"/>
+        <w:sz w:val="20"/>
+      </w:rPr>
+    </w:lvl>
+    <w:lvl w:ilvl="5" w:tentative="1">
+      <w:start w:val="1"/>
+      <w:numFmt w:val="bullet"/>
+      <w:lvlText w:val=""/>
+      <w:lvlJc w:val="left"/>
+      <w:pPr>
+        <w:tabs>
+          <w:tab w:val="num" w:pos="4320"/>
+        </w:tabs>
+        <w:ind w:left="4320" w:hanging="360"/>
+      </w:pPr>
+      <w:rPr>
+        <w:rFonts w:ascii="Wingdings" w:hAnsi="Wingdings" w:hint="default"/>
+        <w:sz w:val="20"/>
+      </w:rPr>
+    </w:lvl>
+    <w:lvl w:ilvl="6" w:tentative="1">
+      <w:start w:val="1"/>
+      <w:numFmt w:val="bullet"/>
+      <w:lvlText w:val=""/>
+      <w:lvlJc w:val="left"/>
+      <w:pPr>
+        <w:tabs>
+          <w:tab w:val="num" w:pos="5040"/>
+        </w:tabs>
+        <w:ind w:left="5040" w:hanging="360"/>
+      </w:pPr>
+      <w:rPr>
+        <w:rFonts w:ascii="Wingdings" w:hAnsi="Wingdings" w:hint="default"/>
+        <w:sz w:val="20"/>
+      </w:rPr>
+    </w:lvl>
+    <w:lvl w:ilvl="7" w:tentative="1">
+      <w:start w:val="1"/>
+      <w:numFmt w:val="bullet"/>
+      <w:lvlText w:val=""/>
+      <w:lvlJc w:val="left"/>
+      <w:pPr>
+        <w:tabs>
+          <w:tab w:val="num" w:pos="5760"/>
+        </w:tabs>
+        <w:ind w:left="5760" w:hanging="360"/>
+      </w:pPr>
+      <w:rPr>
+        <w:rFonts w:ascii="Wingdings" w:hAnsi="Wingdings" w:hint="default"/>
+        <w:sz w:val="20"/>
+      </w:rPr>
+    </w:lvl>
+    <w:lvl w:ilvl="8" w:tentative="1">
+      <w:start w:val="1"/>
+      <w:numFmt w:val="bullet"/>
+      <w:lvlText w:val=""/>
+      <w:lvlJc w:val="left"/>
+      <w:pPr>
+        <w:tabs>
+          <w:tab w:val="num" w:pos="6480"/>
+        </w:tabs>
+        <w:ind w:left="6480" w:hanging="360"/>
+      </w:pPr>
+      <w:rPr>
+        <w:rFonts w:ascii="Wingdings" w:hAnsi="Wingdings" w:hint="default"/>
+        <w:sz w:val="20"/>
+      </w:rPr>
+    </w:lvl>
+  </w:abstractNum>
+  <w:abstractNum w:abstractNumId="15" w15:restartNumberingAfterBreak="0">
+    <w:nsid w:val="457A184E"/>
+    <w:multiLevelType w:val="multilevel"/>
+    <w:tmpl w:val="3F342068"/>
+    <w:lvl w:ilvl="0">
+      <w:start w:val="1"/>
+      <w:numFmt w:val="bullet"/>
+      <w:lvlText w:val=""/>
+      <w:lvlJc w:val="left"/>
+      <w:pPr>
+        <w:tabs>
+          <w:tab w:val="num" w:pos="720"/>
+        </w:tabs>
+        <w:ind w:left="720" w:hanging="360"/>
+      </w:pPr>
+      <w:rPr>
+        <w:rFonts w:ascii="Symbol" w:hAnsi="Symbol" w:hint="default"/>
+        <w:sz w:val="20"/>
+      </w:rPr>
+    </w:lvl>
+    <w:lvl w:ilvl="1" w:tentative="1">
+      <w:start w:val="1"/>
+      <w:numFmt w:val="bullet"/>
+      <w:lvlText w:val="o"/>
+      <w:lvlJc w:val="left"/>
+      <w:pPr>
+        <w:tabs>
+          <w:tab w:val="num" w:pos="1440"/>
+        </w:tabs>
+        <w:ind w:left="1440" w:hanging="360"/>
+      </w:pPr>
+      <w:rPr>
+        <w:rFonts w:ascii="Courier New" w:hAnsi="Courier New" w:hint="default"/>
+        <w:sz w:val="20"/>
+      </w:rPr>
+    </w:lvl>
+    <w:lvl w:ilvl="2" w:tentative="1">
+      <w:start w:val="1"/>
+      <w:numFmt w:val="bullet"/>
+      <w:lvlText w:val=""/>
+      <w:lvlJc w:val="left"/>
+      <w:pPr>
+        <w:tabs>
+          <w:tab w:val="num" w:pos="2160"/>
+        </w:tabs>
+        <w:ind w:left="2160" w:hanging="360"/>
+      </w:pPr>
+      <w:rPr>
+        <w:rFonts w:ascii="Wingdings" w:hAnsi="Wingdings" w:hint="default"/>
+        <w:sz w:val="20"/>
+      </w:rPr>
+    </w:lvl>
+    <w:lvl w:ilvl="3" w:tentative="1">
+      <w:start w:val="1"/>
+      <w:numFmt w:val="bullet"/>
+      <w:lvlText w:val=""/>
+      <w:lvlJc w:val="left"/>
+      <w:pPr>
+        <w:tabs>
+          <w:tab w:val="num" w:pos="2880"/>
+        </w:tabs>
+        <w:ind w:left="2880" w:hanging="360"/>
+      </w:pPr>
+      <w:rPr>
+        <w:rFonts w:ascii="Wingdings" w:hAnsi="Wingdings" w:hint="default"/>
+        <w:sz w:val="20"/>
+      </w:rPr>
+    </w:lvl>
+    <w:lvl w:ilvl="4" w:tentative="1">
+      <w:start w:val="1"/>
+      <w:numFmt w:val="bullet"/>
+      <w:lvlText w:val=""/>
+      <w:lvlJc w:val="left"/>
+      <w:pPr>
+        <w:tabs>
+          <w:tab w:val="num" w:pos="3600"/>
+        </w:tabs>
+        <w:ind w:left="3600" w:hanging="360"/>
+      </w:pPr>
+      <w:rPr>
+        <w:rFonts w:ascii="Wingdings" w:hAnsi="Wingdings" w:hint="default"/>
+        <w:sz w:val="20"/>
+      </w:rPr>
+    </w:lvl>
+    <w:lvl w:ilvl="5" w:tentative="1">
+      <w:start w:val="1"/>
+      <w:numFmt w:val="bullet"/>
+      <w:lvlText w:val=""/>
+      <w:lvlJc w:val="left"/>
+      <w:pPr>
+        <w:tabs>
+          <w:tab w:val="num" w:pos="4320"/>
+        </w:tabs>
+        <w:ind w:left="4320" w:hanging="360"/>
+      </w:pPr>
+      <w:rPr>
+        <w:rFonts w:ascii="Wingdings" w:hAnsi="Wingdings" w:hint="default"/>
+        <w:sz w:val="20"/>
+      </w:rPr>
+    </w:lvl>
+    <w:lvl w:ilvl="6" w:tentative="1">
+      <w:start w:val="1"/>
+      <w:numFmt w:val="bullet"/>
+      <w:lvlText w:val=""/>
+      <w:lvlJc w:val="left"/>
+      <w:pPr>
+        <w:tabs>
+          <w:tab w:val="num" w:pos="5040"/>
+        </w:tabs>
+        <w:ind w:left="5040" w:hanging="360"/>
+      </w:pPr>
+      <w:rPr>
+        <w:rFonts w:ascii="Wingdings" w:hAnsi="Wingdings" w:hint="default"/>
+        <w:sz w:val="20"/>
+      </w:rPr>
+    </w:lvl>
+    <w:lvl w:ilvl="7" w:tentative="1">
+      <w:start w:val="1"/>
+      <w:numFmt w:val="bullet"/>
+      <w:lvlText w:val=""/>
+      <w:lvlJc w:val="left"/>
+      <w:pPr>
+        <w:tabs>
+          <w:tab w:val="num" w:pos="5760"/>
+        </w:tabs>
+        <w:ind w:left="5760" w:hanging="360"/>
+      </w:pPr>
+      <w:rPr>
+        <w:rFonts w:ascii="Wingdings" w:hAnsi="Wingdings" w:hint="default"/>
+        <w:sz w:val="20"/>
+      </w:rPr>
+    </w:lvl>
+    <w:lvl w:ilvl="8" w:tentative="1">
+      <w:start w:val="1"/>
+      <w:numFmt w:val="bullet"/>
+      <w:lvlText w:val=""/>
+      <w:lvlJc w:val="left"/>
+      <w:pPr>
+        <w:tabs>
+          <w:tab w:val="num" w:pos="6480"/>
+        </w:tabs>
+        <w:ind w:left="6480" w:hanging="360"/>
+      </w:pPr>
+      <w:rPr>
+        <w:rFonts w:ascii="Wingdings" w:hAnsi="Wingdings" w:hint="default"/>
+        <w:sz w:val="20"/>
+      </w:rPr>
+    </w:lvl>
+  </w:abstractNum>
+  <w:abstractNum w:abstractNumId="16" w15:restartNumberingAfterBreak="0">
+    <w:nsid w:val="48C73458"/>
+    <w:multiLevelType w:val="multilevel"/>
+    <w:tmpl w:val="967C8EB8"/>
+    <w:lvl w:ilvl="0">
+      <w:start w:val="1"/>
+      <w:numFmt w:val="bullet"/>
+      <w:lvlText w:val=""/>
+      <w:lvlJc w:val="left"/>
+      <w:pPr>
+        <w:tabs>
+          <w:tab w:val="num" w:pos="720"/>
+        </w:tabs>
+        <w:ind w:left="720" w:hanging="360"/>
+      </w:pPr>
+      <w:rPr>
+        <w:rFonts w:ascii="Symbol" w:hAnsi="Symbol" w:hint="default"/>
+        <w:sz w:val="20"/>
+      </w:rPr>
+    </w:lvl>
+    <w:lvl w:ilvl="1" w:tentative="1">
+      <w:start w:val="1"/>
+      <w:numFmt w:val="bullet"/>
+      <w:lvlText w:val="o"/>
+      <w:lvlJc w:val="left"/>
+      <w:pPr>
+        <w:tabs>
+          <w:tab w:val="num" w:pos="1440"/>
+        </w:tabs>
+        <w:ind w:left="1440" w:hanging="360"/>
+      </w:pPr>
+      <w:rPr>
+        <w:rFonts w:ascii="Courier New" w:hAnsi="Courier New" w:hint="default"/>
+        <w:sz w:val="20"/>
+      </w:rPr>
+    </w:lvl>
+    <w:lvl w:ilvl="2" w:tentative="1">
+      <w:start w:val="1"/>
+      <w:numFmt w:val="bullet"/>
+      <w:lvlText w:val=""/>
+      <w:lvlJc w:val="left"/>
+      <w:pPr>
+        <w:tabs>
+          <w:tab w:val="num" w:pos="2160"/>
+        </w:tabs>
+        <w:ind w:left="2160" w:hanging="360"/>
+      </w:pPr>
+      <w:rPr>
+        <w:rFonts w:ascii="Wingdings" w:hAnsi="Wingdings" w:hint="default"/>
+        <w:sz w:val="20"/>
+      </w:rPr>
+    </w:lvl>
+    <w:lvl w:ilvl="3" w:tentative="1">
+      <w:start w:val="1"/>
+      <w:numFmt w:val="bullet"/>
+      <w:lvlText w:val=""/>
+      <w:lvlJc w:val="left"/>
+      <w:pPr>
+        <w:tabs>
+          <w:tab w:val="num" w:pos="2880"/>
+        </w:tabs>
+        <w:ind w:left="2880" w:hanging="360"/>
+      </w:pPr>
+      <w:rPr>
+        <w:rFonts w:ascii="Wingdings" w:hAnsi="Wingdings" w:hint="default"/>
+        <w:sz w:val="20"/>
+      </w:rPr>
+    </w:lvl>
+    <w:lvl w:ilvl="4" w:tentative="1">
+      <w:start w:val="1"/>
+      <w:numFmt w:val="bullet"/>
+      <w:lvlText w:val=""/>
+      <w:lvlJc w:val="left"/>
+      <w:pPr>
+        <w:tabs>
+          <w:tab w:val="num" w:pos="3600"/>
+        </w:tabs>
+        <w:ind w:left="3600" w:hanging="360"/>
+      </w:pPr>
+      <w:rPr>
+        <w:rFonts w:ascii="Wingdings" w:hAnsi="Wingdings" w:hint="default"/>
+        <w:sz w:val="20"/>
+      </w:rPr>
+    </w:lvl>
+    <w:lvl w:ilvl="5" w:tentative="1">
+      <w:start w:val="1"/>
+      <w:numFmt w:val="bullet"/>
+      <w:lvlText w:val=""/>
+      <w:lvlJc w:val="left"/>
+      <w:pPr>
+        <w:tabs>
+          <w:tab w:val="num" w:pos="4320"/>
+        </w:tabs>
+        <w:ind w:left="4320" w:hanging="360"/>
+      </w:pPr>
+      <w:rPr>
+        <w:rFonts w:ascii="Wingdings" w:hAnsi="Wingdings" w:hint="default"/>
+        <w:sz w:val="20"/>
+      </w:rPr>
+    </w:lvl>
+    <w:lvl w:ilvl="6" w:tentative="1">
+      <w:start w:val="1"/>
+      <w:numFmt w:val="bullet"/>
+      <w:lvlText w:val=""/>
+      <w:lvlJc w:val="left"/>
+      <w:pPr>
+        <w:tabs>
+          <w:tab w:val="num" w:pos="5040"/>
+        </w:tabs>
+        <w:ind w:left="5040" w:hanging="360"/>
+      </w:pPr>
+      <w:rPr>
+        <w:rFonts w:ascii="Wingdings" w:hAnsi="Wingdings" w:hint="default"/>
+        <w:sz w:val="20"/>
+      </w:rPr>
+    </w:lvl>
+    <w:lvl w:ilvl="7" w:tentative="1">
+      <w:start w:val="1"/>
+      <w:numFmt w:val="bullet"/>
+      <w:lvlText w:val=""/>
+      <w:lvlJc w:val="left"/>
+      <w:pPr>
+        <w:tabs>
+          <w:tab w:val="num" w:pos="5760"/>
+        </w:tabs>
+        <w:ind w:left="5760" w:hanging="360"/>
+      </w:pPr>
+      <w:rPr>
+        <w:rFonts w:ascii="Wingdings" w:hAnsi="Wingdings" w:hint="default"/>
+        <w:sz w:val="20"/>
+      </w:rPr>
+    </w:lvl>
+    <w:lvl w:ilvl="8" w:tentative="1">
+      <w:start w:val="1"/>
+      <w:numFmt w:val="bullet"/>
+      <w:lvlText w:val=""/>
+      <w:lvlJc w:val="left"/>
+      <w:pPr>
+        <w:tabs>
+          <w:tab w:val="num" w:pos="6480"/>
+        </w:tabs>
+        <w:ind w:left="6480" w:hanging="360"/>
+      </w:pPr>
+      <w:rPr>
+        <w:rFonts w:ascii="Wingdings" w:hAnsi="Wingdings" w:hint="default"/>
+        <w:sz w:val="20"/>
+      </w:rPr>
+    </w:lvl>
+  </w:abstractNum>
+  <w:abstractNum w:abstractNumId="17" w15:restartNumberingAfterBreak="0">
+    <w:nsid w:val="524560A5"/>
+    <w:multiLevelType w:val="multilevel"/>
+    <w:tmpl w:val="BDD4E2FA"/>
+    <w:lvl w:ilvl="0">
+      <w:start w:val="1"/>
+      <w:numFmt w:val="bullet"/>
+      <w:lvlText w:val=""/>
+      <w:lvlJc w:val="left"/>
+      <w:pPr>
+        <w:tabs>
+          <w:tab w:val="num" w:pos="720"/>
+        </w:tabs>
+        <w:ind w:left="720" w:hanging="360"/>
+      </w:pPr>
+      <w:rPr>
+        <w:rFonts w:ascii="Symbol" w:hAnsi="Symbol" w:hint="default"/>
+        <w:sz w:val="20"/>
+      </w:rPr>
+    </w:lvl>
+    <w:lvl w:ilvl="1" w:tentative="1">
+      <w:start w:val="1"/>
+      <w:numFmt w:val="bullet"/>
+      <w:lvlText w:val="o"/>
+      <w:lvlJc w:val="left"/>
+      <w:pPr>
+        <w:tabs>
+          <w:tab w:val="num" w:pos="1440"/>
+        </w:tabs>
+        <w:ind w:left="1440" w:hanging="360"/>
+      </w:pPr>
+      <w:rPr>
+        <w:rFonts w:ascii="Courier New" w:hAnsi="Courier New" w:hint="default"/>
+        <w:sz w:val="20"/>
+      </w:rPr>
+    </w:lvl>
+    <w:lvl w:ilvl="2" w:tentative="1">
+      <w:start w:val="1"/>
+      <w:numFmt w:val="bullet"/>
+      <w:lvlText w:val=""/>
+      <w:lvlJc w:val="left"/>
+      <w:pPr>
+        <w:tabs>
+          <w:tab w:val="num" w:pos="2160"/>
+        </w:tabs>
+        <w:ind w:left="2160" w:hanging="360"/>
+      </w:pPr>
+      <w:rPr>
+        <w:rFonts w:ascii="Wingdings" w:hAnsi="Wingdings" w:hint="default"/>
+        <w:sz w:val="20"/>
+      </w:rPr>
+    </w:lvl>
+    <w:lvl w:ilvl="3" w:tentative="1">
+      <w:start w:val="1"/>
+      <w:numFmt w:val="bullet"/>
+      <w:lvlText w:val=""/>
+      <w:lvlJc w:val="left"/>
+      <w:pPr>
+        <w:tabs>
+          <w:tab w:val="num" w:pos="2880"/>
+        </w:tabs>
+        <w:ind w:left="2880" w:hanging="360"/>
+      </w:pPr>
+      <w:rPr>
+        <w:rFonts w:ascii="Wingdings" w:hAnsi="Wingdings" w:hint="default"/>
+        <w:sz w:val="20"/>
+      </w:rPr>
+    </w:lvl>
+    <w:lvl w:ilvl="4" w:tentative="1">
+      <w:start w:val="1"/>
+      <w:numFmt w:val="bullet"/>
+      <w:lvlText w:val=""/>
+      <w:lvlJc w:val="left"/>
+      <w:pPr>
+        <w:tabs>
+          <w:tab w:val="num" w:pos="3600"/>
+        </w:tabs>
+        <w:ind w:left="3600" w:hanging="360"/>
+      </w:pPr>
+      <w:rPr>
+        <w:rFonts w:ascii="Wingdings" w:hAnsi="Wingdings" w:hint="default"/>
+        <w:sz w:val="20"/>
+      </w:rPr>
+    </w:lvl>
+    <w:lvl w:ilvl="5" w:tentative="1">
+      <w:start w:val="1"/>
+      <w:numFmt w:val="bullet"/>
+      <w:lvlText w:val=""/>
+      <w:lvlJc w:val="left"/>
+      <w:pPr>
+        <w:tabs>
+          <w:tab w:val="num" w:pos="4320"/>
+        </w:tabs>
+        <w:ind w:left="4320" w:hanging="360"/>
+      </w:pPr>
+      <w:rPr>
+        <w:rFonts w:ascii="Wingdings" w:hAnsi="Wingdings" w:hint="default"/>
+        <w:sz w:val="20"/>
+      </w:rPr>
+    </w:lvl>
+    <w:lvl w:ilvl="6" w:tentative="1">
+      <w:start w:val="1"/>
+      <w:numFmt w:val="bullet"/>
+      <w:lvlText w:val=""/>
+      <w:lvlJc w:val="left"/>
+      <w:pPr>
+        <w:tabs>
+          <w:tab w:val="num" w:pos="5040"/>
+        </w:tabs>
+        <w:ind w:left="5040" w:hanging="360"/>
+      </w:pPr>
+      <w:rPr>
+        <w:rFonts w:ascii="Wingdings" w:hAnsi="Wingdings" w:hint="default"/>
+        <w:sz w:val="20"/>
+      </w:rPr>
+    </w:lvl>
+    <w:lvl w:ilvl="7" w:tentative="1">
+      <w:start w:val="1"/>
+      <w:numFmt w:val="bullet"/>
+      <w:lvlText w:val=""/>
+      <w:lvlJc w:val="left"/>
+      <w:pPr>
+        <w:tabs>
+          <w:tab w:val="num" w:pos="5760"/>
+        </w:tabs>
+        <w:ind w:left="5760" w:hanging="360"/>
+      </w:pPr>
+      <w:rPr>
+        <w:rFonts w:ascii="Wingdings" w:hAnsi="Wingdings" w:hint="default"/>
+        <w:sz w:val="20"/>
+      </w:rPr>
+    </w:lvl>
+    <w:lvl w:ilvl="8" w:tentative="1">
+      <w:start w:val="1"/>
+      <w:numFmt w:val="bullet"/>
+      <w:lvlText w:val=""/>
+      <w:lvlJc w:val="left"/>
+      <w:pPr>
+        <w:tabs>
+          <w:tab w:val="num" w:pos="6480"/>
+        </w:tabs>
+        <w:ind w:left="6480" w:hanging="360"/>
+      </w:pPr>
+      <w:rPr>
+        <w:rFonts w:ascii="Wingdings" w:hAnsi="Wingdings" w:hint="default"/>
+        <w:sz w:val="20"/>
+      </w:rPr>
+    </w:lvl>
+  </w:abstractNum>
+  <w:abstractNum w:abstractNumId="18" w15:restartNumberingAfterBreak="0">
+    <w:nsid w:val="5FAD48C4"/>
+    <w:multiLevelType w:val="multilevel"/>
+    <w:tmpl w:val="71C2AE42"/>
+    <w:lvl w:ilvl="0">
+      <w:start w:val="1"/>
+      <w:numFmt w:val="bullet"/>
+      <w:lvlText w:val=""/>
+      <w:lvlJc w:val="left"/>
+      <w:pPr>
+        <w:tabs>
+          <w:tab w:val="num" w:pos="720"/>
+        </w:tabs>
+        <w:ind w:left="720" w:hanging="360"/>
+      </w:pPr>
+      <w:rPr>
+        <w:rFonts w:ascii="Symbol" w:hAnsi="Symbol" w:hint="default"/>
+        <w:sz w:val="20"/>
+      </w:rPr>
+    </w:lvl>
+    <w:lvl w:ilvl="1" w:tentative="1">
+      <w:start w:val="1"/>
+      <w:numFmt w:val="bullet"/>
+      <w:lvlText w:val="o"/>
+      <w:lvlJc w:val="left"/>
+      <w:pPr>
+        <w:tabs>
+          <w:tab w:val="num" w:pos="1440"/>
+        </w:tabs>
+        <w:ind w:left="1440" w:hanging="360"/>
+      </w:pPr>
+      <w:rPr>
+        <w:rFonts w:ascii="Courier New" w:hAnsi="Courier New" w:hint="default"/>
+        <w:sz w:val="20"/>
+      </w:rPr>
+    </w:lvl>
+    <w:lvl w:ilvl="2" w:tentative="1">
+      <w:start w:val="1"/>
+      <w:numFmt w:val="bullet"/>
+      <w:lvlText w:val=""/>
+      <w:lvlJc w:val="left"/>
+      <w:pPr>
+        <w:tabs>
+          <w:tab w:val="num" w:pos="2160"/>
+        </w:tabs>
+        <w:ind w:left="2160" w:hanging="360"/>
+      </w:pPr>
+      <w:rPr>
+        <w:rFonts w:ascii="Wingdings" w:hAnsi="Wingdings" w:hint="default"/>
+        <w:sz w:val="20"/>
+      </w:rPr>
+    </w:lvl>
+    <w:lvl w:ilvl="3" w:tentative="1">
+      <w:start w:val="1"/>
+      <w:numFmt w:val="bullet"/>
+      <w:lvlText w:val=""/>
+      <w:lvlJc w:val="left"/>
+      <w:pPr>
+        <w:tabs>
+          <w:tab w:val="num" w:pos="2880"/>
+        </w:tabs>
+        <w:ind w:left="2880" w:hanging="360"/>
+      </w:pPr>
+      <w:rPr>
+        <w:rFonts w:ascii="Wingdings" w:hAnsi="Wingdings" w:hint="default"/>
+        <w:sz w:val="20"/>
+      </w:rPr>
+    </w:lvl>
+    <w:lvl w:ilvl="4" w:tentative="1">
+      <w:start w:val="1"/>
+      <w:numFmt w:val="bullet"/>
+      <w:lvlText w:val=""/>
+      <w:lvlJc w:val="left"/>
+      <w:pPr>
+        <w:tabs>
+          <w:tab w:val="num" w:pos="3600"/>
+        </w:tabs>
+        <w:ind w:left="3600" w:hanging="360"/>
+      </w:pPr>
+      <w:rPr>
+        <w:rFonts w:ascii="Wingdings" w:hAnsi="Wingdings" w:hint="default"/>
+        <w:sz w:val="20"/>
+      </w:rPr>
+    </w:lvl>
+    <w:lvl w:ilvl="5" w:tentative="1">
+      <w:start w:val="1"/>
+      <w:numFmt w:val="bullet"/>
+      <w:lvlText w:val=""/>
+      <w:lvlJc w:val="left"/>
+      <w:pPr>
+        <w:tabs>
+          <w:tab w:val="num" w:pos="4320"/>
+        </w:tabs>
+        <w:ind w:left="4320" w:hanging="360"/>
+      </w:pPr>
+      <w:rPr>
+        <w:rFonts w:ascii="Wingdings" w:hAnsi="Wingdings" w:hint="default"/>
+        <w:sz w:val="20"/>
+      </w:rPr>
+    </w:lvl>
+    <w:lvl w:ilvl="6" w:tentative="1">
+      <w:start w:val="1"/>
+      <w:numFmt w:val="bullet"/>
+      <w:lvlText w:val=""/>
+      <w:lvlJc w:val="left"/>
+      <w:pPr>
+        <w:tabs>
+          <w:tab w:val="num" w:pos="5040"/>
+        </w:tabs>
+        <w:ind w:left="5040" w:hanging="360"/>
+      </w:pPr>
+      <w:rPr>
+        <w:rFonts w:ascii="Wingdings" w:hAnsi="Wingdings" w:hint="default"/>
+        <w:sz w:val="20"/>
+      </w:rPr>
+    </w:lvl>
+    <w:lvl w:ilvl="7" w:tentative="1">
+      <w:start w:val="1"/>
+      <w:numFmt w:val="bullet"/>
+      <w:lvlText w:val=""/>
+      <w:lvlJc w:val="left"/>
+      <w:pPr>
+        <w:tabs>
+          <w:tab w:val="num" w:pos="5760"/>
+        </w:tabs>
+        <w:ind w:left="5760" w:hanging="360"/>
+      </w:pPr>
+      <w:rPr>
+        <w:rFonts w:ascii="Wingdings" w:hAnsi="Wingdings" w:hint="default"/>
+        <w:sz w:val="20"/>
+      </w:rPr>
+    </w:lvl>
+    <w:lvl w:ilvl="8" w:tentative="1">
+      <w:start w:val="1"/>
+      <w:numFmt w:val="bullet"/>
+      <w:lvlText w:val=""/>
+      <w:lvlJc w:val="left"/>
+      <w:pPr>
+        <w:tabs>
+          <w:tab w:val="num" w:pos="6480"/>
+        </w:tabs>
+        <w:ind w:left="6480" w:hanging="360"/>
+      </w:pPr>
+      <w:rPr>
+        <w:rFonts w:ascii="Wingdings" w:hAnsi="Wingdings" w:hint="default"/>
+        <w:sz w:val="20"/>
+      </w:rPr>
+    </w:lvl>
+  </w:abstractNum>
+  <w:abstractNum w:abstractNumId="19" w15:restartNumberingAfterBreak="0">
+    <w:nsid w:val="63FE6326"/>
+    <w:multiLevelType w:val="multilevel"/>
+    <w:tmpl w:val="C9A2E0E4"/>
+    <w:lvl w:ilvl="0">
+      <w:start w:val="1"/>
+      <w:numFmt w:val="bullet"/>
+      <w:lvlText w:val=""/>
+      <w:lvlJc w:val="left"/>
+      <w:pPr>
+        <w:tabs>
+          <w:tab w:val="num" w:pos="720"/>
+        </w:tabs>
+        <w:ind w:left="720" w:hanging="360"/>
+      </w:pPr>
+      <w:rPr>
+        <w:rFonts w:ascii="Symbol" w:hAnsi="Symbol" w:hint="default"/>
+        <w:sz w:val="20"/>
+      </w:rPr>
+    </w:lvl>
+    <w:lvl w:ilvl="1" w:tentative="1">
+      <w:start w:val="1"/>
+      <w:numFmt w:val="bullet"/>
+      <w:lvlText w:val="o"/>
+      <w:lvlJc w:val="left"/>
+      <w:pPr>
+        <w:tabs>
+          <w:tab w:val="num" w:pos="1440"/>
+        </w:tabs>
+        <w:ind w:left="1440" w:hanging="360"/>
+      </w:pPr>
+      <w:rPr>
+        <w:rFonts w:ascii="Courier New" w:hAnsi="Courier New" w:hint="default"/>
+        <w:sz w:val="20"/>
+      </w:rPr>
+    </w:lvl>
+    <w:lvl w:ilvl="2" w:tentative="1">
+      <w:start w:val="1"/>
+      <w:numFmt w:val="bullet"/>
+      <w:lvlText w:val=""/>
+      <w:lvlJc w:val="left"/>
+      <w:pPr>
+        <w:tabs>
+          <w:tab w:val="num" w:pos="2160"/>
+        </w:tabs>
+        <w:ind w:left="2160" w:hanging="360"/>
+      </w:pPr>
+      <w:rPr>
+        <w:rFonts w:ascii="Wingdings" w:hAnsi="Wingdings" w:hint="default"/>
+        <w:sz w:val="20"/>
+      </w:rPr>
+    </w:lvl>
+    <w:lvl w:ilvl="3" w:tentative="1">
+      <w:start w:val="1"/>
+      <w:numFmt w:val="bullet"/>
+      <w:lvlText w:val=""/>
+      <w:lvlJc w:val="left"/>
+      <w:pPr>
+        <w:tabs>
+          <w:tab w:val="num" w:pos="2880"/>
+        </w:tabs>
+        <w:ind w:left="2880" w:hanging="360"/>
+      </w:pPr>
+      <w:rPr>
+        <w:rFonts w:ascii="Wingdings" w:hAnsi="Wingdings" w:hint="default"/>
+        <w:sz w:val="20"/>
+      </w:rPr>
+    </w:lvl>
+    <w:lvl w:ilvl="4" w:tentative="1">
+      <w:start w:val="1"/>
+      <w:numFmt w:val="bullet"/>
+      <w:lvlText w:val=""/>
+      <w:lvlJc w:val="left"/>
+      <w:pPr>
+        <w:tabs>
+          <w:tab w:val="num" w:pos="3600"/>
+        </w:tabs>
+        <w:ind w:left="3600" w:hanging="360"/>
+      </w:pPr>
+      <w:rPr>
+        <w:rFonts w:ascii="Wingdings" w:hAnsi="Wingdings" w:hint="default"/>
+        <w:sz w:val="20"/>
+      </w:rPr>
+    </w:lvl>
+    <w:lvl w:ilvl="5" w:tentative="1">
+      <w:start w:val="1"/>
+      <w:numFmt w:val="bullet"/>
+      <w:lvlText w:val=""/>
+      <w:lvlJc w:val="left"/>
+      <w:pPr>
+        <w:tabs>
+          <w:tab w:val="num" w:pos="4320"/>
+        </w:tabs>
+        <w:ind w:left="4320" w:hanging="360"/>
+      </w:pPr>
+      <w:rPr>
+        <w:rFonts w:ascii="Wingdings" w:hAnsi="Wingdings" w:hint="default"/>
+        <w:sz w:val="20"/>
+      </w:rPr>
+    </w:lvl>
+    <w:lvl w:ilvl="6" w:tentative="1">
+      <w:start w:val="1"/>
+      <w:numFmt w:val="bullet"/>
+      <w:lvlText w:val=""/>
+      <w:lvlJc w:val="left"/>
+      <w:pPr>
+        <w:tabs>
+          <w:tab w:val="num" w:pos="5040"/>
+        </w:tabs>
+        <w:ind w:left="5040" w:hanging="360"/>
+      </w:pPr>
+      <w:rPr>
+        <w:rFonts w:ascii="Wingdings" w:hAnsi="Wingdings" w:hint="default"/>
+        <w:sz w:val="20"/>
+      </w:rPr>
+    </w:lvl>
+    <w:lvl w:ilvl="7" w:tentative="1">
+      <w:start w:val="1"/>
+      <w:numFmt w:val="bullet"/>
+      <w:lvlText w:val=""/>
+      <w:lvlJc w:val="left"/>
+      <w:pPr>
+        <w:tabs>
+          <w:tab w:val="num" w:pos="5760"/>
+        </w:tabs>
+        <w:ind w:left="5760" w:hanging="360"/>
+      </w:pPr>
+      <w:rPr>
+        <w:rFonts w:ascii="Wingdings" w:hAnsi="Wingdings" w:hint="default"/>
+        <w:sz w:val="20"/>
+      </w:rPr>
+    </w:lvl>
+    <w:lvl w:ilvl="8" w:tentative="1">
+      <w:start w:val="1"/>
+      <w:numFmt w:val="bullet"/>
+      <w:lvlText w:val=""/>
+      <w:lvlJc w:val="left"/>
+      <w:pPr>
+        <w:tabs>
+          <w:tab w:val="num" w:pos="6480"/>
+        </w:tabs>
+        <w:ind w:left="6480" w:hanging="360"/>
+      </w:pPr>
+      <w:rPr>
+        <w:rFonts w:ascii="Wingdings" w:hAnsi="Wingdings" w:hint="default"/>
+        <w:sz w:val="20"/>
+      </w:rPr>
+    </w:lvl>
+  </w:abstractNum>
+  <w:abstractNum w:abstractNumId="20" w15:restartNumberingAfterBreak="0">
+    <w:nsid w:val="65862151"/>
+    <w:multiLevelType w:val="multilevel"/>
+    <w:tmpl w:val="9CAA97EC"/>
+    <w:lvl w:ilvl="0">
+      <w:start w:val="1"/>
+      <w:numFmt w:val="bullet"/>
+      <w:lvlText w:val=""/>
+      <w:lvlJc w:val="left"/>
+      <w:pPr>
+        <w:tabs>
+          <w:tab w:val="num" w:pos="720"/>
+        </w:tabs>
+        <w:ind w:left="720" w:hanging="360"/>
+      </w:pPr>
+      <w:rPr>
+        <w:rFonts w:ascii="Symbol" w:hAnsi="Symbol" w:hint="default"/>
+        <w:sz w:val="20"/>
+      </w:rPr>
+    </w:lvl>
+    <w:lvl w:ilvl="1" w:tentative="1">
+      <w:start w:val="1"/>
+      <w:numFmt w:val="bullet"/>
+      <w:lvlText w:val="o"/>
+      <w:lvlJc w:val="left"/>
+      <w:pPr>
+        <w:tabs>
+          <w:tab w:val="num" w:pos="1440"/>
+        </w:tabs>
+        <w:ind w:left="1440" w:hanging="360"/>
+      </w:pPr>
+      <w:rPr>
+        <w:rFonts w:ascii="Courier New" w:hAnsi="Courier New" w:hint="default"/>
+        <w:sz w:val="20"/>
+      </w:rPr>
+    </w:lvl>
+    <w:lvl w:ilvl="2" w:tentative="1">
+      <w:start w:val="1"/>
+      <w:numFmt w:val="bullet"/>
+      <w:lvlText w:val=""/>
+      <w:lvlJc w:val="left"/>
+      <w:pPr>
+        <w:tabs>
+          <w:tab w:val="num" w:pos="2160"/>
+        </w:tabs>
+        <w:ind w:left="2160" w:hanging="360"/>
+      </w:pPr>
+      <w:rPr>
+        <w:rFonts w:ascii="Wingdings" w:hAnsi="Wingdings" w:hint="default"/>
+        <w:sz w:val="20"/>
+      </w:rPr>
+    </w:lvl>
+    <w:lvl w:ilvl="3" w:tentative="1">
+      <w:start w:val="1"/>
+      <w:numFmt w:val="bullet"/>
+      <w:lvlText w:val=""/>
+      <w:lvlJc w:val="left"/>
+      <w:pPr>
+        <w:tabs>
+          <w:tab w:val="num" w:pos="2880"/>
+        </w:tabs>
+        <w:ind w:left="2880" w:hanging="360"/>
+      </w:pPr>
+      <w:rPr>
+        <w:rFonts w:ascii="Wingdings" w:hAnsi="Wingdings" w:hint="default"/>
+        <w:sz w:val="20"/>
+      </w:rPr>
+    </w:lvl>
+    <w:lvl w:ilvl="4" w:tentative="1">
+      <w:start w:val="1"/>
+      <w:numFmt w:val="bullet"/>
+      <w:lvlText w:val=""/>
+      <w:lvlJc w:val="left"/>
+      <w:pPr>
+        <w:tabs>
+          <w:tab w:val="num" w:pos="3600"/>
+        </w:tabs>
+        <w:ind w:left="3600" w:hanging="360"/>
+      </w:pPr>
+      <w:rPr>
+        <w:rFonts w:ascii="Wingdings" w:hAnsi="Wingdings" w:hint="default"/>
+        <w:sz w:val="20"/>
+      </w:rPr>
+    </w:lvl>
+    <w:lvl w:ilvl="5" w:tentative="1">
+      <w:start w:val="1"/>
+      <w:numFmt w:val="bullet"/>
+      <w:lvlText w:val=""/>
+      <w:lvlJc w:val="left"/>
+      <w:pPr>
+        <w:tabs>
+          <w:tab w:val="num" w:pos="4320"/>
+        </w:tabs>
+        <w:ind w:left="4320" w:hanging="360"/>
+      </w:pPr>
+      <w:rPr>
+        <w:rFonts w:ascii="Wingdings" w:hAnsi="Wingdings" w:hint="default"/>
+        <w:sz w:val="20"/>
+      </w:rPr>
+    </w:lvl>
+    <w:lvl w:ilvl="6" w:tentative="1">
+      <w:start w:val="1"/>
+      <w:numFmt w:val="bullet"/>
+      <w:lvlText w:val=""/>
+      <w:lvlJc w:val="left"/>
+      <w:pPr>
+        <w:tabs>
+          <w:tab w:val="num" w:pos="5040"/>
+        </w:tabs>
+        <w:ind w:left="5040" w:hanging="360"/>
+      </w:pPr>
+      <w:rPr>
+        <w:rFonts w:ascii="Wingdings" w:hAnsi="Wingdings" w:hint="default"/>
+        <w:sz w:val="20"/>
+      </w:rPr>
+    </w:lvl>
+    <w:lvl w:ilvl="7" w:tentative="1">
+      <w:start w:val="1"/>
+      <w:numFmt w:val="bullet"/>
+      <w:lvlText w:val=""/>
+      <w:lvlJc w:val="left"/>
+      <w:pPr>
+        <w:tabs>
+          <w:tab w:val="num" w:pos="5760"/>
+        </w:tabs>
+        <w:ind w:left="5760" w:hanging="360"/>
+      </w:pPr>
+      <w:rPr>
+        <w:rFonts w:ascii="Wingdings" w:hAnsi="Wingdings" w:hint="default"/>
+        <w:sz w:val="20"/>
+      </w:rPr>
+    </w:lvl>
+    <w:lvl w:ilvl="8" w:tentative="1">
+      <w:start w:val="1"/>
+      <w:numFmt w:val="bullet"/>
+      <w:lvlText w:val=""/>
+      <w:lvlJc w:val="left"/>
+      <w:pPr>
+        <w:tabs>
+          <w:tab w:val="num" w:pos="6480"/>
+        </w:tabs>
+        <w:ind w:left="6480" w:hanging="360"/>
+      </w:pPr>
+      <w:rPr>
+        <w:rFonts w:ascii="Wingdings" w:hAnsi="Wingdings" w:hint="default"/>
+        <w:sz w:val="20"/>
+      </w:rPr>
+    </w:lvl>
+  </w:abstractNum>
+  <w:abstractNum w:abstractNumId="21" w15:restartNumberingAfterBreak="0">
+    <w:nsid w:val="69081BC8"/>
+    <w:multiLevelType w:val="multilevel"/>
+    <w:tmpl w:val="FFBC6908"/>
+    <w:lvl w:ilvl="0">
+      <w:start w:val="1"/>
+      <w:numFmt w:val="bullet"/>
+      <w:lvlText w:val=""/>
+      <w:lvlJc w:val="left"/>
+      <w:pPr>
+        <w:tabs>
+          <w:tab w:val="num" w:pos="720"/>
+        </w:tabs>
+        <w:ind w:left="720" w:hanging="360"/>
+      </w:pPr>
+      <w:rPr>
+        <w:rFonts w:ascii="Symbol" w:hAnsi="Symbol" w:hint="default"/>
+        <w:sz w:val="20"/>
+      </w:rPr>
+    </w:lvl>
+    <w:lvl w:ilvl="1" w:tentative="1">
+      <w:start w:val="1"/>
+      <w:numFmt w:val="bullet"/>
+      <w:lvlText w:val="o"/>
+      <w:lvlJc w:val="left"/>
+      <w:pPr>
+        <w:tabs>
+          <w:tab w:val="num" w:pos="1440"/>
+        </w:tabs>
+        <w:ind w:left="1440" w:hanging="360"/>
+      </w:pPr>
+      <w:rPr>
+        <w:rFonts w:ascii="Courier New" w:hAnsi="Courier New" w:hint="default"/>
+        <w:sz w:val="20"/>
+      </w:rPr>
+    </w:lvl>
+    <w:lvl w:ilvl="2" w:tentative="1">
+      <w:start w:val="1"/>
+      <w:numFmt w:val="bullet"/>
+      <w:lvlText w:val=""/>
+      <w:lvlJc w:val="left"/>
+      <w:pPr>
+        <w:tabs>
+          <w:tab w:val="num" w:pos="2160"/>
+        </w:tabs>
+        <w:ind w:left="2160" w:hanging="360"/>
+      </w:pPr>
+      <w:rPr>
+        <w:rFonts w:ascii="Wingdings" w:hAnsi="Wingdings" w:hint="default"/>
+        <w:sz w:val="20"/>
+      </w:rPr>
+    </w:lvl>
+    <w:lvl w:ilvl="3" w:tentative="1">
+      <w:start w:val="1"/>
+      <w:numFmt w:val="bullet"/>
+      <w:lvlText w:val=""/>
+      <w:lvlJc w:val="left"/>
+      <w:pPr>
+        <w:tabs>
+          <w:tab w:val="num" w:pos="2880"/>
+        </w:tabs>
+        <w:ind w:left="2880" w:hanging="360"/>
+      </w:pPr>
+      <w:rPr>
+        <w:rFonts w:ascii="Wingdings" w:hAnsi="Wingdings" w:hint="default"/>
+        <w:sz w:val="20"/>
+      </w:rPr>
+    </w:lvl>
+    <w:lvl w:ilvl="4" w:tentative="1">
+      <w:start w:val="1"/>
+      <w:numFmt w:val="bullet"/>
+      <w:lvlText w:val=""/>
+      <w:lvlJc w:val="left"/>
+      <w:pPr>
+        <w:tabs>
+          <w:tab w:val="num" w:pos="3600"/>
+        </w:tabs>
+        <w:ind w:left="3600" w:hanging="360"/>
+      </w:pPr>
+      <w:rPr>
+        <w:rFonts w:ascii="Wingdings" w:hAnsi="Wingdings" w:hint="default"/>
+        <w:sz w:val="20"/>
+      </w:rPr>
+    </w:lvl>
+    <w:lvl w:ilvl="5" w:tentative="1">
+      <w:start w:val="1"/>
+      <w:numFmt w:val="bullet"/>
+      <w:lvlText w:val=""/>
+      <w:lvlJc w:val="left"/>
+      <w:pPr>
+        <w:tabs>
+          <w:tab w:val="num" w:pos="4320"/>
+        </w:tabs>
+        <w:ind w:left="4320" w:hanging="360"/>
+      </w:pPr>
+      <w:rPr>
+        <w:rFonts w:ascii="Wingdings" w:hAnsi="Wingdings" w:hint="default"/>
+        <w:sz w:val="20"/>
+      </w:rPr>
+    </w:lvl>
+    <w:lvl w:ilvl="6" w:tentative="1">
+      <w:start w:val="1"/>
+      <w:numFmt w:val="bullet"/>
+      <w:lvlText w:val=""/>
+      <w:lvlJc w:val="left"/>
+      <w:pPr>
+        <w:tabs>
+          <w:tab w:val="num" w:pos="5040"/>
+        </w:tabs>
+        <w:ind w:left="5040" w:hanging="360"/>
+      </w:pPr>
+      <w:rPr>
+        <w:rFonts w:ascii="Wingdings" w:hAnsi="Wingdings" w:hint="default"/>
+        <w:sz w:val="20"/>
+      </w:rPr>
+    </w:lvl>
+    <w:lvl w:ilvl="7" w:tentative="1">
+      <w:start w:val="1"/>
+      <w:numFmt w:val="bullet"/>
+      <w:lvlText w:val=""/>
+      <w:lvlJc w:val="left"/>
+      <w:pPr>
+        <w:tabs>
+          <w:tab w:val="num" w:pos="5760"/>
+        </w:tabs>
+        <w:ind w:left="5760" w:hanging="360"/>
+      </w:pPr>
+      <w:rPr>
+        <w:rFonts w:ascii="Wingdings" w:hAnsi="Wingdings" w:hint="default"/>
+        <w:sz w:val="20"/>
+      </w:rPr>
+    </w:lvl>
+    <w:lvl w:ilvl="8" w:tentative="1">
+      <w:start w:val="1"/>
+      <w:numFmt w:val="bullet"/>
+      <w:lvlText w:val=""/>
+      <w:lvlJc w:val="left"/>
+      <w:pPr>
+        <w:tabs>
+          <w:tab w:val="num" w:pos="6480"/>
+        </w:tabs>
+        <w:ind w:left="6480" w:hanging="360"/>
+      </w:pPr>
+      <w:rPr>
+        <w:rFonts w:ascii="Wingdings" w:hAnsi="Wingdings" w:hint="default"/>
+        <w:sz w:val="20"/>
+      </w:rPr>
+    </w:lvl>
+  </w:abstractNum>
+  <w:abstractNum w:abstractNumId="22" w15:restartNumberingAfterBreak="0">
+    <w:nsid w:val="747B5176"/>
+    <w:multiLevelType w:val="multilevel"/>
+    <w:tmpl w:val="D77085EE"/>
+    <w:lvl w:ilvl="0">
+      <w:start w:val="1"/>
+      <w:numFmt w:val="bullet"/>
+      <w:lvlText w:val=""/>
+      <w:lvlJc w:val="left"/>
+      <w:pPr>
+        <w:tabs>
+          <w:tab w:val="num" w:pos="720"/>
+        </w:tabs>
+        <w:ind w:left="720" w:hanging="360"/>
+      </w:pPr>
+      <w:rPr>
+        <w:rFonts w:ascii="Symbol" w:hAnsi="Symbol" w:hint="default"/>
+        <w:sz w:val="20"/>
+      </w:rPr>
+    </w:lvl>
+    <w:lvl w:ilvl="1" w:tentative="1">
+      <w:start w:val="1"/>
+      <w:numFmt w:val="bullet"/>
+      <w:lvlText w:val="o"/>
+      <w:lvlJc w:val="left"/>
+      <w:pPr>
+        <w:tabs>
+          <w:tab w:val="num" w:pos="1440"/>
+        </w:tabs>
+        <w:ind w:left="1440" w:hanging="360"/>
+      </w:pPr>
+      <w:rPr>
+        <w:rFonts w:ascii="Courier New" w:hAnsi="Courier New" w:hint="default"/>
+        <w:sz w:val="20"/>
+      </w:rPr>
+    </w:lvl>
+    <w:lvl w:ilvl="2" w:tentative="1">
+      <w:start w:val="1"/>
+      <w:numFmt w:val="bullet"/>
+      <w:lvlText w:val=""/>
+      <w:lvlJc w:val="left"/>
+      <w:pPr>
+        <w:tabs>
+          <w:tab w:val="num" w:pos="2160"/>
+        </w:tabs>
+        <w:ind w:left="2160" w:hanging="360"/>
+      </w:pPr>
+      <w:rPr>
+        <w:rFonts w:ascii="Wingdings" w:hAnsi="Wingdings" w:hint="default"/>
+        <w:sz w:val="20"/>
+      </w:rPr>
+    </w:lvl>
+    <w:lvl w:ilvl="3" w:tentative="1">
+      <w:start w:val="1"/>
+      <w:numFmt w:val="bullet"/>
+      <w:lvlText w:val=""/>
+      <w:lvlJc w:val="left"/>
+      <w:pPr>
+        <w:tabs>
+          <w:tab w:val="num" w:pos="2880"/>
+        </w:tabs>
+        <w:ind w:left="2880" w:hanging="360"/>
+      </w:pPr>
+      <w:rPr>
+        <w:rFonts w:ascii="Wingdings" w:hAnsi="Wingdings" w:hint="default"/>
+        <w:sz w:val="20"/>
+      </w:rPr>
+    </w:lvl>
+    <w:lvl w:ilvl="4" w:tentative="1">
+      <w:start w:val="1"/>
+      <w:numFmt w:val="bullet"/>
+      <w:lvlText w:val=""/>
+      <w:lvlJc w:val="left"/>
+      <w:pPr>
+        <w:tabs>
+          <w:tab w:val="num" w:pos="3600"/>
+        </w:tabs>
+        <w:ind w:left="3600" w:hanging="360"/>
+      </w:pPr>
+      <w:rPr>
+        <w:rFonts w:ascii="Wingdings" w:hAnsi="Wingdings" w:hint="default"/>
+        <w:sz w:val="20"/>
+      </w:rPr>
+    </w:lvl>
+    <w:lvl w:ilvl="5" w:tentative="1">
+      <w:start w:val="1"/>
+      <w:numFmt w:val="bullet"/>
+      <w:lvlText w:val=""/>
+      <w:lvlJc w:val="left"/>
+      <w:pPr>
+        <w:tabs>
+          <w:tab w:val="num" w:pos="4320"/>
+        </w:tabs>
+        <w:ind w:left="4320" w:hanging="360"/>
+      </w:pPr>
+      <w:rPr>
+        <w:rFonts w:ascii="Wingdings" w:hAnsi="Wingdings" w:hint="default"/>
+        <w:sz w:val="20"/>
+      </w:rPr>
+    </w:lvl>
+    <w:lvl w:ilvl="6" w:tentative="1">
+      <w:start w:val="1"/>
+      <w:numFmt w:val="bullet"/>
+      <w:lvlText w:val=""/>
+      <w:lvlJc w:val="left"/>
+      <w:pPr>
+        <w:tabs>
+          <w:tab w:val="num" w:pos="5040"/>
+        </w:tabs>
+        <w:ind w:left="5040" w:hanging="360"/>
+      </w:pPr>
+      <w:rPr>
+        <w:rFonts w:ascii="Wingdings" w:hAnsi="Wingdings" w:hint="default"/>
+        <w:sz w:val="20"/>
+      </w:rPr>
+    </w:lvl>
+    <w:lvl w:ilvl="7" w:tentative="1">
+      <w:start w:val="1"/>
+      <w:numFmt w:val="bullet"/>
+      <w:lvlText w:val=""/>
+      <w:lvlJc w:val="left"/>
+      <w:pPr>
+        <w:tabs>
+          <w:tab w:val="num" w:pos="5760"/>
+        </w:tabs>
+        <w:ind w:left="5760" w:hanging="360"/>
+      </w:pPr>
+      <w:rPr>
+        <w:rFonts w:ascii="Wingdings" w:hAnsi="Wingdings" w:hint="default"/>
+        <w:sz w:val="20"/>
+      </w:rPr>
+    </w:lvl>
+    <w:lvl w:ilvl="8" w:tentative="1">
+      <w:start w:val="1"/>
+      <w:numFmt w:val="bullet"/>
+      <w:lvlText w:val=""/>
+      <w:lvlJc w:val="left"/>
+      <w:pPr>
+        <w:tabs>
+          <w:tab w:val="num" w:pos="6480"/>
+        </w:tabs>
+        <w:ind w:left="6480" w:hanging="360"/>
+      </w:pPr>
+      <w:rPr>
+        <w:rFonts w:ascii="Wingdings" w:hAnsi="Wingdings" w:hint="default"/>
+        <w:sz w:val="20"/>
       </w:rPr>
     </w:lvl>
   </w:abstractNum>
@@ -1597,6 +10180,48 @@
   </w:num>
   <w:num w:numId="9" w16cid:durableId="1202792164">
     <w:abstractNumId w:val="0"/>
+  </w:num>
+  <w:num w:numId="10" w16cid:durableId="25564246">
+    <w:abstractNumId w:val="12"/>
+  </w:num>
+  <w:num w:numId="11" w16cid:durableId="1186863163">
+    <w:abstractNumId w:val="16"/>
+  </w:num>
+  <w:num w:numId="12" w16cid:durableId="458302443">
+    <w:abstractNumId w:val="14"/>
+  </w:num>
+  <w:num w:numId="13" w16cid:durableId="1706443769">
+    <w:abstractNumId w:val="10"/>
+  </w:num>
+  <w:num w:numId="14" w16cid:durableId="2038390550">
+    <w:abstractNumId w:val="21"/>
+  </w:num>
+  <w:num w:numId="15" w16cid:durableId="1665818638">
+    <w:abstractNumId w:val="9"/>
+  </w:num>
+  <w:num w:numId="16" w16cid:durableId="4406578">
+    <w:abstractNumId w:val="13"/>
+  </w:num>
+  <w:num w:numId="17" w16cid:durableId="1336616343">
+    <w:abstractNumId w:val="20"/>
+  </w:num>
+  <w:num w:numId="18" w16cid:durableId="1155687560">
+    <w:abstractNumId w:val="15"/>
+  </w:num>
+  <w:num w:numId="19" w16cid:durableId="995845362">
+    <w:abstractNumId w:val="22"/>
+  </w:num>
+  <w:num w:numId="20" w16cid:durableId="690494237">
+    <w:abstractNumId w:val="17"/>
+  </w:num>
+  <w:num w:numId="21" w16cid:durableId="213322966">
+    <w:abstractNumId w:val="19"/>
+  </w:num>
+  <w:num w:numId="22" w16cid:durableId="1854807457">
+    <w:abstractNumId w:val="11"/>
+  </w:num>
+  <w:num w:numId="23" w16cid:durableId="1735471859">
+    <w:abstractNumId w:val="18"/>
   </w:num>
 </w:numbering>
 </file>
@@ -2208,7 +10833,6 @@
   <w:style w:type="character" w:default="1" w:styleId="DefaultParagraphFont">
     <w:name w:val="Default Paragraph Font"/>
     <w:uiPriority w:val="1"/>
-    <w:semiHidden/>
     <w:unhideWhenUsed/>
   </w:style>
   <w:style w:type="table" w:default="1" w:styleId="TableNormal">
